--- a/fuentes/CFA1_84920096_DU.docx
+++ b/fuentes/CFA1_84920096_DU.docx
@@ -85,7 +85,7 @@
               </wp:anchor>
             </w:drawing>
           </mc:Choice>
-          <mc:Fallback xmlns:w16sdtfl="http://schemas.microsoft.com/office/word/2024/wordml/sdtformatlock" xmlns:w16du="http://schemas.microsoft.com/office/word/2023/wordml/word16du" xmlns:oel="http://schemas.microsoft.com/office/2019/extlst">
+          <mc:Fallback xmlns:oel="http://schemas.microsoft.com/office/2019/extlst" xmlns:w16du="http://schemas.microsoft.com/office/word/2023/wordml/word16du" xmlns:w16sdtfl="http://schemas.microsoft.com/office/word/2024/wordml/sdtformatlock">
             <w:pict>
               <v:rect w14:anchorId="4E7873B1" id="Rectángulo 3" o:spid="_x0000_s1026" alt="&quot;&quot;" style="position:absolute;margin-left:-54pt;margin-top:31.65pt;width:613.85pt;height:204pt;z-index:-251655168;visibility:visible;mso-wrap-style:square;mso-height-percent:0;mso-wrap-distance-left:9pt;mso-wrap-distance-top:0;mso-wrap-distance-right:9pt;mso-wrap-distance-bottom:0;mso-position-horizontal:absolute;mso-position-horizontal-relative:text;mso-position-vertical:absolute;mso-position-vertical-relative:text;mso-height-percent:0;mso-height-relative:margin;v-text-anchor:middle" o:gfxdata="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" fillcolor="#00314d" stroked="f" strokeweight="1pt"/>
             </w:pict>
@@ -4244,7 +4244,19 @@
           <w:lang w:val="es-419" w:eastAsia="es-CO"/>
         </w:rPr>
         <w:lastRenderedPageBreak/>
-        <w:t xml:space="preserve">Según el blog de la empresa </w:t>
+        <w:t xml:space="preserve">Según el </w:t>
+      </w:r>
+      <w:r>
+        <w:rPr>
+          <w:rStyle w:val="Extranjerismo"/>
+        </w:rPr>
+        <w:t>blog</w:t>
+      </w:r>
+      <w:r>
+        <w:rPr>
+          <w:lang w:val="es-419" w:eastAsia="es-CO"/>
+        </w:rPr>
+        <w:t xml:space="preserve"> de la empresa </w:t>
       </w:r>
       <w:proofErr w:type="spellStart"/>
       <w:r>
@@ -11820,6 +11832,7 @@
           <w:szCs w:val="24"/>
           <w:lang w:val="es-419" w:eastAsia="es-CO"/>
         </w:rPr>
+        <w:lastRenderedPageBreak/>
         <w:t>Fuente</w:t>
       </w:r>
       <w:r>
@@ -22109,15 +22122,6 @@
 </file>
 
 <file path=customXml/item1.xml><?xml version="1.0" encoding="utf-8"?>
-<?mso-contentType ?>
-<FormTemplates xmlns="http://schemas.microsoft.com/sharepoint/v3/contenttype/forms">
-  <Display>DocumentLibraryForm</Display>
-  <Edit>DocumentLibraryForm</Edit>
-  <New>DocumentLibraryForm</New>
-</FormTemplates>
-</file>
-
-<file path=customXml/item2.xml><?xml version="1.0" encoding="utf-8"?>
 <ct:contentTypeSchema xmlns:ct="http://schemas.microsoft.com/office/2006/metadata/contentType" xmlns:ma="http://schemas.microsoft.com/office/2006/metadata/properties/metaAttributes" ct:_="" ma:_="" ma:contentTypeName="Documento" ma:contentTypeID="0x01010049282E1EDBE9234EA9E6D38F720E265F" ma:contentTypeVersion="15" ma:contentTypeDescription="Crear nuevo documento." ma:contentTypeScope="" ma:versionID="b31c7aa9eaf043a08b87120b3c4916e3">
   <xsd:schema xmlns:xsd="http://www.w3.org/2001/XMLSchema" xmlns:xs="http://www.w3.org/2001/XMLSchema" xmlns:p="http://schemas.microsoft.com/office/2006/metadata/properties" xmlns:ns2="cb45339b-ced9-4d0d-8f64-77573914d53b" xmlns:ns3="43a3ca16-9c26-4813-b83f-4aec9927b43f" targetNamespace="http://schemas.microsoft.com/office/2006/metadata/properties" ma:root="true" ma:fieldsID="3533d065b04d75c457075bc55f1f5315" ns2:_="" ns3:_="">
     <xsd:import namespace="cb45339b-ced9-4d0d-8f64-77573914d53b"/>
@@ -22352,11 +22356,16 @@
 </ct:contentTypeSchema>
 </file>
 
-<file path=customXml/item3.xml><?xml version="1.0" encoding="utf-8"?>
-<b:Sources xmlns:b="http://schemas.openxmlformats.org/officeDocument/2006/bibliography" xmlns="http://schemas.openxmlformats.org/officeDocument/2006/bibliography" SelectedStyle="\APASixthEditionOfficeOnline.xsl" StyleName="APA" Version="6"/>
+<file path=customXml/item2.xml><?xml version="1.0" encoding="utf-8"?>
+<?mso-contentType ?>
+<FormTemplates xmlns="http://schemas.microsoft.com/sharepoint/v3/contenttype/forms">
+  <Display>DocumentLibraryForm</Display>
+  <Edit>DocumentLibraryForm</Edit>
+  <New>DocumentLibraryForm</New>
+</FormTemplates>
 </file>
 
-<file path=customXml/item4.xml><?xml version="1.0" encoding="utf-8"?>
+<file path=customXml/item3.xml><?xml version="1.0" encoding="utf-8"?>
 <p:properties xmlns:p="http://schemas.microsoft.com/office/2006/metadata/properties" xmlns:xsi="http://www.w3.org/2001/XMLSchema-instance" xmlns:pc="http://schemas.microsoft.com/office/infopath/2007/PartnerControls">
   <documentManagement>
     <TaxCatchAll xmlns="cb45339b-ced9-4d0d-8f64-77573914d53b"/>
@@ -22367,15 +22376,11 @@
 </p:properties>
 </file>
 
-<file path=customXml/itemProps1.xml><?xml version="1.0" encoding="utf-8"?>
-<ds:datastoreItem xmlns:ds="http://schemas.openxmlformats.org/officeDocument/2006/customXml" ds:itemID="{81CBDEC1-3B00-44ED-AD36-0268077980BA}">
-  <ds:schemaRefs>
-    <ds:schemaRef ds:uri="http://schemas.microsoft.com/sharepoint/v3/contenttype/forms"/>
-  </ds:schemaRefs>
-</ds:datastoreItem>
+<file path=customXml/item4.xml><?xml version="1.0" encoding="utf-8"?>
+<b:Sources xmlns:b="http://schemas.openxmlformats.org/officeDocument/2006/bibliography" xmlns="http://schemas.openxmlformats.org/officeDocument/2006/bibliography" SelectedStyle="\APASixthEditionOfficeOnline.xsl" StyleName="APA" Version="6"/>
 </file>
 
-<file path=customXml/itemProps2.xml><?xml version="1.0" encoding="utf-8"?>
+<file path=customXml/itemProps1.xml><?xml version="1.0" encoding="utf-8"?>
 <ds:datastoreItem xmlns:ds="http://schemas.openxmlformats.org/officeDocument/2006/customXml" ds:itemID="{DF43E046-DB0C-42D1-8C73-AE38B52F1ED7}">
   <ds:schemaRefs>
     <ds:schemaRef ds:uri="http://schemas.microsoft.com/office/2006/metadata/contentType"/>
@@ -22394,15 +22399,15 @@
 </ds:datastoreItem>
 </file>
 
-<file path=customXml/itemProps3.xml><?xml version="1.0" encoding="utf-8"?>
-<ds:datastoreItem xmlns:ds="http://schemas.openxmlformats.org/officeDocument/2006/customXml" ds:itemID="{E8AB44A3-7C62-4BD2-82ED-8ABC209970FA}">
+<file path=customXml/itemProps2.xml><?xml version="1.0" encoding="utf-8"?>
+<ds:datastoreItem xmlns:ds="http://schemas.openxmlformats.org/officeDocument/2006/customXml" ds:itemID="{81CBDEC1-3B00-44ED-AD36-0268077980BA}">
   <ds:schemaRefs>
-    <ds:schemaRef ds:uri="http://schemas.openxmlformats.org/officeDocument/2006/bibliography"/>
+    <ds:schemaRef ds:uri="http://schemas.microsoft.com/sharepoint/v3/contenttype/forms"/>
   </ds:schemaRefs>
 </ds:datastoreItem>
 </file>
 
-<file path=customXml/itemProps4.xml><?xml version="1.0" encoding="utf-8"?>
+<file path=customXml/itemProps3.xml><?xml version="1.0" encoding="utf-8"?>
 <ds:datastoreItem xmlns:ds="http://schemas.openxmlformats.org/officeDocument/2006/customXml" ds:itemID="{1145D752-ACC1-45E1-AB53-0C756F67FC7F}">
   <ds:schemaRefs>
     <ds:schemaRef ds:uri="http://schemas.microsoft.com/office/2006/metadata/properties"/>
@@ -22411,4 +22416,12 @@
     <ds:schemaRef ds:uri="43a3ca16-9c26-4813-b83f-4aec9927b43f"/>
   </ds:schemaRefs>
 </ds:datastoreItem>
+</file>
+
+<file path=customXml/itemProps4.xml><?xml version="1.0" encoding="utf-8"?>
+<ds:datastoreItem xmlns:ds="http://schemas.openxmlformats.org/officeDocument/2006/customXml" ds:itemID="{E8AB44A3-7C62-4BD2-82ED-8ABC209970FA}">
+  <ds:schemaRefs>
+    <ds:schemaRef ds:uri="http://schemas.openxmlformats.org/officeDocument/2006/bibliography"/>
+  </ds:schemaRefs>
+</ds:datastoreItem>
 </file>
--- a/fuentes/CFA1_84920096_DU.docx
+++ b/fuentes/CFA1_84920096_DU.docx
@@ -1,6 +1,6 @@
 
 <file path=word/document.xml><?xml version="1.0" encoding="utf-8"?>
-<w:document xmlns:wpc="http://schemas.microsoft.com/office/word/2010/wordprocessingCanvas" xmlns:cx="http://schemas.microsoft.com/office/drawing/2014/chartex" xmlns:cx1="http://schemas.microsoft.com/office/drawing/2015/9/8/chartex" xmlns:cx2="http://schemas.microsoft.com/office/drawing/2015/10/21/chartex" xmlns:cx3="http://schemas.microsoft.com/office/drawing/2016/5/9/chartex" xmlns:cx4="http://schemas.microsoft.com/office/drawing/2016/5/10/chartex" xmlns:cx5="http://schemas.microsoft.com/office/drawing/2016/5/11/chartex" xmlns:cx6="http://schemas.microsoft.com/office/drawing/2016/5/12/chartex" xmlns:cx7="http://schemas.microsoft.com/office/drawing/2016/5/13/chartex" xmlns:cx8="http://schemas.microsoft.com/office/drawing/2016/5/14/chartex" xmlns:mc="http://schemas.openxmlformats.org/markup-compatibility/2006" xmlns:aink="http://schemas.microsoft.com/office/drawing/2016/ink" xmlns:am3d="http://schemas.microsoft.com/office/drawing/2017/model3d" xmlns:o="urn:schemas-microsoft-com:office:office" xmlns:r="http://schemas.openxmlformats.org/officeDocument/2006/relationships" xmlns:m="http://schemas.openxmlformats.org/officeDocument/2006/math" xmlns:v="urn:schemas-microsoft-com:vml" xmlns:wp14="http://schemas.microsoft.com/office/word/2010/wordprocessingDrawing" xmlns:wp="http://schemas.openxmlformats.org/drawingml/2006/wordprocessingDrawing" xmlns:w10="urn:schemas-microsoft-com:office:word" xmlns:w="http://schemas.openxmlformats.org/wordprocessingml/2006/main" xmlns:w14="http://schemas.microsoft.com/office/word/2010/wordml" xmlns:w15="http://schemas.microsoft.com/office/word/2012/wordml" xmlns:w16cex="http://schemas.microsoft.com/office/word/2018/wordml/cex" xmlns:w16cid="http://schemas.microsoft.com/office/word/2016/wordml/cid" xmlns:w16="http://schemas.microsoft.com/office/word/2018/wordml" xmlns:w16sdtdh="http://schemas.microsoft.com/office/word/2020/wordml/sdtdatahash" xmlns:w16se="http://schemas.microsoft.com/office/word/2015/wordml/symex" xmlns:wpg="http://schemas.microsoft.com/office/word/2010/wordprocessingGroup" xmlns:wpi="http://schemas.microsoft.com/office/word/2010/wordprocessingInk" xmlns:wne="http://schemas.microsoft.com/office/word/2006/wordml" xmlns:wps="http://schemas.microsoft.com/office/word/2010/wordprocessingShape" mc:Ignorable="w14 w15 w16se w16cid w16 w16cex w16sdtdh wp14">
+<w:document xmlns:wpc="http://schemas.microsoft.com/office/word/2010/wordprocessingCanvas" xmlns:cx="http://schemas.microsoft.com/office/drawing/2014/chartex" xmlns:cx1="http://schemas.microsoft.com/office/drawing/2015/9/8/chartex" xmlns:cx2="http://schemas.microsoft.com/office/drawing/2015/10/21/chartex" xmlns:cx3="http://schemas.microsoft.com/office/drawing/2016/5/9/chartex" xmlns:cx4="http://schemas.microsoft.com/office/drawing/2016/5/10/chartex" xmlns:cx5="http://schemas.microsoft.com/office/drawing/2016/5/11/chartex" xmlns:cx6="http://schemas.microsoft.com/office/drawing/2016/5/12/chartex" xmlns:cx7="http://schemas.microsoft.com/office/drawing/2016/5/13/chartex" xmlns:cx8="http://schemas.microsoft.com/office/drawing/2016/5/14/chartex" xmlns:mc="http://schemas.openxmlformats.org/markup-compatibility/2006" xmlns:aink="http://schemas.microsoft.com/office/drawing/2016/ink" xmlns:am3d="http://schemas.microsoft.com/office/drawing/2017/model3d" xmlns:o="urn:schemas-microsoft-com:office:office" xmlns:oel="http://schemas.microsoft.com/office/2019/extlst" xmlns:r="http://schemas.openxmlformats.org/officeDocument/2006/relationships" xmlns:m="http://schemas.openxmlformats.org/officeDocument/2006/math" xmlns:v="urn:schemas-microsoft-com:vml" xmlns:wp14="http://schemas.microsoft.com/office/word/2010/wordprocessingDrawing" xmlns:wp="http://schemas.openxmlformats.org/drawingml/2006/wordprocessingDrawing" xmlns:w10="urn:schemas-microsoft-com:office:word" xmlns:w="http://schemas.openxmlformats.org/wordprocessingml/2006/main" xmlns:w14="http://schemas.microsoft.com/office/word/2010/wordml" xmlns:w15="http://schemas.microsoft.com/office/word/2012/wordml" xmlns:w16cex="http://schemas.microsoft.com/office/word/2018/wordml/cex" xmlns:w16cid="http://schemas.microsoft.com/office/word/2016/wordml/cid" xmlns:w16="http://schemas.microsoft.com/office/word/2018/wordml" xmlns:w16du="http://schemas.microsoft.com/office/word/2023/wordml/word16du" xmlns:w16sdtdh="http://schemas.microsoft.com/office/word/2020/wordml/sdtdatahash" xmlns:w16sdtfl="http://schemas.microsoft.com/office/word/2024/wordml/sdtformatlock" xmlns:w16se="http://schemas.microsoft.com/office/word/2015/wordml/symex" xmlns:wpg="http://schemas.microsoft.com/office/word/2010/wordprocessingGroup" xmlns:wpi="http://schemas.microsoft.com/office/word/2010/wordprocessingInk" xmlns:wne="http://schemas.microsoft.com/office/word/2006/wordml" xmlns:wps="http://schemas.microsoft.com/office/word/2010/wordprocessingShape" mc:Ignorable="w14 w15 w16se w16cid w16 w16cex w16sdtdh w16sdtfl w16du wp14">
   <w:body>
     <w:p>
       <w:pPr>
@@ -85,7 +85,7 @@
               </wp:anchor>
             </w:drawing>
           </mc:Choice>
-          <mc:Fallback xmlns:oel="http://schemas.microsoft.com/office/2019/extlst" xmlns:w16du="http://schemas.microsoft.com/office/word/2023/wordml/word16du" xmlns:w16sdtfl="http://schemas.microsoft.com/office/word/2024/wordml/sdtformatlock">
+          <mc:Fallback>
             <w:pict>
               <v:rect w14:anchorId="4E7873B1" id="Rectángulo 3" o:spid="_x0000_s1026" alt="&quot;&quot;" style="position:absolute;margin-left:-54pt;margin-top:31.65pt;width:613.85pt;height:204pt;z-index:-251655168;visibility:visible;mso-wrap-style:square;mso-height-percent:0;mso-wrap-distance-left:9pt;mso-wrap-distance-top:0;mso-wrap-distance-right:9pt;mso-wrap-distance-bottom:0;mso-position-horizontal:absolute;mso-position-horizontal-relative:text;mso-position-vertical:absolute;mso-position-vertical-relative:text;mso-height-percent:0;mso-height-relative:margin;v-text-anchor:middle" o:gfxdata="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" fillcolor="#00314d" stroked="f" strokeweight="1pt"/>
             </w:pict>
@@ -267,7 +267,7 @@
                 <v:stroke joinstyle="miter"/>
                 <v:path gradientshapeok="t" o:connecttype="rect"/>
               </v:shapetype>
-              <v:shape id="Cuadro de texto 2" o:spid="_x0000_s1026" type="#_x0000_t202" alt="&quot;&quot;" style="position:absolute;left:0;text-align:left;margin-left:-7.2pt;margin-top:33.5pt;width:488.95pt;height:143.25pt;z-index:251663360;visibility:visible;mso-wrap-style:square;mso-width-percent:0;mso-height-percent:0;mso-wrap-distance-left:9pt;mso-wrap-distance-top:3.6pt;mso-wrap-distance-right:9pt;mso-wrap-distance-bottom:3.6pt;mso-position-horizontal:absolute;mso-position-horizontal-relative:text;mso-position-vertical:absolute;mso-position-vertical-relative:text;mso-width-percent:0;mso-height-percent:0;mso-width-relative:margin;mso-height-relative:margin;v-text-anchor:top" o:gfxdata="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" filled="f" stroked="f">
+              <v:shape id="Cuadro de texto 2" o:spid="_x0000_s1026" type="#_x0000_t202" alt="&quot;&quot;" style="position:absolute;left:0;text-align:left;margin-left:-7.2pt;margin-top:33.5pt;width:488.95pt;height:143.25pt;z-index:251663360;visibility:visible;mso-wrap-style:square;mso-width-percent:0;mso-height-percent:0;mso-wrap-distance-left:9pt;mso-wrap-distance-top:3.6pt;mso-wrap-distance-right:9pt;mso-wrap-distance-bottom:3.6pt;mso-position-horizontal:absolute;mso-position-horizontal-relative:text;mso-position-vertical:absolute;mso-position-vertical-relative:text;mso-width-percent:0;mso-height-percent:0;mso-width-relative:margin;mso-height-relative:margin;v-text-anchor:top" o:gfxdata="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" filled="f" stroked="f">
                 <v:textbox>
                   <w:txbxContent>
                     <w:p>
@@ -508,10 +508,9 @@
             <w:rPr>
               <w:rFonts w:eastAsiaTheme="minorEastAsia"/>
               <w:noProof/>
-              <w:kern w:val="0"/>
-              <w:sz w:val="22"/>
-              <w:lang w:eastAsia="es-CO"/>
-              <w14:ligatures w14:val="none"/>
+              <w:sz w:val="24"/>
+              <w:szCs w:val="24"/>
+              <w:lang w:eastAsia="es-MX"/>
             </w:rPr>
           </w:pPr>
           <w:r>
@@ -523,7 +522,7 @@
           <w:r>
             <w:fldChar w:fldCharType="separate"/>
           </w:r>
-          <w:hyperlink w:anchor="_Toc204962711" w:history="1">
+          <w:hyperlink w:anchor="_Toc207276412" w:history="1">
             <w:r>
               <w:rPr>
                 <w:rStyle w:val="Hipervnculo"/>
@@ -550,7 +549,7 @@
                 <w:noProof/>
                 <w:webHidden/>
               </w:rPr>
-              <w:instrText xml:space="preserve"> PAGEREF _Toc204962711 \h </w:instrText>
+              <w:instrText xml:space="preserve"> PAGEREF _Toc207276412 \h </w:instrText>
             </w:r>
             <w:r>
               <w:rPr>
@@ -585,19 +584,18 @@
           <w:pPr>
             <w:pStyle w:val="TDC1"/>
             <w:tabs>
-              <w:tab w:val="left" w:pos="1320"/>
+              <w:tab w:val="left" w:pos="1200"/>
               <w:tab w:val="right" w:leader="dot" w:pos="9962"/>
             </w:tabs>
             <w:rPr>
               <w:rFonts w:eastAsiaTheme="minorEastAsia"/>
               <w:noProof/>
-              <w:kern w:val="0"/>
-              <w:sz w:val="22"/>
-              <w:lang w:eastAsia="es-CO"/>
-              <w14:ligatures w14:val="none"/>
+              <w:sz w:val="24"/>
+              <w:szCs w:val="24"/>
+              <w:lang w:eastAsia="es-MX"/>
             </w:rPr>
           </w:pPr>
-          <w:hyperlink w:anchor="_Toc204962712" w:history="1">
+          <w:hyperlink w:anchor="_Toc207276413" w:history="1">
             <w:r>
               <w:rPr>
                 <w:rStyle w:val="Hipervnculo"/>
@@ -609,10 +607,9 @@
               <w:rPr>
                 <w:rFonts w:eastAsiaTheme="minorEastAsia"/>
                 <w:noProof/>
-                <w:kern w:val="0"/>
-                <w:sz w:val="22"/>
-                <w:lang w:eastAsia="es-CO"/>
-                <w14:ligatures w14:val="none"/>
+                <w:sz w:val="24"/>
+                <w:szCs w:val="24"/>
+                <w:lang w:eastAsia="es-MX"/>
               </w:rPr>
               <w:tab/>
             </w:r>
@@ -642,7 +639,7 @@
                 <w:noProof/>
                 <w:webHidden/>
               </w:rPr>
-              <w:instrText xml:space="preserve"> PAGEREF _Toc204962712 \h </w:instrText>
+              <w:instrText xml:space="preserve"> PAGEREF _Toc207276413 \h </w:instrText>
             </w:r>
             <w:r>
               <w:rPr>
@@ -679,13 +676,12 @@
             <w:rPr>
               <w:rFonts w:eastAsiaTheme="minorEastAsia"/>
               <w:noProof/>
-              <w:kern w:val="0"/>
-              <w:sz w:val="22"/>
-              <w:lang w:eastAsia="es-CO"/>
-              <w14:ligatures w14:val="none"/>
+              <w:sz w:val="24"/>
+              <w:szCs w:val="24"/>
+              <w:lang w:eastAsia="es-MX"/>
             </w:rPr>
           </w:pPr>
-          <w:hyperlink w:anchor="_Toc204962713" w:history="1">
+          <w:hyperlink w:anchor="_Toc207276414" w:history="1">
             <w:r>
               <w:rPr>
                 <w:rStyle w:val="Hipervnculo"/>
@@ -697,10 +693,9 @@
               <w:rPr>
                 <w:rFonts w:eastAsiaTheme="minorEastAsia"/>
                 <w:noProof/>
-                <w:kern w:val="0"/>
-                <w:sz w:val="22"/>
-                <w:lang w:eastAsia="es-CO"/>
-                <w14:ligatures w14:val="none"/>
+                <w:sz w:val="24"/>
+                <w:szCs w:val="24"/>
+                <w:lang w:eastAsia="es-MX"/>
               </w:rPr>
               <w:tab/>
             </w:r>
@@ -730,7 +725,7 @@
                 <w:noProof/>
                 <w:webHidden/>
               </w:rPr>
-              <w:instrText xml:space="preserve"> PAGEREF _Toc204962713 \h </w:instrText>
+              <w:instrText xml:space="preserve"> PAGEREF _Toc207276414 \h </w:instrText>
             </w:r>
             <w:r>
               <w:rPr>
@@ -767,13 +762,12 @@
             <w:rPr>
               <w:rFonts w:eastAsiaTheme="minorEastAsia"/>
               <w:noProof/>
-              <w:kern w:val="0"/>
-              <w:sz w:val="22"/>
-              <w:lang w:eastAsia="es-CO"/>
-              <w14:ligatures w14:val="none"/>
+              <w:sz w:val="24"/>
+              <w:szCs w:val="24"/>
+              <w:lang w:eastAsia="es-MX"/>
             </w:rPr>
           </w:pPr>
-          <w:hyperlink w:anchor="_Toc204962714" w:history="1">
+          <w:hyperlink w:anchor="_Toc207276415" w:history="1">
             <w:r>
               <w:rPr>
                 <w:rStyle w:val="Hipervnculo"/>
@@ -785,10 +779,9 @@
               <w:rPr>
                 <w:rFonts w:eastAsiaTheme="minorEastAsia"/>
                 <w:noProof/>
-                <w:kern w:val="0"/>
-                <w:sz w:val="22"/>
-                <w:lang w:eastAsia="es-CO"/>
-                <w14:ligatures w14:val="none"/>
+                <w:sz w:val="24"/>
+                <w:szCs w:val="24"/>
+                <w:lang w:eastAsia="es-MX"/>
               </w:rPr>
               <w:tab/>
             </w:r>
@@ -818,7 +811,7 @@
                 <w:noProof/>
                 <w:webHidden/>
               </w:rPr>
-              <w:instrText xml:space="preserve"> PAGEREF _Toc204962714 \h </w:instrText>
+              <w:instrText xml:space="preserve"> PAGEREF _Toc207276415 \h </w:instrText>
             </w:r>
             <w:r>
               <w:rPr>
@@ -855,13 +848,12 @@
             <w:rPr>
               <w:rFonts w:eastAsiaTheme="minorEastAsia"/>
               <w:noProof/>
-              <w:kern w:val="0"/>
-              <w:sz w:val="22"/>
-              <w:lang w:eastAsia="es-CO"/>
-              <w14:ligatures w14:val="none"/>
+              <w:sz w:val="24"/>
+              <w:szCs w:val="24"/>
+              <w:lang w:eastAsia="es-MX"/>
             </w:rPr>
           </w:pPr>
-          <w:hyperlink w:anchor="_Toc204962715" w:history="1">
+          <w:hyperlink w:anchor="_Toc207276416" w:history="1">
             <w:r>
               <w:rPr>
                 <w:rStyle w:val="Hipervnculo"/>
@@ -873,10 +865,9 @@
               <w:rPr>
                 <w:rFonts w:eastAsiaTheme="minorEastAsia"/>
                 <w:noProof/>
-                <w:kern w:val="0"/>
-                <w:sz w:val="22"/>
-                <w:lang w:eastAsia="es-CO"/>
-                <w14:ligatures w14:val="none"/>
+                <w:sz w:val="24"/>
+                <w:szCs w:val="24"/>
+                <w:lang w:eastAsia="es-MX"/>
               </w:rPr>
               <w:tab/>
             </w:r>
@@ -906,7 +897,7 @@
                 <w:noProof/>
                 <w:webHidden/>
               </w:rPr>
-              <w:instrText xml:space="preserve"> PAGEREF _Toc204962715 \h </w:instrText>
+              <w:instrText xml:space="preserve"> PAGEREF _Toc207276416 \h </w:instrText>
             </w:r>
             <w:r>
               <w:rPr>
@@ -943,13 +934,12 @@
             <w:rPr>
               <w:rFonts w:eastAsiaTheme="minorEastAsia"/>
               <w:noProof/>
-              <w:kern w:val="0"/>
-              <w:sz w:val="22"/>
-              <w:lang w:eastAsia="es-CO"/>
-              <w14:ligatures w14:val="none"/>
+              <w:sz w:val="24"/>
+              <w:szCs w:val="24"/>
+              <w:lang w:eastAsia="es-MX"/>
             </w:rPr>
           </w:pPr>
-          <w:hyperlink w:anchor="_Toc204962716" w:history="1">
+          <w:hyperlink w:anchor="_Toc207276417" w:history="1">
             <w:r>
               <w:rPr>
                 <w:rStyle w:val="Hipervnculo"/>
@@ -961,10 +951,9 @@
               <w:rPr>
                 <w:rFonts w:eastAsiaTheme="minorEastAsia"/>
                 <w:noProof/>
-                <w:kern w:val="0"/>
-                <w:sz w:val="22"/>
-                <w:lang w:eastAsia="es-CO"/>
-                <w14:ligatures w14:val="none"/>
+                <w:sz w:val="24"/>
+                <w:szCs w:val="24"/>
+                <w:lang w:eastAsia="es-MX"/>
               </w:rPr>
               <w:tab/>
             </w:r>
@@ -994,7 +983,7 @@
                 <w:noProof/>
                 <w:webHidden/>
               </w:rPr>
-              <w:instrText xml:space="preserve"> PAGEREF _Toc204962716 \h </w:instrText>
+              <w:instrText xml:space="preserve"> PAGEREF _Toc207276417 \h </w:instrText>
             </w:r>
             <w:r>
               <w:rPr>
@@ -1031,13 +1020,12 @@
             <w:rPr>
               <w:rFonts w:eastAsiaTheme="minorEastAsia"/>
               <w:noProof/>
-              <w:kern w:val="0"/>
-              <w:sz w:val="22"/>
-              <w:lang w:eastAsia="es-CO"/>
-              <w14:ligatures w14:val="none"/>
+              <w:sz w:val="24"/>
+              <w:szCs w:val="24"/>
+              <w:lang w:eastAsia="es-MX"/>
             </w:rPr>
           </w:pPr>
-          <w:hyperlink w:anchor="_Toc204962717" w:history="1">
+          <w:hyperlink w:anchor="_Toc207276418" w:history="1">
             <w:r>
               <w:rPr>
                 <w:rStyle w:val="Hipervnculo"/>
@@ -1049,10 +1037,9 @@
               <w:rPr>
                 <w:rFonts w:eastAsiaTheme="minorEastAsia"/>
                 <w:noProof/>
-                <w:kern w:val="0"/>
-                <w:sz w:val="22"/>
-                <w:lang w:eastAsia="es-CO"/>
-                <w14:ligatures w14:val="none"/>
+                <w:sz w:val="24"/>
+                <w:szCs w:val="24"/>
+                <w:lang w:eastAsia="es-MX"/>
               </w:rPr>
               <w:tab/>
             </w:r>
@@ -1082,7 +1069,7 @@
                 <w:noProof/>
                 <w:webHidden/>
               </w:rPr>
-              <w:instrText xml:space="preserve"> PAGEREF _Toc204962717 \h </w:instrText>
+              <w:instrText xml:space="preserve"> PAGEREF _Toc207276418 \h </w:instrText>
             </w:r>
             <w:r>
               <w:rPr>
@@ -1102,7 +1089,7 @@
                 <w:noProof/>
                 <w:webHidden/>
               </w:rPr>
-              <w:t>10</w:t>
+              <w:t>9</w:t>
             </w:r>
             <w:r>
               <w:rPr>
@@ -1119,13 +1106,12 @@
             <w:rPr>
               <w:rFonts w:eastAsiaTheme="minorEastAsia"/>
               <w:noProof/>
-              <w:kern w:val="0"/>
-              <w:sz w:val="22"/>
-              <w:lang w:eastAsia="es-CO"/>
-              <w14:ligatures w14:val="none"/>
+              <w:sz w:val="24"/>
+              <w:szCs w:val="24"/>
+              <w:lang w:eastAsia="es-MX"/>
             </w:rPr>
           </w:pPr>
-          <w:hyperlink w:anchor="_Toc204962718" w:history="1">
+          <w:hyperlink w:anchor="_Toc207276419" w:history="1">
             <w:r>
               <w:rPr>
                 <w:rStyle w:val="Hipervnculo"/>
@@ -1137,10 +1123,9 @@
               <w:rPr>
                 <w:rFonts w:eastAsiaTheme="minorEastAsia"/>
                 <w:noProof/>
-                <w:kern w:val="0"/>
-                <w:sz w:val="22"/>
-                <w:lang w:eastAsia="es-CO"/>
-                <w14:ligatures w14:val="none"/>
+                <w:sz w:val="24"/>
+                <w:szCs w:val="24"/>
+                <w:lang w:eastAsia="es-MX"/>
               </w:rPr>
               <w:tab/>
             </w:r>
@@ -1170,7 +1155,7 @@
                 <w:noProof/>
                 <w:webHidden/>
               </w:rPr>
-              <w:instrText xml:space="preserve"> PAGEREF _Toc204962718 \h </w:instrText>
+              <w:instrText xml:space="preserve"> PAGEREF _Toc207276419 \h </w:instrText>
             </w:r>
             <w:r>
               <w:rPr>
@@ -1190,7 +1175,7 @@
                 <w:noProof/>
                 <w:webHidden/>
               </w:rPr>
-              <w:t>12</w:t>
+              <w:t>11</w:t>
             </w:r>
             <w:r>
               <w:rPr>
@@ -1205,19 +1190,18 @@
           <w:pPr>
             <w:pStyle w:val="TDC1"/>
             <w:tabs>
-              <w:tab w:val="left" w:pos="1320"/>
+              <w:tab w:val="left" w:pos="1200"/>
               <w:tab w:val="right" w:leader="dot" w:pos="9962"/>
             </w:tabs>
             <w:rPr>
               <w:rFonts w:eastAsiaTheme="minorEastAsia"/>
               <w:noProof/>
-              <w:kern w:val="0"/>
-              <w:sz w:val="22"/>
-              <w:lang w:eastAsia="es-CO"/>
-              <w14:ligatures w14:val="none"/>
+              <w:sz w:val="24"/>
+              <w:szCs w:val="24"/>
+              <w:lang w:eastAsia="es-MX"/>
             </w:rPr>
           </w:pPr>
-          <w:hyperlink w:anchor="_Toc204962719" w:history="1">
+          <w:hyperlink w:anchor="_Toc207276420" w:history="1">
             <w:r>
               <w:rPr>
                 <w:rStyle w:val="Hipervnculo"/>
@@ -1229,10 +1213,9 @@
               <w:rPr>
                 <w:rFonts w:eastAsiaTheme="minorEastAsia"/>
                 <w:noProof/>
-                <w:kern w:val="0"/>
-                <w:sz w:val="22"/>
-                <w:lang w:eastAsia="es-CO"/>
-                <w14:ligatures w14:val="none"/>
+                <w:sz w:val="24"/>
+                <w:szCs w:val="24"/>
+                <w:lang w:eastAsia="es-MX"/>
               </w:rPr>
               <w:tab/>
             </w:r>
@@ -1262,7 +1245,7 @@
                 <w:noProof/>
                 <w:webHidden/>
               </w:rPr>
-              <w:instrText xml:space="preserve"> PAGEREF _Toc204962719 \h </w:instrText>
+              <w:instrText xml:space="preserve"> PAGEREF _Toc207276420 \h </w:instrText>
             </w:r>
             <w:r>
               <w:rPr>
@@ -1299,13 +1282,12 @@
             <w:rPr>
               <w:rFonts w:eastAsiaTheme="minorEastAsia"/>
               <w:noProof/>
-              <w:kern w:val="0"/>
-              <w:sz w:val="22"/>
-              <w:lang w:eastAsia="es-CO"/>
-              <w14:ligatures w14:val="none"/>
+              <w:sz w:val="24"/>
+              <w:szCs w:val="24"/>
+              <w:lang w:eastAsia="es-MX"/>
             </w:rPr>
           </w:pPr>
-          <w:hyperlink w:anchor="_Toc204962720" w:history="1">
+          <w:hyperlink w:anchor="_Toc207276421" w:history="1">
             <w:r>
               <w:rPr>
                 <w:rStyle w:val="Hipervnculo"/>
@@ -1317,10 +1299,9 @@
               <w:rPr>
                 <w:rFonts w:eastAsiaTheme="minorEastAsia"/>
                 <w:noProof/>
-                <w:kern w:val="0"/>
-                <w:sz w:val="22"/>
-                <w:lang w:eastAsia="es-CO"/>
-                <w14:ligatures w14:val="none"/>
+                <w:sz w:val="24"/>
+                <w:szCs w:val="24"/>
+                <w:lang w:eastAsia="es-MX"/>
               </w:rPr>
               <w:tab/>
             </w:r>
@@ -1350,7 +1331,7 @@
                 <w:noProof/>
                 <w:webHidden/>
               </w:rPr>
-              <w:instrText xml:space="preserve"> PAGEREF _Toc204962720 \h </w:instrText>
+              <w:instrText xml:space="preserve"> PAGEREF _Toc207276421 \h </w:instrText>
             </w:r>
             <w:r>
               <w:rPr>
@@ -1387,13 +1368,12 @@
             <w:rPr>
               <w:rFonts w:eastAsiaTheme="minorEastAsia"/>
               <w:noProof/>
-              <w:kern w:val="0"/>
-              <w:sz w:val="22"/>
-              <w:lang w:eastAsia="es-CO"/>
-              <w14:ligatures w14:val="none"/>
+              <w:sz w:val="24"/>
+              <w:szCs w:val="24"/>
+              <w:lang w:eastAsia="es-MX"/>
             </w:rPr>
           </w:pPr>
-          <w:hyperlink w:anchor="_Toc204962721" w:history="1">
+          <w:hyperlink w:anchor="_Toc207276422" w:history="1">
             <w:r>
               <w:rPr>
                 <w:rStyle w:val="Hipervnculo"/>
@@ -1405,10 +1385,9 @@
               <w:rPr>
                 <w:rFonts w:eastAsiaTheme="minorEastAsia"/>
                 <w:noProof/>
-                <w:kern w:val="0"/>
-                <w:sz w:val="22"/>
-                <w:lang w:eastAsia="es-CO"/>
-                <w14:ligatures w14:val="none"/>
+                <w:sz w:val="24"/>
+                <w:szCs w:val="24"/>
+                <w:lang w:eastAsia="es-MX"/>
               </w:rPr>
               <w:tab/>
             </w:r>
@@ -1438,7 +1417,7 @@
                 <w:noProof/>
                 <w:webHidden/>
               </w:rPr>
-              <w:instrText xml:space="preserve"> PAGEREF _Toc204962721 \h </w:instrText>
+              <w:instrText xml:space="preserve"> PAGEREF _Toc207276422 \h </w:instrText>
             </w:r>
             <w:r>
               <w:rPr>
@@ -1475,13 +1454,12 @@
             <w:rPr>
               <w:rFonts w:eastAsiaTheme="minorEastAsia"/>
               <w:noProof/>
-              <w:kern w:val="0"/>
-              <w:sz w:val="22"/>
-              <w:lang w:eastAsia="es-CO"/>
-              <w14:ligatures w14:val="none"/>
+              <w:sz w:val="24"/>
+              <w:szCs w:val="24"/>
+              <w:lang w:eastAsia="es-MX"/>
             </w:rPr>
           </w:pPr>
-          <w:hyperlink w:anchor="_Toc204962722" w:history="1">
+          <w:hyperlink w:anchor="_Toc207276423" w:history="1">
             <w:r>
               <w:rPr>
                 <w:rStyle w:val="Hipervnculo"/>
@@ -1493,10 +1471,9 @@
               <w:rPr>
                 <w:rFonts w:eastAsiaTheme="minorEastAsia"/>
                 <w:noProof/>
-                <w:kern w:val="0"/>
-                <w:sz w:val="22"/>
-                <w:lang w:eastAsia="es-CO"/>
-                <w14:ligatures w14:val="none"/>
+                <w:sz w:val="24"/>
+                <w:szCs w:val="24"/>
+                <w:lang w:eastAsia="es-MX"/>
               </w:rPr>
               <w:tab/>
             </w:r>
@@ -1526,7 +1503,7 @@
                 <w:noProof/>
                 <w:webHidden/>
               </w:rPr>
-              <w:instrText xml:space="preserve"> PAGEREF _Toc204962722 \h </w:instrText>
+              <w:instrText xml:space="preserve"> PAGEREF _Toc207276423 \h </w:instrText>
             </w:r>
             <w:r>
               <w:rPr>
@@ -1563,13 +1540,12 @@
             <w:rPr>
               <w:rFonts w:eastAsiaTheme="minorEastAsia"/>
               <w:noProof/>
-              <w:kern w:val="0"/>
-              <w:sz w:val="22"/>
-              <w:lang w:eastAsia="es-CO"/>
-              <w14:ligatures w14:val="none"/>
+              <w:sz w:val="24"/>
+              <w:szCs w:val="24"/>
+              <w:lang w:eastAsia="es-MX"/>
             </w:rPr>
           </w:pPr>
-          <w:hyperlink w:anchor="_Toc204962723" w:history="1">
+          <w:hyperlink w:anchor="_Toc207276424" w:history="1">
             <w:r>
               <w:rPr>
                 <w:rStyle w:val="Hipervnculo"/>
@@ -1581,10 +1557,9 @@
               <w:rPr>
                 <w:rFonts w:eastAsiaTheme="minorEastAsia"/>
                 <w:noProof/>
-                <w:kern w:val="0"/>
-                <w:sz w:val="22"/>
-                <w:lang w:eastAsia="es-CO"/>
-                <w14:ligatures w14:val="none"/>
+                <w:sz w:val="24"/>
+                <w:szCs w:val="24"/>
+                <w:lang w:eastAsia="es-MX"/>
               </w:rPr>
               <w:tab/>
             </w:r>
@@ -1614,7 +1589,7 @@
                 <w:noProof/>
                 <w:webHidden/>
               </w:rPr>
-              <w:instrText xml:space="preserve"> PAGEREF _Toc204962723 \h </w:instrText>
+              <w:instrText xml:space="preserve"> PAGEREF _Toc207276424 \h </w:instrText>
             </w:r>
             <w:r>
               <w:rPr>
@@ -1651,13 +1626,12 @@
             <w:rPr>
               <w:rFonts w:eastAsiaTheme="minorEastAsia"/>
               <w:noProof/>
-              <w:kern w:val="0"/>
-              <w:sz w:val="22"/>
-              <w:lang w:eastAsia="es-CO"/>
-              <w14:ligatures w14:val="none"/>
+              <w:sz w:val="24"/>
+              <w:szCs w:val="24"/>
+              <w:lang w:eastAsia="es-MX"/>
             </w:rPr>
           </w:pPr>
-          <w:hyperlink w:anchor="_Toc204962724" w:history="1">
+          <w:hyperlink w:anchor="_Toc207276425" w:history="1">
             <w:r>
               <w:rPr>
                 <w:rStyle w:val="Hipervnculo"/>
@@ -1669,10 +1643,9 @@
               <w:rPr>
                 <w:rFonts w:eastAsiaTheme="minorEastAsia"/>
                 <w:noProof/>
-                <w:kern w:val="0"/>
-                <w:sz w:val="22"/>
-                <w:lang w:eastAsia="es-CO"/>
-                <w14:ligatures w14:val="none"/>
+                <w:sz w:val="24"/>
+                <w:szCs w:val="24"/>
+                <w:lang w:eastAsia="es-MX"/>
               </w:rPr>
               <w:tab/>
             </w:r>
@@ -1702,7 +1675,7 @@
                 <w:noProof/>
                 <w:webHidden/>
               </w:rPr>
-              <w:instrText xml:space="preserve"> PAGEREF _Toc204962724 \h </w:instrText>
+              <w:instrText xml:space="preserve"> PAGEREF _Toc207276425 \h </w:instrText>
             </w:r>
             <w:r>
               <w:rPr>
@@ -1737,19 +1710,18 @@
           <w:pPr>
             <w:pStyle w:val="TDC1"/>
             <w:tabs>
-              <w:tab w:val="left" w:pos="1320"/>
+              <w:tab w:val="left" w:pos="1200"/>
               <w:tab w:val="right" w:leader="dot" w:pos="9962"/>
             </w:tabs>
             <w:rPr>
               <w:rFonts w:eastAsiaTheme="minorEastAsia"/>
               <w:noProof/>
-              <w:kern w:val="0"/>
-              <w:sz w:val="22"/>
-              <w:lang w:eastAsia="es-CO"/>
-              <w14:ligatures w14:val="none"/>
+              <w:sz w:val="24"/>
+              <w:szCs w:val="24"/>
+              <w:lang w:eastAsia="es-MX"/>
             </w:rPr>
           </w:pPr>
-          <w:hyperlink w:anchor="_Toc204962725" w:history="1">
+          <w:hyperlink w:anchor="_Toc207276426" w:history="1">
             <w:r>
               <w:rPr>
                 <w:rStyle w:val="Hipervnculo"/>
@@ -1761,10 +1733,9 @@
               <w:rPr>
                 <w:rFonts w:eastAsiaTheme="minorEastAsia"/>
                 <w:noProof/>
-                <w:kern w:val="0"/>
-                <w:sz w:val="22"/>
-                <w:lang w:eastAsia="es-CO"/>
-                <w14:ligatures w14:val="none"/>
+                <w:sz w:val="24"/>
+                <w:szCs w:val="24"/>
+                <w:lang w:eastAsia="es-MX"/>
               </w:rPr>
               <w:tab/>
             </w:r>
@@ -1794,7 +1765,7 @@
                 <w:noProof/>
                 <w:webHidden/>
               </w:rPr>
-              <w:instrText xml:space="preserve"> PAGEREF _Toc204962725 \h </w:instrText>
+              <w:instrText xml:space="preserve"> PAGEREF _Toc207276426 \h </w:instrText>
             </w:r>
             <w:r>
               <w:rPr>
@@ -1831,13 +1802,12 @@
             <w:rPr>
               <w:rFonts w:eastAsiaTheme="minorEastAsia"/>
               <w:noProof/>
-              <w:kern w:val="0"/>
-              <w:sz w:val="22"/>
-              <w:lang w:eastAsia="es-CO"/>
-              <w14:ligatures w14:val="none"/>
+              <w:sz w:val="24"/>
+              <w:szCs w:val="24"/>
+              <w:lang w:eastAsia="es-MX"/>
             </w:rPr>
           </w:pPr>
-          <w:hyperlink w:anchor="_Toc204962726" w:history="1">
+          <w:hyperlink w:anchor="_Toc207276427" w:history="1">
             <w:r>
               <w:rPr>
                 <w:rStyle w:val="Hipervnculo"/>
@@ -1849,10 +1819,9 @@
               <w:rPr>
                 <w:rFonts w:eastAsiaTheme="minorEastAsia"/>
                 <w:noProof/>
-                <w:kern w:val="0"/>
-                <w:sz w:val="22"/>
-                <w:lang w:eastAsia="es-CO"/>
-                <w14:ligatures w14:val="none"/>
+                <w:sz w:val="24"/>
+                <w:szCs w:val="24"/>
+                <w:lang w:eastAsia="es-MX"/>
               </w:rPr>
               <w:tab/>
             </w:r>
@@ -1882,7 +1851,7 @@
                 <w:noProof/>
                 <w:webHidden/>
               </w:rPr>
-              <w:instrText xml:space="preserve"> PAGEREF _Toc204962726 \h </w:instrText>
+              <w:instrText xml:space="preserve"> PAGEREF _Toc207276427 \h </w:instrText>
             </w:r>
             <w:r>
               <w:rPr>
@@ -1919,13 +1888,12 @@
             <w:rPr>
               <w:rFonts w:eastAsiaTheme="minorEastAsia"/>
               <w:noProof/>
-              <w:kern w:val="0"/>
-              <w:sz w:val="22"/>
-              <w:lang w:eastAsia="es-CO"/>
-              <w14:ligatures w14:val="none"/>
+              <w:sz w:val="24"/>
+              <w:szCs w:val="24"/>
+              <w:lang w:eastAsia="es-MX"/>
             </w:rPr>
           </w:pPr>
-          <w:hyperlink w:anchor="_Toc204962727" w:history="1">
+          <w:hyperlink w:anchor="_Toc207276428" w:history="1">
             <w:r>
               <w:rPr>
                 <w:rStyle w:val="Hipervnculo"/>
@@ -1937,10 +1905,9 @@
               <w:rPr>
                 <w:rFonts w:eastAsiaTheme="minorEastAsia"/>
                 <w:noProof/>
-                <w:kern w:val="0"/>
-                <w:sz w:val="22"/>
-                <w:lang w:eastAsia="es-CO"/>
-                <w14:ligatures w14:val="none"/>
+                <w:sz w:val="24"/>
+                <w:szCs w:val="24"/>
+                <w:lang w:eastAsia="es-MX"/>
               </w:rPr>
               <w:tab/>
             </w:r>
@@ -1970,7 +1937,7 @@
                 <w:noProof/>
                 <w:webHidden/>
               </w:rPr>
-              <w:instrText xml:space="preserve"> PAGEREF _Toc204962727 \h </w:instrText>
+              <w:instrText xml:space="preserve"> PAGEREF _Toc207276428 \h </w:instrText>
             </w:r>
             <w:r>
               <w:rPr>
@@ -2007,13 +1974,12 @@
             <w:rPr>
               <w:rFonts w:eastAsiaTheme="minorEastAsia"/>
               <w:noProof/>
-              <w:kern w:val="0"/>
-              <w:sz w:val="22"/>
-              <w:lang w:eastAsia="es-CO"/>
-              <w14:ligatures w14:val="none"/>
+              <w:sz w:val="24"/>
+              <w:szCs w:val="24"/>
+              <w:lang w:eastAsia="es-MX"/>
             </w:rPr>
           </w:pPr>
-          <w:hyperlink w:anchor="_Toc204962728" w:history="1">
+          <w:hyperlink w:anchor="_Toc207276429" w:history="1">
             <w:r>
               <w:rPr>
                 <w:rStyle w:val="Hipervnculo"/>
@@ -2025,10 +1991,9 @@
               <w:rPr>
                 <w:rFonts w:eastAsiaTheme="minorEastAsia"/>
                 <w:noProof/>
-                <w:kern w:val="0"/>
-                <w:sz w:val="22"/>
-                <w:lang w:eastAsia="es-CO"/>
-                <w14:ligatures w14:val="none"/>
+                <w:sz w:val="24"/>
+                <w:szCs w:val="24"/>
+                <w:lang w:eastAsia="es-MX"/>
               </w:rPr>
               <w:tab/>
             </w:r>
@@ -2058,7 +2023,7 @@
                 <w:noProof/>
                 <w:webHidden/>
               </w:rPr>
-              <w:instrText xml:space="preserve"> PAGEREF _Toc204962728 \h </w:instrText>
+              <w:instrText xml:space="preserve"> PAGEREF _Toc207276429 \h </w:instrText>
             </w:r>
             <w:r>
               <w:rPr>
@@ -2095,13 +2060,12 @@
             <w:rPr>
               <w:rFonts w:eastAsiaTheme="minorEastAsia"/>
               <w:noProof/>
-              <w:kern w:val="0"/>
-              <w:sz w:val="22"/>
-              <w:lang w:eastAsia="es-CO"/>
-              <w14:ligatures w14:val="none"/>
+              <w:sz w:val="24"/>
+              <w:szCs w:val="24"/>
+              <w:lang w:eastAsia="es-MX"/>
             </w:rPr>
           </w:pPr>
-          <w:hyperlink w:anchor="_Toc204962729" w:history="1">
+          <w:hyperlink w:anchor="_Toc207276430" w:history="1">
             <w:r>
               <w:rPr>
                 <w:rStyle w:val="Hipervnculo"/>
@@ -2113,10 +2077,9 @@
               <w:rPr>
                 <w:rFonts w:eastAsiaTheme="minorEastAsia"/>
                 <w:noProof/>
-                <w:kern w:val="0"/>
-                <w:sz w:val="22"/>
-                <w:lang w:eastAsia="es-CO"/>
-                <w14:ligatures w14:val="none"/>
+                <w:sz w:val="24"/>
+                <w:szCs w:val="24"/>
+                <w:lang w:eastAsia="es-MX"/>
               </w:rPr>
               <w:tab/>
             </w:r>
@@ -2146,7 +2109,7 @@
                 <w:noProof/>
                 <w:webHidden/>
               </w:rPr>
-              <w:instrText xml:space="preserve"> PAGEREF _Toc204962729 \h </w:instrText>
+              <w:instrText xml:space="preserve"> PAGEREF _Toc207276430 \h </w:instrText>
             </w:r>
             <w:r>
               <w:rPr>
@@ -2183,13 +2146,12 @@
             <w:rPr>
               <w:rFonts w:eastAsiaTheme="minorEastAsia"/>
               <w:noProof/>
-              <w:kern w:val="0"/>
-              <w:sz w:val="22"/>
-              <w:lang w:eastAsia="es-CO"/>
-              <w14:ligatures w14:val="none"/>
+              <w:sz w:val="24"/>
+              <w:szCs w:val="24"/>
+              <w:lang w:eastAsia="es-MX"/>
             </w:rPr>
           </w:pPr>
-          <w:hyperlink w:anchor="_Toc204962730" w:history="1">
+          <w:hyperlink w:anchor="_Toc207276431" w:history="1">
             <w:r>
               <w:rPr>
                 <w:rStyle w:val="Hipervnculo"/>
@@ -2201,10 +2163,9 @@
               <w:rPr>
                 <w:rFonts w:eastAsiaTheme="minorEastAsia"/>
                 <w:noProof/>
-                <w:kern w:val="0"/>
-                <w:sz w:val="22"/>
-                <w:lang w:eastAsia="es-CO"/>
-                <w14:ligatures w14:val="none"/>
+                <w:sz w:val="24"/>
+                <w:szCs w:val="24"/>
+                <w:lang w:eastAsia="es-MX"/>
               </w:rPr>
               <w:tab/>
             </w:r>
@@ -2234,7 +2195,7 @@
                 <w:noProof/>
                 <w:webHidden/>
               </w:rPr>
-              <w:instrText xml:space="preserve"> PAGEREF _Toc204962730 \h </w:instrText>
+              <w:instrText xml:space="preserve"> PAGEREF _Toc207276431 \h </w:instrText>
             </w:r>
             <w:r>
               <w:rPr>
@@ -2274,13 +2235,12 @@
             <w:rPr>
               <w:rFonts w:eastAsiaTheme="minorEastAsia"/>
               <w:noProof/>
-              <w:kern w:val="0"/>
-              <w:sz w:val="22"/>
-              <w:lang w:eastAsia="es-CO"/>
-              <w14:ligatures w14:val="none"/>
+              <w:sz w:val="24"/>
+              <w:szCs w:val="24"/>
+              <w:lang w:eastAsia="es-MX"/>
             </w:rPr>
           </w:pPr>
-          <w:hyperlink w:anchor="_Toc204962731" w:history="1">
+          <w:hyperlink w:anchor="_Toc207276432" w:history="1">
             <w:r>
               <w:rPr>
                 <w:rStyle w:val="Hipervnculo"/>
@@ -2307,7 +2267,7 @@
                 <w:noProof/>
                 <w:webHidden/>
               </w:rPr>
-              <w:instrText xml:space="preserve"> PAGEREF _Toc204962731 \h </w:instrText>
+              <w:instrText xml:space="preserve"> PAGEREF _Toc207276432 \h </w:instrText>
             </w:r>
             <w:r>
               <w:rPr>
@@ -2347,13 +2307,12 @@
             <w:rPr>
               <w:rFonts w:eastAsiaTheme="minorEastAsia"/>
               <w:noProof/>
-              <w:kern w:val="0"/>
-              <w:sz w:val="22"/>
-              <w:lang w:eastAsia="es-CO"/>
-              <w14:ligatures w14:val="none"/>
+              <w:sz w:val="24"/>
+              <w:szCs w:val="24"/>
+              <w:lang w:eastAsia="es-MX"/>
             </w:rPr>
           </w:pPr>
-          <w:hyperlink w:anchor="_Toc204962732" w:history="1">
+          <w:hyperlink w:anchor="_Toc207276433" w:history="1">
             <w:r>
               <w:rPr>
                 <w:rStyle w:val="Hipervnculo"/>
@@ -2380,7 +2339,7 @@
                 <w:noProof/>
                 <w:webHidden/>
               </w:rPr>
-              <w:instrText xml:space="preserve"> PAGEREF _Toc204962732 \h </w:instrText>
+              <w:instrText xml:space="preserve"> PAGEREF _Toc207276433 \h </w:instrText>
             </w:r>
             <w:r>
               <w:rPr>
@@ -2420,13 +2379,12 @@
             <w:rPr>
               <w:rFonts w:eastAsiaTheme="minorEastAsia"/>
               <w:noProof/>
-              <w:kern w:val="0"/>
-              <w:sz w:val="22"/>
-              <w:lang w:eastAsia="es-CO"/>
-              <w14:ligatures w14:val="none"/>
+              <w:sz w:val="24"/>
+              <w:szCs w:val="24"/>
+              <w:lang w:eastAsia="es-MX"/>
             </w:rPr>
           </w:pPr>
-          <w:hyperlink w:anchor="_Toc204962733" w:history="1">
+          <w:hyperlink w:anchor="_Toc207276434" w:history="1">
             <w:r>
               <w:rPr>
                 <w:rStyle w:val="Hipervnculo"/>
@@ -2453,7 +2411,7 @@
                 <w:noProof/>
                 <w:webHidden/>
               </w:rPr>
-              <w:instrText xml:space="preserve"> PAGEREF _Toc204962733 \h </w:instrText>
+              <w:instrText xml:space="preserve"> PAGEREF _Toc207276434 \h </w:instrText>
             </w:r>
             <w:r>
               <w:rPr>
@@ -2493,13 +2451,12 @@
             <w:rPr>
               <w:rFonts w:eastAsiaTheme="minorEastAsia"/>
               <w:noProof/>
-              <w:kern w:val="0"/>
-              <w:sz w:val="22"/>
-              <w:lang w:eastAsia="es-CO"/>
-              <w14:ligatures w14:val="none"/>
+              <w:sz w:val="24"/>
+              <w:szCs w:val="24"/>
+              <w:lang w:eastAsia="es-MX"/>
             </w:rPr>
           </w:pPr>
-          <w:hyperlink w:anchor="_Toc204962734" w:history="1">
+          <w:hyperlink w:anchor="_Toc207276435" w:history="1">
             <w:r>
               <w:rPr>
                 <w:rStyle w:val="Hipervnculo"/>
@@ -2526,7 +2483,7 @@
                 <w:noProof/>
                 <w:webHidden/>
               </w:rPr>
-              <w:instrText xml:space="preserve"> PAGEREF _Toc204962734 \h </w:instrText>
+              <w:instrText xml:space="preserve"> PAGEREF _Toc207276435 \h </w:instrText>
             </w:r>
             <w:r>
               <w:rPr>
@@ -2566,13 +2523,12 @@
             <w:rPr>
               <w:rFonts w:eastAsiaTheme="minorEastAsia"/>
               <w:noProof/>
-              <w:kern w:val="0"/>
-              <w:sz w:val="22"/>
-              <w:lang w:eastAsia="es-CO"/>
-              <w14:ligatures w14:val="none"/>
+              <w:sz w:val="24"/>
+              <w:szCs w:val="24"/>
+              <w:lang w:eastAsia="es-MX"/>
             </w:rPr>
           </w:pPr>
-          <w:hyperlink w:anchor="_Toc204962735" w:history="1">
+          <w:hyperlink w:anchor="_Toc207276436" w:history="1">
             <w:r>
               <w:rPr>
                 <w:rStyle w:val="Hipervnculo"/>
@@ -2599,7 +2555,7 @@
                 <w:noProof/>
                 <w:webHidden/>
               </w:rPr>
-              <w:instrText xml:space="preserve"> PAGEREF _Toc204962735 \h </w:instrText>
+              <w:instrText xml:space="preserve"> PAGEREF _Toc207276436 \h </w:instrText>
             </w:r>
             <w:r>
               <w:rPr>
@@ -2664,7 +2620,7 @@
       <w:pPr>
         <w:pStyle w:val="Titulosgenerales"/>
       </w:pPr>
-      <w:bookmarkStart w:id="0" w:name="_Toc204962711"/>
+      <w:bookmarkStart w:id="0" w:name="_Toc207276412"/>
       <w:r>
         <w:lastRenderedPageBreak/>
         <w:t>Introducción</w:t>
@@ -2710,7 +2666,7 @@
           <w:noProof/>
         </w:rPr>
         <w:drawing>
-          <wp:inline distT="0" distB="0" distL="0" distR="0" wp14:anchorId="34DDBC61" wp14:editId="281C0167">
+          <wp:inline distT="0" distB="0" distL="0" distR="0" wp14:anchorId="34DDBC61" wp14:editId="5D6110BC">
             <wp:extent cx="4318193" cy="2428875"/>
             <wp:effectExtent l="0" t="0" r="6350" b="0"/>
             <wp:docPr id="1" name="Imagen 1">
@@ -2854,7 +2810,14 @@
                 <w:bCs/>
                 <w:lang w:val="es-419"/>
               </w:rPr>
-              <w:t>disposición y logística de la carga</w:t>
+              <w:t>D</w:t>
+            </w:r>
+            <w:r>
+              <w:rPr>
+                <w:bCs/>
+                <w:lang w:val="es-419"/>
+              </w:rPr>
+              <w:t>isposición y logística de la carga</w:t>
             </w:r>
           </w:p>
         </w:tc>
@@ -2960,7 +2923,7 @@
       <w:pPr>
         <w:pStyle w:val="Ttulo1"/>
       </w:pPr>
-      <w:bookmarkStart w:id="1" w:name="_Toc204962712"/>
+      <w:bookmarkStart w:id="1" w:name="_Toc207276413"/>
       <w:r>
         <w:lastRenderedPageBreak/>
         <w:t>Carga</w:t>
@@ -3005,7 +2968,7 @@
       <w:pPr>
         <w:pStyle w:val="Ttulo2"/>
       </w:pPr>
-      <w:bookmarkStart w:id="2" w:name="_Toc204962713"/>
+      <w:bookmarkStart w:id="2" w:name="_Toc207276414"/>
       <w:r>
         <w:t>Concepto</w:t>
       </w:r>
@@ -3037,6 +3000,12 @@
           <w:lang w:val="es-419" w:eastAsia="es-CO"/>
         </w:rPr>
         <w:t>Se define como cualquier producto, mercancía o material que se mueve o almacena dentro de la cadena de suministro. Es el objeto físico que tiene valor económico y necesita ser manejado desde el lugar donde se origina hasta su destino final, ya sea para su uso, venta o transformación</w:t>
+      </w:r>
+      <w:r>
+        <w:rPr>
+          <w:lang w:val="es-419" w:eastAsia="es-CO"/>
+        </w:rPr>
+        <w:t>.</w:t>
       </w:r>
       <w:r>
         <w:rPr>
@@ -3305,7 +3274,7 @@
       <w:pPr>
         <w:pStyle w:val="Ttulo2"/>
       </w:pPr>
-      <w:bookmarkStart w:id="3" w:name="_Toc204962714"/>
+      <w:bookmarkStart w:id="3" w:name="_Toc207276415"/>
       <w:r>
         <w:t>Naturaleza</w:t>
       </w:r>
@@ -3469,7 +3438,19 @@
         <w:rPr>
           <w:lang w:val="es-419" w:eastAsia="es-CO"/>
         </w:rPr>
-        <w:t>Punto de inflamabilidad: clasificación de combustibles (Diésel: &gt;60</w:t>
+        <w:t>Punto de inflamabilidad: clasificación de combustibles (Diésel: &gt;</w:t>
+      </w:r>
+      <w:r>
+        <w:rPr>
+          <w:lang w:val="es-419" w:eastAsia="es-CO"/>
+        </w:rPr>
+        <w:t xml:space="preserve"> </w:t>
+      </w:r>
+      <w:r>
+        <w:rPr>
+          <w:lang w:val="es-419" w:eastAsia="es-CO"/>
+        </w:rPr>
+        <w:t>60</w:t>
       </w:r>
       <w:r>
         <w:rPr>
@@ -3500,7 +3481,61 @@
         <w:rPr>
           <w:lang w:val="es-419" w:eastAsia="es-CO"/>
         </w:rPr>
-        <w:t>PH y corrosividad: ácidos (pH&lt;7) vs. álcalis (pH&gt;7) para almacenamiento.</w:t>
+        <w:t>PH y corrosividad: ácidos (</w:t>
+      </w:r>
+      <w:r>
+        <w:rPr>
+          <w:lang w:val="es-419" w:eastAsia="es-CO"/>
+        </w:rPr>
+        <w:t>Ph</w:t>
+      </w:r>
+      <w:r>
+        <w:rPr>
+          <w:lang w:val="es-419" w:eastAsia="es-CO"/>
+        </w:rPr>
+        <w:t xml:space="preserve"> </w:t>
+      </w:r>
+      <w:r>
+        <w:rPr>
+          <w:lang w:val="es-419" w:eastAsia="es-CO"/>
+        </w:rPr>
+        <w:t>&lt;</w:t>
+      </w:r>
+      <w:r>
+        <w:rPr>
+          <w:lang w:val="es-419" w:eastAsia="es-CO"/>
+        </w:rPr>
+        <w:t xml:space="preserve"> </w:t>
+      </w:r>
+      <w:r>
+        <w:rPr>
+          <w:lang w:val="es-419" w:eastAsia="es-CO"/>
+        </w:rPr>
+        <w:t>7) vs. álcalis (pH</w:t>
+      </w:r>
+      <w:r>
+        <w:rPr>
+          <w:lang w:val="es-419" w:eastAsia="es-CO"/>
+        </w:rPr>
+        <w:t xml:space="preserve"> </w:t>
+      </w:r>
+      <w:r>
+        <w:rPr>
+          <w:lang w:val="es-419" w:eastAsia="es-CO"/>
+        </w:rPr>
+        <w:t>&gt;</w:t>
+      </w:r>
+      <w:r>
+        <w:rPr>
+          <w:lang w:val="es-419" w:eastAsia="es-CO"/>
+        </w:rPr>
+        <w:t xml:space="preserve"> </w:t>
+      </w:r>
+      <w:r>
+        <w:rPr>
+          <w:lang w:val="es-419" w:eastAsia="es-CO"/>
+        </w:rPr>
+        <w:t>7) para almacenamiento.</w:t>
       </w:r>
     </w:p>
     <w:p>
@@ -3555,7 +3590,31 @@
         <w:rPr>
           <w:lang w:val="es-419" w:eastAsia="es-CO"/>
         </w:rPr>
-        <w:t>Carga microbiana: límites UFC/g en alimentos perecederos.</w:t>
+        <w:t>Carga microbiana: límites UFC</w:t>
+      </w:r>
+      <w:r>
+        <w:rPr>
+          <w:lang w:val="es-419" w:eastAsia="es-CO"/>
+        </w:rPr>
+        <w:t xml:space="preserve"> </w:t>
+      </w:r>
+      <w:r>
+        <w:rPr>
+          <w:lang w:val="es-419" w:eastAsia="es-CO"/>
+        </w:rPr>
+        <w:t>/</w:t>
+      </w:r>
+      <w:r>
+        <w:rPr>
+          <w:lang w:val="es-419" w:eastAsia="es-CO"/>
+        </w:rPr>
+        <w:t xml:space="preserve"> </w:t>
+      </w:r>
+      <w:r>
+        <w:rPr>
+          <w:lang w:val="es-419" w:eastAsia="es-CO"/>
+        </w:rPr>
+        <w:t>g en alimentos perecederos.</w:t>
       </w:r>
     </w:p>
     <w:p>
@@ -3574,7 +3633,31 @@
         <w:rPr>
           <w:lang w:val="es-419" w:eastAsia="es-CO"/>
         </w:rPr>
-        <w:t>Respiración vegetal: tasas de O₂/CO₂ en flores frescas.</w:t>
+        <w:t>Respiración vegetal: tasas de O₂</w:t>
+      </w:r>
+      <w:r>
+        <w:rPr>
+          <w:lang w:val="es-419" w:eastAsia="es-CO"/>
+        </w:rPr>
+        <w:t xml:space="preserve"> </w:t>
+      </w:r>
+      <w:r>
+        <w:rPr>
+          <w:lang w:val="es-419" w:eastAsia="es-CO"/>
+        </w:rPr>
+        <w:t>/</w:t>
+      </w:r>
+      <w:r>
+        <w:rPr>
+          <w:lang w:val="es-419" w:eastAsia="es-CO"/>
+        </w:rPr>
+        <w:t xml:space="preserve"> </w:t>
+      </w:r>
+      <w:r>
+        <w:rPr>
+          <w:lang w:val="es-419" w:eastAsia="es-CO"/>
+        </w:rPr>
+        <w:t>CO₂ en flores frescas.</w:t>
       </w:r>
     </w:p>
     <w:p>
@@ -3822,7 +3905,7 @@
       <w:pPr>
         <w:pStyle w:val="Ttulo2"/>
       </w:pPr>
-      <w:bookmarkStart w:id="4" w:name="_Toc204962715"/>
+      <w:bookmarkStart w:id="4" w:name="_Toc207276416"/>
       <w:r>
         <w:t>Características</w:t>
       </w:r>
@@ -3843,14 +3926,9 @@
     </w:p>
     <w:p>
       <w:pPr>
-        <w:rPr>
-          <w:lang w:val="es-419" w:eastAsia="es-CO"/>
-        </w:rPr>
-      </w:pPr>
-      <w:r>
-        <w:rPr>
-          <w:lang w:val="es-419" w:eastAsia="es-CO"/>
-        </w:rPr>
+        <w:pStyle w:val="Figura"/>
+      </w:pPr>
+      <w:r>
         <w:t>Las características de la carga se clasifican de la siguiente manera:</w:t>
       </w:r>
     </w:p>
@@ -3866,10 +3944,10 @@
           <w:lang w:val="es-419" w:eastAsia="es-CO"/>
         </w:rPr>
         <w:drawing>
-          <wp:inline distT="0" distB="0" distL="0" distR="0" wp14:anchorId="4A40EE70" wp14:editId="61B3BDC5">
-            <wp:extent cx="5332021" cy="2282096"/>
-            <wp:effectExtent l="0" t="0" r="2540" b="4445"/>
-            <wp:docPr id="18" name="Gráfico 18" descr="A continuación de la figura se explica las características de la carga."/>
+          <wp:inline distT="0" distB="0" distL="0" distR="0" wp14:anchorId="2E448E90" wp14:editId="018B4487">
+            <wp:extent cx="5518298" cy="2534477"/>
+            <wp:effectExtent l="0" t="0" r="6350" b="0"/>
+            <wp:docPr id="5" name="Imagen 5" descr="Físicas:&#10;• Peso. &#10;• Volumen.&#10;• Densidad.&#10;• Resistencia.&#10;Químicas:&#10;• Reactividad.&#10;• Compatibilidad.&#10;Biológicas:&#10;• Tasa metabólica.&#10;• Actividad acuosa.&#10;"/>
             <wp:cNvGraphicFramePr>
               <a:graphicFrameLocks xmlns:a="http://schemas.openxmlformats.org/drawingml/2006/main" noChangeAspect="1"/>
             </wp:cNvGraphicFramePr>
@@ -3877,20 +3955,11 @@
               <a:graphicData uri="http://schemas.openxmlformats.org/drawingml/2006/picture">
                 <pic:pic xmlns:pic="http://schemas.openxmlformats.org/drawingml/2006/picture">
                   <pic:nvPicPr>
-                    <pic:cNvPr id="18" name="Gráfico 18" descr="A continuación de la figura se explica las características de la carga."/>
+                    <pic:cNvPr id="5" name="Imagen 5" descr="Físicas:&#10;• Peso. &#10;• Volumen.&#10;• Densidad.&#10;• Resistencia.&#10;Químicas:&#10;• Reactividad.&#10;• Compatibilidad.&#10;Biológicas:&#10;• Tasa metabólica.&#10;• Actividad acuosa.&#10;"/>
                     <pic:cNvPicPr/>
                   </pic:nvPicPr>
                   <pic:blipFill>
-                    <a:blip r:embed="rId17">
-                      <a:extLst>
-                        <a:ext uri="{28A0092B-C50C-407E-A947-70E740481C1C}">
-                          <a14:useLocalDpi xmlns:a14="http://schemas.microsoft.com/office/drawing/2010/main" val="0"/>
-                        </a:ext>
-                        <a:ext uri="{96DAC541-7B7A-43D3-8B79-37D633B846F1}">
-                          <asvg:svgBlip xmlns:asvg="http://schemas.microsoft.com/office/drawing/2016/SVG/main" r:embed="rId18"/>
-                        </a:ext>
-                      </a:extLst>
-                    </a:blip>
+                    <a:blip r:embed="rId17"/>
                     <a:stretch>
                       <a:fillRect/>
                     </a:stretch>
@@ -3898,7 +3967,7 @@
                   <pic:spPr>
                     <a:xfrm>
                       <a:off x="0" y="0"/>
-                      <a:ext cx="5337889" cy="2284608"/>
+                      <a:ext cx="5527202" cy="2538566"/>
                     </a:xfrm>
                     <a:prstGeom prst="rect">
                       <a:avLst/>
@@ -3914,205 +3983,44 @@
     <w:p>
       <w:pPr>
         <w:rPr>
+          <w:sz w:val="24"/>
+          <w:szCs w:val="24"/>
+          <w:lang w:val="es-419" w:eastAsia="es-CO"/>
+        </w:rPr>
+      </w:pPr>
+      <w:r>
+        <w:rPr>
           <w:b/>
           <w:bCs/>
-          <w:lang w:val="es-419" w:eastAsia="es-CO"/>
-        </w:rPr>
-      </w:pPr>
-      <w:r>
-        <w:rPr>
-          <w:b/>
-          <w:bCs/>
-          <w:lang w:val="es-419" w:eastAsia="es-CO"/>
-        </w:rPr>
-        <w:t>Físicas</w:t>
-      </w:r>
-    </w:p>
-    <w:p>
-      <w:pPr>
-        <w:pStyle w:val="Prrafodelista"/>
-        <w:numPr>
-          <w:ilvl w:val="0"/>
-          <w:numId w:val="10"/>
-        </w:numPr>
-        <w:ind w:left="709"/>
-        <w:rPr>
-          <w:lang w:val="es-419" w:eastAsia="es-CO"/>
-        </w:rPr>
-      </w:pPr>
-      <w:r>
-        <w:rPr>
-          <w:lang w:val="es-419" w:eastAsia="es-CO"/>
-        </w:rPr>
-        <w:t xml:space="preserve">Peso. </w:t>
-      </w:r>
-    </w:p>
-    <w:p>
-      <w:pPr>
-        <w:pStyle w:val="Prrafodelista"/>
-        <w:numPr>
-          <w:ilvl w:val="0"/>
-          <w:numId w:val="10"/>
-        </w:numPr>
-        <w:ind w:left="709"/>
-        <w:rPr>
-          <w:lang w:val="es-419" w:eastAsia="es-CO"/>
-        </w:rPr>
-      </w:pPr>
-      <w:r>
-        <w:rPr>
-          <w:lang w:val="es-419" w:eastAsia="es-CO"/>
-        </w:rPr>
-        <w:t>Volumen.</w:t>
-      </w:r>
-    </w:p>
-    <w:p>
-      <w:pPr>
-        <w:pStyle w:val="Prrafodelista"/>
-        <w:numPr>
-          <w:ilvl w:val="0"/>
-          <w:numId w:val="10"/>
-        </w:numPr>
-        <w:ind w:left="709"/>
-        <w:rPr>
-          <w:lang w:val="es-419" w:eastAsia="es-CO"/>
-        </w:rPr>
-      </w:pPr>
-      <w:r>
-        <w:rPr>
-          <w:lang w:val="es-419" w:eastAsia="es-CO"/>
-        </w:rPr>
-        <w:t>Densidad.</w:t>
-      </w:r>
-    </w:p>
-    <w:p>
-      <w:pPr>
-        <w:pStyle w:val="Prrafodelista"/>
-        <w:numPr>
-          <w:ilvl w:val="0"/>
-          <w:numId w:val="10"/>
-        </w:numPr>
-        <w:ind w:left="709"/>
-        <w:rPr>
-          <w:lang w:val="es-419" w:eastAsia="es-CO"/>
-        </w:rPr>
-      </w:pPr>
-      <w:r>
-        <w:rPr>
-          <w:lang w:val="es-419" w:eastAsia="es-CO"/>
-        </w:rPr>
-        <w:lastRenderedPageBreak/>
-        <w:t>Resistencia.</w:t>
-      </w:r>
-    </w:p>
-    <w:p>
-      <w:pPr>
-        <w:rPr>
-          <w:b/>
-          <w:bCs/>
-          <w:lang w:val="es-419" w:eastAsia="es-CO"/>
-        </w:rPr>
-      </w:pPr>
-      <w:r>
-        <w:rPr>
-          <w:b/>
-          <w:bCs/>
-          <w:lang w:val="es-419" w:eastAsia="es-CO"/>
-        </w:rPr>
-        <w:t>Químicas</w:t>
-      </w:r>
-    </w:p>
-    <w:p>
-      <w:pPr>
-        <w:pStyle w:val="Prrafodelista"/>
-        <w:numPr>
-          <w:ilvl w:val="0"/>
-          <w:numId w:val="11"/>
-        </w:numPr>
-        <w:ind w:left="709"/>
-        <w:rPr>
-          <w:lang w:val="es-419" w:eastAsia="es-CO"/>
-        </w:rPr>
-      </w:pPr>
-      <w:r>
-        <w:rPr>
-          <w:lang w:val="es-419" w:eastAsia="es-CO"/>
-        </w:rPr>
-        <w:t>Reactividad.</w:t>
-      </w:r>
-    </w:p>
-    <w:p>
-      <w:pPr>
-        <w:pStyle w:val="Prrafodelista"/>
-        <w:numPr>
-          <w:ilvl w:val="0"/>
-          <w:numId w:val="11"/>
-        </w:numPr>
-        <w:ind w:left="709"/>
-        <w:rPr>
-          <w:lang w:val="es-419" w:eastAsia="es-CO"/>
-        </w:rPr>
-      </w:pPr>
-      <w:r>
-        <w:rPr>
-          <w:lang w:val="es-419" w:eastAsia="es-CO"/>
-        </w:rPr>
-        <w:t>Compatibilidad.</w:t>
-      </w:r>
-    </w:p>
-    <w:p>
-      <w:pPr>
-        <w:rPr>
-          <w:b/>
-          <w:bCs/>
-          <w:lang w:val="es-419" w:eastAsia="es-CO"/>
-        </w:rPr>
-      </w:pPr>
-      <w:r>
-        <w:rPr>
-          <w:b/>
-          <w:bCs/>
-          <w:lang w:val="es-419" w:eastAsia="es-CO"/>
-        </w:rPr>
-        <w:t>Biológicas</w:t>
-      </w:r>
-    </w:p>
-    <w:p>
-      <w:pPr>
-        <w:pStyle w:val="Prrafodelista"/>
-        <w:numPr>
-          <w:ilvl w:val="0"/>
-          <w:numId w:val="12"/>
-        </w:numPr>
-        <w:ind w:left="709"/>
-        <w:rPr>
-          <w:lang w:val="es-419" w:eastAsia="es-CO"/>
-        </w:rPr>
-      </w:pPr>
-      <w:r>
-        <w:rPr>
-          <w:lang w:val="es-419" w:eastAsia="es-CO"/>
-        </w:rPr>
-        <w:t>Tasa metabólica.</w:t>
-      </w:r>
-    </w:p>
-    <w:p>
-      <w:pPr>
-        <w:pStyle w:val="Prrafodelista"/>
-        <w:numPr>
-          <w:ilvl w:val="0"/>
-          <w:numId w:val="12"/>
-        </w:numPr>
-        <w:ind w:left="709"/>
-        <w:rPr>
-          <w:lang w:val="es-419" w:eastAsia="es-CO"/>
-        </w:rPr>
-      </w:pPr>
-      <w:r>
-        <w:rPr>
-          <w:lang w:val="es-419" w:eastAsia="es-CO"/>
-        </w:rPr>
-        <w:t>Actividad acuosa.</w:t>
+          <w:sz w:val="24"/>
+          <w:szCs w:val="24"/>
+          <w:lang w:val="es-419" w:eastAsia="es-CO"/>
+        </w:rPr>
+        <w:t>Fuente</w:t>
+      </w:r>
+      <w:r>
+        <w:rPr>
+          <w:sz w:val="24"/>
+          <w:szCs w:val="24"/>
+          <w:lang w:val="es-419" w:eastAsia="es-CO"/>
+        </w:rPr>
+        <w:t>: S</w:t>
+      </w:r>
+      <w:r>
+        <w:rPr>
+          <w:sz w:val="24"/>
+          <w:szCs w:val="24"/>
+          <w:lang w:val="es-419" w:eastAsia="es-CO"/>
+        </w:rPr>
+        <w:t>ena</w:t>
+      </w:r>
+      <w:r>
+        <w:rPr>
+          <w:sz w:val="24"/>
+          <w:szCs w:val="24"/>
+          <w:lang w:val="es-419" w:eastAsia="es-CO"/>
+        </w:rPr>
+        <w:t>,2025.</w:t>
       </w:r>
     </w:p>
     <w:p>
@@ -4144,6 +4052,7 @@
         <w:rPr>
           <w:lang w:val="es-419" w:eastAsia="es-CO"/>
         </w:rPr>
+        <w:lastRenderedPageBreak/>
         <w:t>Reducir un 40</w:t>
       </w:r>
       <w:r>
@@ -4214,7 +4123,7 @@
       <w:pPr>
         <w:pStyle w:val="Ttulo2"/>
       </w:pPr>
-      <w:bookmarkStart w:id="5" w:name="_Toc204962716"/>
+      <w:bookmarkStart w:id="5" w:name="_Toc207276417"/>
       <w:r>
         <w:t>Tipos</w:t>
       </w:r>
@@ -4243,12 +4152,12 @@
         <w:rPr>
           <w:lang w:val="es-419" w:eastAsia="es-CO"/>
         </w:rPr>
-        <w:lastRenderedPageBreak/>
         <w:t xml:space="preserve">Según el </w:t>
       </w:r>
       <w:r>
         <w:rPr>
           <w:rStyle w:val="Extranjerismo"/>
+          <w:lang w:val="es-CO"/>
         </w:rPr>
         <w:t>blog</w:t>
       </w:r>
@@ -4256,21 +4165,7 @@
         <w:rPr>
           <w:lang w:val="es-419" w:eastAsia="es-CO"/>
         </w:rPr>
-        <w:t xml:space="preserve"> de la empresa </w:t>
-      </w:r>
-      <w:proofErr w:type="spellStart"/>
-      <w:r>
-        <w:rPr>
-          <w:lang w:val="es-419" w:eastAsia="es-CO"/>
-        </w:rPr>
-        <w:t>Satrack</w:t>
-      </w:r>
-      <w:proofErr w:type="spellEnd"/>
-      <w:r>
-        <w:rPr>
-          <w:lang w:val="es-419" w:eastAsia="es-CO"/>
-        </w:rPr>
-        <w:t>, la importancia de una correcta clasificación de cargas radica, por un lado, en conservar las mercancías en su estado original y resguardarlas de que sufran cualquier tipo de daño o rotura. Por otro lado, es fundamental para garantizar el cumplimiento de los tiempos de entrega de mercancías, agilizando las tareas de carga y descarga, y velando también por la seguridad del personal de trabajo. Los principales tipos de carga son los siguientes:</w:t>
+        <w:t xml:space="preserve"> de la empresa Satrack, la importancia de una correcta clasificación de cargas radica, por un lado, en conservar las mercancías en su estado original y resguardarlas de que sufran cualquier tipo de daño o rotura. Por otro lado, es fundamental para garantizar el cumplimiento de los tiempos de entrega de mercancías, agilizando las tareas de carga y descarga, y velando también por la seguridad del personal de trabajo. Los principales tipos de carga son los siguientes:</w:t>
       </w:r>
     </w:p>
     <w:p>
@@ -4321,6 +4216,7 @@
           <w:bCs/>
           <w:lang w:val="es-419" w:eastAsia="es-CO"/>
         </w:rPr>
+        <w:lastRenderedPageBreak/>
         <w:t>Carga suelta</w:t>
       </w:r>
       <w:r>
@@ -4413,7 +4309,23 @@
           <w:bCs/>
           <w:lang w:val="es-419" w:eastAsia="es-CO"/>
         </w:rPr>
-        <w:t>Solida</w:t>
+        <w:t>S</w:t>
+      </w:r>
+      <w:r>
+        <w:rPr>
+          <w:b/>
+          <w:bCs/>
+          <w:lang w:val="es-419" w:eastAsia="es-CO"/>
+        </w:rPr>
+        <w:t>ó</w:t>
+      </w:r>
+      <w:r>
+        <w:rPr>
+          <w:b/>
+          <w:bCs/>
+          <w:lang w:val="es-419" w:eastAsia="es-CO"/>
+        </w:rPr>
+        <w:t>lida</w:t>
       </w:r>
       <w:r>
         <w:rPr>
@@ -4440,7 +4352,23 @@
           <w:bCs/>
           <w:lang w:val="es-419" w:eastAsia="es-CO"/>
         </w:rPr>
-        <w:t>Liquida</w:t>
+        <w:t>L</w:t>
+      </w:r>
+      <w:r>
+        <w:rPr>
+          <w:b/>
+          <w:bCs/>
+          <w:lang w:val="es-419" w:eastAsia="es-CO"/>
+        </w:rPr>
+        <w:t>í</w:t>
+      </w:r>
+      <w:r>
+        <w:rPr>
+          <w:b/>
+          <w:bCs/>
+          <w:lang w:val="es-419" w:eastAsia="es-CO"/>
+        </w:rPr>
+        <w:t>quida</w:t>
       </w:r>
       <w:r>
         <w:rPr>
@@ -4467,7 +4395,6 @@
           <w:bCs/>
           <w:lang w:val="es-419" w:eastAsia="es-CO"/>
         </w:rPr>
-        <w:lastRenderedPageBreak/>
         <w:t>Gaseosa</w:t>
       </w:r>
       <w:r>
@@ -4510,6 +4437,20 @@
     <w:p>
       <w:pPr>
         <w:rPr>
+          <w:lang w:val="es-419" w:eastAsia="es-CO"/>
+        </w:rPr>
+      </w:pPr>
+    </w:p>
+    <w:p>
+      <w:pPr>
+        <w:rPr>
+          <w:lang w:val="es-419" w:eastAsia="es-CO"/>
+        </w:rPr>
+      </w:pPr>
+    </w:p>
+    <w:p>
+      <w:pPr>
+        <w:rPr>
           <w:b/>
           <w:bCs/>
           <w:lang w:val="es-419" w:eastAsia="es-CO"/>
@@ -4521,6 +4462,7 @@
           <w:bCs/>
           <w:lang w:val="es-419" w:eastAsia="es-CO"/>
         </w:rPr>
+        <w:lastRenderedPageBreak/>
         <w:t>Carga frágil</w:t>
       </w:r>
     </w:p>
@@ -4577,14 +4519,7 @@
         <w:rPr>
           <w:lang w:val="es-419" w:eastAsia="es-CO"/>
         </w:rPr>
-        <w:t xml:space="preserve"> Según la clasificación de la Organización de las Naciones Unidas (ONU), existen nueve tipos de cargas peligrosas: explosivos, gases, líquidos inflamables, sólidos </w:t>
-      </w:r>
-      <w:r>
-        <w:rPr>
-          <w:lang w:val="es-419" w:eastAsia="es-CO"/>
-        </w:rPr>
-        <w:lastRenderedPageBreak/>
-        <w:t>inflamables, sustancias comburentes y peróxidos orgánicos, sustancias tóxicas e infecciosas, material radiactivo, sustancias corrosivas y sustancias y objetos peligrosos varios.</w:t>
+        <w:t xml:space="preserve"> Según la clasificación de la Organización de las Naciones Unidas (ONU), existen nueve tipos de cargas peligrosas: explosivos, gases, líquidos inflamables, sólidos inflamables, sustancias comburentes y peróxidos orgánicos, sustancias tóxicas e infecciosas, material radiactivo, sustancias corrosivas y sustancias y objetos peligrosos varios.</w:t>
       </w:r>
     </w:p>
     <w:p>
@@ -4606,7 +4541,7 @@
         </w:rPr>
         <w:t xml:space="preserve"> </w:t>
       </w:r>
-      <w:hyperlink r:id="rId19" w:history="1">
+      <w:hyperlink r:id="rId18" w:history="1">
         <w:r>
           <w:rPr>
             <w:rStyle w:val="Hipervnculo"/>
@@ -4631,7 +4566,7 @@
       <w:pPr>
         <w:pStyle w:val="Ttulo2"/>
       </w:pPr>
-      <w:bookmarkStart w:id="6" w:name="_Toc204962717"/>
+      <w:bookmarkStart w:id="6" w:name="_Toc207276418"/>
       <w:r>
         <w:t>Ubicación</w:t>
       </w:r>
@@ -4650,7 +4585,14 @@
         <w:rPr>
           <w:lang w:val="es-419" w:eastAsia="es-CO"/>
         </w:rPr>
-        <w:t>Para asignar la ubicación de la mercancía en el almacén es importante tener en cuenta las características de esta, como, rotación, peso, volumen, entre otras. Estos datos son útiles para la toma de decisiones a la hora de definir: el tamaño de las paletas, los equipos, el sistema de almacenamiento y la amplitud de los pasillos y en general de todo lo que pueda condicionar los metros cuadrados y cúbicos que se tendrán que destinar para el almacenamiento.</w:t>
+        <w:t xml:space="preserve">Para asignar la ubicación de la mercancía en el almacén es importante tener en cuenta las características de esta, como, rotación, peso, volumen, entre otras. Estos datos son útiles para la toma de decisiones a la hora de definir: el tamaño de las </w:t>
+      </w:r>
+      <w:r>
+        <w:rPr>
+          <w:lang w:val="es-419" w:eastAsia="es-CO"/>
+        </w:rPr>
+        <w:lastRenderedPageBreak/>
+        <w:t>paletas, los equipos, el sistema de almacenamiento y la amplitud de los pasillos y en general de todo lo que pueda condicionar los metros cuadrados y cúbicos que se tendrán que destinar para el almacenamiento.</w:t>
       </w:r>
     </w:p>
     <w:p>
@@ -4792,7 +4734,6 @@
           <w:bCs/>
           <w:lang w:val="es-419" w:eastAsia="es-CO"/>
         </w:rPr>
-        <w:lastRenderedPageBreak/>
         <w:t>Seguridad</w:t>
       </w:r>
       <w:r>
@@ -4930,7 +4871,14 @@
         <w:rPr>
           <w:lang w:val="es-419" w:eastAsia="es-CO"/>
         </w:rPr>
-        <w:t xml:space="preserve"> criterios que se deben tener en cuenta para colocar los productos en el almacén es la rotación, para categorizar estos productos en función de la rotación se utiliza el método ABC, este facilita la ordenación de todas las referencias según sus índices de ventas, adicionalmente permite la administración de los recursos de inventario y facilita la toma de decisiones. Este análisis se basa en la Ley de Pareto, en el cual se pueden clasificar los artículos en tres grupos A, B o C así:</w:t>
+        <w:t xml:space="preserve"> criterios que se deben tener en cuenta para colocar los productos en el almacén es la rotación, para categorizar estos productos en función de la rotación se utiliza el método ABC, este facilita la ordenación de todas las referencias según sus índices de ventas, adicionalmente permite la administración de los recursos de </w:t>
+      </w:r>
+      <w:r>
+        <w:rPr>
+          <w:lang w:val="es-419" w:eastAsia="es-CO"/>
+        </w:rPr>
+        <w:lastRenderedPageBreak/>
+        <w:t>inventario y facilita la toma de decisiones. Este análisis se basa en la Ley de Pareto, en el cual se pueden clasificar los artículos en tres grupos A, B o C así:</w:t>
       </w:r>
     </w:p>
     <w:p>
@@ -5042,9 +4990,8 @@
       <w:pPr>
         <w:pStyle w:val="Ttulo2"/>
       </w:pPr>
-      <w:bookmarkStart w:id="7" w:name="_Toc204962718"/>
-      <w:r>
-        <w:lastRenderedPageBreak/>
+      <w:bookmarkStart w:id="7" w:name="_Toc207276419"/>
+      <w:r>
         <w:t>Métodos de unitarización</w:t>
       </w:r>
       <w:bookmarkEnd w:id="7"/>
@@ -5148,6 +5095,7 @@
         <w:rPr>
           <w:lang w:val="es-419" w:eastAsia="es-CO"/>
         </w:rPr>
+        <w:lastRenderedPageBreak/>
         <w:t>Facilitar el rastreo.</w:t>
       </w:r>
     </w:p>
@@ -5181,7 +5129,7 @@
     <w:tbl>
       <w:tblPr>
         <w:tblStyle w:val="SENA"/>
-        <w:tblW w:w="9640" w:type="dxa"/>
+        <w:tblW w:w="9923" w:type="dxa"/>
         <w:tblInd w:w="-147" w:type="dxa"/>
         <w:tblLayout w:type="fixed"/>
         <w:tblLook w:val="04A0" w:firstRow="1" w:lastRow="0" w:firstColumn="1" w:lastColumn="0" w:noHBand="0" w:noVBand="1"/>
@@ -5191,8 +5139,8 @@
       <w:tblGrid>
         <w:gridCol w:w="1985"/>
         <w:gridCol w:w="2693"/>
-        <w:gridCol w:w="2835"/>
-        <w:gridCol w:w="2127"/>
+        <w:gridCol w:w="3261"/>
+        <w:gridCol w:w="1984"/>
       </w:tblGrid>
       <w:tr>
         <w:trPr>
@@ -5253,7 +5201,7 @@
         </w:tc>
         <w:tc>
           <w:tcPr>
-            <w:tcW w:w="2835" w:type="dxa"/>
+            <w:tcW w:w="3261" w:type="dxa"/>
           </w:tcPr>
           <w:p>
             <w:pPr>
@@ -5279,7 +5227,7 @@
         </w:tc>
         <w:tc>
           <w:tcPr>
-            <w:tcW w:w="2127" w:type="dxa"/>
+            <w:tcW w:w="1984" w:type="dxa"/>
           </w:tcPr>
           <w:p>
             <w:pPr>
@@ -5323,7 +5271,10 @@
                 <w:lang w:val="es-CO"/>
               </w:rPr>
             </w:pPr>
-            <w:r>
+          </w:p>
+          <w:p>
+            <w:pPr>
+              <w:pStyle w:val="TextoTablas"/>
               <w:rPr>
                 <w:rFonts w:asciiTheme="minorHAnsi" w:hAnsiTheme="minorHAnsi" w:cs="Arial"/>
                 <w:b/>
@@ -5331,8 +5282,29 @@
                 <w:szCs w:val="24"/>
                 <w:lang w:val="es-CO"/>
               </w:rPr>
+            </w:pPr>
+            <w:r>
+              <w:rPr>
+                <w:rFonts w:asciiTheme="minorHAnsi" w:hAnsiTheme="minorHAnsi" w:cs="Arial"/>
+                <w:b/>
+                <w:bCs/>
+                <w:szCs w:val="24"/>
+                <w:lang w:val="es-CO"/>
+              </w:rPr>
               <w:t>Paletización</w:t>
             </w:r>
+          </w:p>
+          <w:p>
+            <w:pPr>
+              <w:pStyle w:val="TextoTablas"/>
+              <w:rPr>
+                <w:rFonts w:asciiTheme="minorHAnsi" w:hAnsiTheme="minorHAnsi" w:cs="Arial"/>
+                <w:b/>
+                <w:bCs/>
+                <w:szCs w:val="24"/>
+                <w:lang w:val="es-CO"/>
+              </w:rPr>
+            </w:pPr>
           </w:p>
         </w:tc>
         <w:tc>
@@ -5373,6 +5345,7 @@
             <w:r>
               <w:rPr>
                 <w:rStyle w:val="Extranjerismo"/>
+                <w:lang w:val="es-CO"/>
               </w:rPr>
               <w:t>t</w:t>
             </w:r>
@@ -5395,7 +5368,7 @@
         </w:tc>
         <w:tc>
           <w:tcPr>
-            <w:tcW w:w="2835" w:type="dxa"/>
+            <w:tcW w:w="3261" w:type="dxa"/>
           </w:tcPr>
           <w:p>
             <w:pPr>
@@ -5462,7 +5435,7 @@
         </w:tc>
         <w:tc>
           <w:tcPr>
-            <w:tcW w:w="2127" w:type="dxa"/>
+            <w:tcW w:w="1984" w:type="dxa"/>
           </w:tcPr>
           <w:p>
             <w:pPr>
@@ -5500,7 +5473,10 @@
                 <w:lang w:val="es-CO"/>
               </w:rPr>
             </w:pPr>
-            <w:r>
+          </w:p>
+          <w:p>
+            <w:pPr>
+              <w:pStyle w:val="TextoTablas"/>
               <w:rPr>
                 <w:rFonts w:asciiTheme="minorHAnsi" w:hAnsiTheme="minorHAnsi" w:cs="Arial"/>
                 <w:b/>
@@ -5508,8 +5484,19 @@
                 <w:szCs w:val="24"/>
                 <w:lang w:val="es-CO"/>
               </w:rPr>
+            </w:pPr>
+            <w:proofErr w:type="spellStart"/>
+            <w:r>
+              <w:rPr>
+                <w:rFonts w:asciiTheme="minorHAnsi" w:hAnsiTheme="minorHAnsi" w:cs="Arial"/>
+                <w:b/>
+                <w:bCs/>
+                <w:szCs w:val="24"/>
+                <w:lang w:val="es-CO"/>
+              </w:rPr>
               <w:t>Contenerización</w:t>
             </w:r>
+            <w:proofErr w:type="spellEnd"/>
           </w:p>
         </w:tc>
         <w:tc>
@@ -5569,7 +5556,7 @@
         </w:tc>
         <w:tc>
           <w:tcPr>
-            <w:tcW w:w="2835" w:type="dxa"/>
+            <w:tcW w:w="3261" w:type="dxa"/>
           </w:tcPr>
           <w:p>
             <w:pPr>
@@ -5620,7 +5607,7 @@
         </w:tc>
         <w:tc>
           <w:tcPr>
-            <w:tcW w:w="2127" w:type="dxa"/>
+            <w:tcW w:w="1984" w:type="dxa"/>
           </w:tcPr>
           <w:p>
             <w:pPr>
@@ -5637,25 +5624,23 @@
                 <w:szCs w:val="24"/>
                 <w:lang w:val="es-CO"/>
               </w:rPr>
-              <w:t xml:space="preserve">Mercancía </w:t>
-            </w:r>
-            <w:proofErr w:type="spellStart"/>
-            <w:r>
-              <w:rPr>
-                <w:rFonts w:asciiTheme="minorHAnsi" w:hAnsiTheme="minorHAnsi" w:cs="Arial"/>
-                <w:szCs w:val="24"/>
-                <w:lang w:val="es-CO"/>
-              </w:rPr>
-              <w:t>geeral</w:t>
-            </w:r>
-            <w:proofErr w:type="spellEnd"/>
-            <w:r>
-              <w:rPr>
-                <w:rFonts w:asciiTheme="minorHAnsi" w:hAnsiTheme="minorHAnsi" w:cs="Arial"/>
-                <w:szCs w:val="24"/>
-                <w:lang w:val="es-CO"/>
-              </w:rPr>
-              <w:t xml:space="preserve"> y maquinaria.</w:t>
+              <w:t>Mercancía ge</w:t>
+            </w:r>
+            <w:r>
+              <w:rPr>
+                <w:rFonts w:asciiTheme="minorHAnsi" w:hAnsiTheme="minorHAnsi" w:cs="Arial"/>
+                <w:szCs w:val="24"/>
+                <w:lang w:val="es-CO"/>
+              </w:rPr>
+              <w:t>n</w:t>
+            </w:r>
+            <w:r>
+              <w:rPr>
+                <w:rFonts w:asciiTheme="minorHAnsi" w:hAnsiTheme="minorHAnsi" w:cs="Arial"/>
+                <w:szCs w:val="24"/>
+                <w:lang w:val="es-CO"/>
+              </w:rPr>
+              <w:t>eral y maquinaria.</w:t>
             </w:r>
           </w:p>
         </w:tc>
@@ -5679,7 +5664,10 @@
                 <w:lang w:val="es-CO"/>
               </w:rPr>
             </w:pPr>
-            <w:r>
+          </w:p>
+          <w:p>
+            <w:pPr>
+              <w:pStyle w:val="TextoTablas"/>
               <w:rPr>
                 <w:rFonts w:asciiTheme="minorHAnsi" w:hAnsiTheme="minorHAnsi" w:cs="Arial"/>
                 <w:b/>
@@ -5687,9 +5675,29 @@
                 <w:szCs w:val="24"/>
                 <w:lang w:val="es-CO"/>
               </w:rPr>
-              <w:lastRenderedPageBreak/>
-              <w:t>Cajas / cajones</w:t>
-            </w:r>
+            </w:pPr>
+            <w:r>
+              <w:rPr>
+                <w:rFonts w:asciiTheme="minorHAnsi" w:hAnsiTheme="minorHAnsi" w:cs="Arial"/>
+                <w:b/>
+                <w:bCs/>
+                <w:szCs w:val="24"/>
+                <w:lang w:val="es-CO"/>
+              </w:rPr>
+              <w:t>Cajas/cajones</w:t>
+            </w:r>
+          </w:p>
+          <w:p>
+            <w:pPr>
+              <w:pStyle w:val="TextoTablas"/>
+              <w:rPr>
+                <w:rFonts w:asciiTheme="minorHAnsi" w:hAnsiTheme="minorHAnsi" w:cs="Arial"/>
+                <w:b/>
+                <w:bCs/>
+                <w:szCs w:val="24"/>
+                <w:lang w:val="es-CO"/>
+              </w:rPr>
+            </w:pPr>
           </w:p>
         </w:tc>
         <w:tc>
@@ -5717,7 +5725,7 @@
         </w:tc>
         <w:tc>
           <w:tcPr>
-            <w:tcW w:w="2835" w:type="dxa"/>
+            <w:tcW w:w="3261" w:type="dxa"/>
           </w:tcPr>
           <w:p>
             <w:pPr>
@@ -5784,7 +5792,7 @@
         </w:tc>
         <w:tc>
           <w:tcPr>
-            <w:tcW w:w="2127" w:type="dxa"/>
+            <w:tcW w:w="1984" w:type="dxa"/>
           </w:tcPr>
           <w:p>
             <w:pPr>
@@ -5818,6 +5826,17 @@
                 <w:rStyle w:val="Extranjerismo"/>
                 <w:b/>
                 <w:bCs/>
+                <w:lang w:val="es-CO"/>
+              </w:rPr>
+            </w:pPr>
+          </w:p>
+          <w:p>
+            <w:pPr>
+              <w:pStyle w:val="TextoTablas"/>
+              <w:rPr>
+                <w:rStyle w:val="Extranjerismo"/>
+                <w:b/>
+                <w:bCs/>
               </w:rPr>
             </w:pPr>
             <w:r>
@@ -5856,7 +5875,7 @@
         </w:tc>
         <w:tc>
           <w:tcPr>
-            <w:tcW w:w="2835" w:type="dxa"/>
+            <w:tcW w:w="3261" w:type="dxa"/>
           </w:tcPr>
           <w:p>
             <w:pPr>
@@ -5915,7 +5934,7 @@
         </w:tc>
         <w:tc>
           <w:tcPr>
-            <w:tcW w:w="2127" w:type="dxa"/>
+            <w:tcW w:w="1984" w:type="dxa"/>
           </w:tcPr>
           <w:p>
             <w:pPr>
@@ -5949,23 +5968,16 @@
             <w:pPr>
               <w:pStyle w:val="TextoTablas"/>
               <w:rPr>
-                <w:rFonts w:asciiTheme="minorHAnsi" w:hAnsiTheme="minorHAnsi" w:cs="Arial"/>
-                <w:b/>
-                <w:bCs/>
-                <w:szCs w:val="24"/>
-                <w:lang w:val="es-CO"/>
-              </w:rPr>
-            </w:pPr>
-            <w:r>
-              <w:rPr>
                 <w:rStyle w:val="Extranjerismo"/>
                 <w:b/>
                 <w:bCs/>
                 <w:lang w:val="es-CO"/>
               </w:rPr>
-              <w:t xml:space="preserve">Film </w:t>
-            </w:r>
-            <w:r>
+            </w:pPr>
+          </w:p>
+          <w:p>
+            <w:pPr>
+              <w:pStyle w:val="TextoTablas"/>
               <w:rPr>
                 <w:rFonts w:asciiTheme="minorHAnsi" w:hAnsiTheme="minorHAnsi" w:cs="Arial"/>
                 <w:b/>
@@ -5973,8 +5985,37 @@
                 <w:szCs w:val="24"/>
                 <w:lang w:val="es-CO"/>
               </w:rPr>
-              <w:t>Estirable</w:t>
-            </w:r>
+            </w:pPr>
+            <w:r>
+              <w:rPr>
+                <w:rStyle w:val="Extranjerismo"/>
+                <w:b/>
+                <w:bCs/>
+                <w:lang w:val="es-CO"/>
+              </w:rPr>
+              <w:t xml:space="preserve">Film </w:t>
+            </w:r>
+            <w:r>
+              <w:rPr>
+                <w:rFonts w:asciiTheme="minorHAnsi" w:hAnsiTheme="minorHAnsi" w:cs="Arial"/>
+                <w:b/>
+                <w:bCs/>
+                <w:szCs w:val="24"/>
+              </w:rPr>
+              <w:t>e</w:t>
+            </w:r>
+            <w:proofErr w:type="spellStart"/>
+            <w:r>
+              <w:rPr>
+                <w:rFonts w:asciiTheme="minorHAnsi" w:hAnsiTheme="minorHAnsi" w:cs="Arial"/>
+                <w:b/>
+                <w:bCs/>
+                <w:szCs w:val="24"/>
+                <w:lang w:val="es-CO"/>
+              </w:rPr>
+              <w:t>stirable</w:t>
+            </w:r>
+            <w:proofErr w:type="spellEnd"/>
           </w:p>
         </w:tc>
         <w:tc>
@@ -5996,13 +6037,42 @@
                 <w:szCs w:val="24"/>
                 <w:lang w:val="es-CO"/>
               </w:rPr>
-              <w:t>Envoltura plástica para fijar carga en palés.</w:t>
+              <w:t xml:space="preserve">Envoltura plástica para fijar carga en </w:t>
+            </w:r>
+            <w:r>
+              <w:rPr>
+                <w:rStyle w:val="Extranjerismo"/>
+                <w:lang w:val="es-CO"/>
+              </w:rPr>
+              <w:t>pal</w:t>
+            </w:r>
+            <w:r>
+              <w:rPr>
+                <w:rStyle w:val="Extranjerismo"/>
+                <w:lang w:val="es-CO"/>
+              </w:rPr>
+              <w:t>et</w:t>
+            </w:r>
+            <w:r>
+              <w:rPr>
+                <w:rStyle w:val="Extranjerismo"/>
+                <w:lang w:val="es-CO"/>
+              </w:rPr>
+              <w:t>s</w:t>
+            </w:r>
+            <w:r>
+              <w:rPr>
+                <w:rFonts w:asciiTheme="minorHAnsi" w:hAnsiTheme="minorHAnsi" w:cs="Arial"/>
+                <w:szCs w:val="24"/>
+                <w:lang w:val="es-CO"/>
+              </w:rPr>
+              <w:t>.</w:t>
             </w:r>
           </w:p>
         </w:tc>
         <w:tc>
           <w:tcPr>
-            <w:tcW w:w="2835" w:type="dxa"/>
+            <w:tcW w:w="3261" w:type="dxa"/>
           </w:tcPr>
           <w:p>
             <w:pPr>
@@ -6053,7 +6123,7 @@
         </w:tc>
         <w:tc>
           <w:tcPr>
-            <w:tcW w:w="2127" w:type="dxa"/>
+            <w:tcW w:w="1984" w:type="dxa"/>
           </w:tcPr>
           <w:p>
             <w:pPr>
@@ -6099,7 +6169,10 @@
                 <w:lang w:val="es-CO"/>
               </w:rPr>
             </w:pPr>
-            <w:r>
+          </w:p>
+          <w:p>
+            <w:pPr>
+              <w:pStyle w:val="TextoTablas"/>
               <w:rPr>
                 <w:rFonts w:asciiTheme="minorHAnsi" w:hAnsiTheme="minorHAnsi" w:cs="Arial"/>
                 <w:b/>
@@ -6107,7 +6180,16 @@
                 <w:szCs w:val="24"/>
                 <w:lang w:val="es-CO"/>
               </w:rPr>
-              <w:t>Cintas / zunchos</w:t>
+            </w:pPr>
+            <w:r>
+              <w:rPr>
+                <w:rFonts w:asciiTheme="minorHAnsi" w:hAnsiTheme="minorHAnsi" w:cs="Arial"/>
+                <w:b/>
+                <w:bCs/>
+                <w:szCs w:val="24"/>
+                <w:lang w:val="es-CO"/>
+              </w:rPr>
+              <w:t>Cintas/zunchos</w:t>
             </w:r>
           </w:p>
         </w:tc>
@@ -6136,7 +6218,7 @@
         </w:tc>
         <w:tc>
           <w:tcPr>
-            <w:tcW w:w="2835" w:type="dxa"/>
+            <w:tcW w:w="3261" w:type="dxa"/>
           </w:tcPr>
           <w:p>
             <w:pPr>
@@ -6187,7 +6269,7 @@
         </w:tc>
         <w:tc>
           <w:tcPr>
-            <w:tcW w:w="2127" w:type="dxa"/>
+            <w:tcW w:w="1984" w:type="dxa"/>
           </w:tcPr>
           <w:p>
             <w:pPr>
@@ -6228,7 +6310,10 @@
                 <w:lang w:val="es-CO"/>
               </w:rPr>
             </w:pPr>
-            <w:r>
+          </w:p>
+          <w:p>
+            <w:pPr>
+              <w:pStyle w:val="TextoTablas"/>
               <w:rPr>
                 <w:rFonts w:asciiTheme="minorHAnsi" w:hAnsiTheme="minorHAnsi" w:cs="Arial"/>
                 <w:b/>
@@ -6236,8 +6321,49 @@
                 <w:szCs w:val="24"/>
                 <w:lang w:val="es-CO"/>
               </w:rPr>
-              <w:t>ULD (Aéreo)</w:t>
-            </w:r>
+            </w:pPr>
+            <w:r>
+              <w:rPr>
+                <w:rFonts w:asciiTheme="minorHAnsi" w:hAnsiTheme="minorHAnsi" w:cs="Arial"/>
+                <w:b/>
+                <w:bCs/>
+                <w:szCs w:val="24"/>
+                <w:lang w:val="es-CO"/>
+              </w:rPr>
+              <w:t>ULD (</w:t>
+            </w:r>
+            <w:r>
+              <w:rPr>
+                <w:rFonts w:asciiTheme="minorHAnsi" w:hAnsiTheme="minorHAnsi" w:cs="Arial"/>
+                <w:b/>
+                <w:bCs/>
+                <w:szCs w:val="24"/>
+                <w:lang w:val="es-CO"/>
+              </w:rPr>
+              <w:t>a</w:t>
+            </w:r>
+            <w:r>
+              <w:rPr>
+                <w:rFonts w:asciiTheme="minorHAnsi" w:hAnsiTheme="minorHAnsi" w:cs="Arial"/>
+                <w:b/>
+                <w:bCs/>
+                <w:szCs w:val="24"/>
+                <w:lang w:val="es-CO"/>
+              </w:rPr>
+              <w:t>éreo)</w:t>
+            </w:r>
+          </w:p>
+          <w:p>
+            <w:pPr>
+              <w:pStyle w:val="TextoTablas"/>
+              <w:rPr>
+                <w:rFonts w:asciiTheme="minorHAnsi" w:hAnsiTheme="minorHAnsi" w:cs="Arial"/>
+                <w:b/>
+                <w:bCs/>
+                <w:szCs w:val="24"/>
+                <w:lang w:val="es-CO"/>
+              </w:rPr>
+            </w:pPr>
           </w:p>
         </w:tc>
         <w:tc>
@@ -6259,13 +6385,37 @@
                 <w:szCs w:val="24"/>
                 <w:lang w:val="es-CO"/>
               </w:rPr>
-              <w:t>Unidades de carga aérea (palés o contenedores especiales para aviones).</w:t>
+              <w:t>Unidades de carga aérea (pal</w:t>
+            </w:r>
+            <w:r>
+              <w:rPr>
+                <w:rFonts w:asciiTheme="minorHAnsi" w:hAnsiTheme="minorHAnsi" w:cs="Arial"/>
+                <w:szCs w:val="24"/>
+                <w:lang w:val="es-CO"/>
+              </w:rPr>
+              <w:t>e</w:t>
+            </w:r>
+            <w:r>
+              <w:rPr>
+                <w:rFonts w:asciiTheme="minorHAnsi" w:hAnsiTheme="minorHAnsi" w:cs="Arial"/>
+                <w:szCs w:val="24"/>
+                <w:lang w:val="es-CO"/>
+              </w:rPr>
+              <w:t>t</w:t>
+            </w:r>
+            <w:r>
+              <w:rPr>
+                <w:rFonts w:asciiTheme="minorHAnsi" w:hAnsiTheme="minorHAnsi" w:cs="Arial"/>
+                <w:szCs w:val="24"/>
+                <w:lang w:val="es-CO"/>
+              </w:rPr>
+              <w:t>s o contenedores especiales para aviones).</w:t>
             </w:r>
           </w:p>
         </w:tc>
         <w:tc>
           <w:tcPr>
-            <w:tcW w:w="2835" w:type="dxa"/>
+            <w:tcW w:w="3261" w:type="dxa"/>
           </w:tcPr>
           <w:p>
             <w:pPr>
@@ -6316,7 +6466,7 @@
         </w:tc>
         <w:tc>
           <w:tcPr>
-            <w:tcW w:w="2127" w:type="dxa"/>
+            <w:tcW w:w="1984" w:type="dxa"/>
           </w:tcPr>
           <w:p>
             <w:pPr>
@@ -6444,33 +6594,33 @@
           <w:bCs/>
           <w:lang w:val="es-419" w:eastAsia="es-CO"/>
         </w:rPr>
+        <w:t>Contenerización</w:t>
+      </w:r>
+    </w:p>
+    <w:p>
+      <w:pPr>
+        <w:rPr>
+          <w:lang w:val="es-419" w:eastAsia="es-CO"/>
+        </w:rPr>
+      </w:pPr>
+      <w:r>
+        <w:rPr>
+          <w:lang w:val="es-419" w:eastAsia="es-CO"/>
+        </w:rPr>
+        <w:t>Este método utiliza contenedores para movilizar mercancías de manera más eficiente dentro de la cadena de suministro. Gracias a su uso, los exportadores ya no necesitan trasladar sus bienes directamente al puerto, ya que pueden enviarlos en contenedores que se desplazan a través de distintos medios intermodales, facilitando su logística y reduciendo costos de transporte.</w:t>
+      </w:r>
+    </w:p>
+    <w:p>
+      <w:pPr>
+        <w:rPr>
+          <w:lang w:val="es-419" w:eastAsia="es-CO"/>
+        </w:rPr>
+      </w:pPr>
+      <w:r>
+        <w:rPr>
+          <w:lang w:val="es-419" w:eastAsia="es-CO"/>
+        </w:rPr>
         <w:lastRenderedPageBreak/>
-        <w:t>Contenerización</w:t>
-      </w:r>
-    </w:p>
-    <w:p>
-      <w:pPr>
-        <w:rPr>
-          <w:lang w:val="es-419" w:eastAsia="es-CO"/>
-        </w:rPr>
-      </w:pPr>
-      <w:r>
-        <w:rPr>
-          <w:lang w:val="es-419" w:eastAsia="es-CO"/>
-        </w:rPr>
-        <w:t>Este método utiliza contenedores para movilizar mercancías de manera más eficiente dentro de la cadena de suministro. Gracias a su uso, los exportadores ya no necesitan trasladar sus bienes directamente al puerto, ya que pueden enviarlos en contenedores que se desplazan a través de distintos medios intermodales, facilitando su logística y reduciendo costos de transporte.</w:t>
-      </w:r>
-    </w:p>
-    <w:p>
-      <w:pPr>
-        <w:rPr>
-          <w:lang w:val="es-419" w:eastAsia="es-CO"/>
-        </w:rPr>
-      </w:pPr>
-      <w:r>
-        <w:rPr>
-          <w:lang w:val="es-419" w:eastAsia="es-CO"/>
-        </w:rPr>
         <w:t>Podemos concluir que la unitarización de la carga no solo consiste en agrupar mercancías, sino que también mejora la eficiencia de los procesos logísticos y optimiza la productividad dentro de la cadena de suministro. Su correcta aplicación permite un manejo más ágil y organizado de los productos, facilitando su transporte y almacenamiento.</w:t>
       </w:r>
     </w:p>
@@ -6521,7 +6671,7 @@
       <w:pPr>
         <w:pStyle w:val="Ttulo1"/>
       </w:pPr>
-      <w:bookmarkStart w:id="8" w:name="_Toc204962719"/>
+      <w:bookmarkStart w:id="8" w:name="_Toc207276420"/>
       <w:r>
         <w:lastRenderedPageBreak/>
         <w:t>Manipulación de la carga</w:t>
@@ -6551,7 +6701,7 @@
       <w:pPr>
         <w:pStyle w:val="Ttulo2"/>
       </w:pPr>
-      <w:bookmarkStart w:id="9" w:name="_Toc204962720"/>
+      <w:bookmarkStart w:id="9" w:name="_Toc207276421"/>
       <w:r>
         <w:t>Concepto</w:t>
       </w:r>
@@ -6701,7 +6851,7 @@
       <w:pPr>
         <w:pStyle w:val="Ttulo2"/>
       </w:pPr>
-      <w:bookmarkStart w:id="10" w:name="_Toc204962721"/>
+      <w:bookmarkStart w:id="10" w:name="_Toc207276422"/>
       <w:r>
         <w:t>Técnicas</w:t>
       </w:r>
@@ -6994,6 +7144,18 @@
                 <w:lang w:val="es-CO"/>
               </w:rPr>
             </w:pPr>
+          </w:p>
+          <w:p>
+            <w:pPr>
+              <w:pStyle w:val="TextoTablas"/>
+              <w:rPr>
+                <w:rFonts w:asciiTheme="minorHAnsi" w:hAnsiTheme="minorHAnsi" w:cs="Arial"/>
+                <w:b/>
+                <w:bCs/>
+                <w:szCs w:val="24"/>
+                <w:lang w:val="es-CO"/>
+              </w:rPr>
+            </w:pPr>
             <w:r>
               <w:rPr>
                 <w:rFonts w:asciiTheme="minorHAnsi" w:hAnsiTheme="minorHAnsi" w:cs="Arial"/>
@@ -7010,6 +7172,16 @@
           <w:tcPr>
             <w:tcW w:w="2693" w:type="dxa"/>
           </w:tcPr>
+          <w:p>
+            <w:pPr>
+              <w:pStyle w:val="TextoTablas"/>
+              <w:rPr>
+                <w:rFonts w:asciiTheme="minorHAnsi" w:hAnsiTheme="minorHAnsi" w:cs="Arial"/>
+                <w:szCs w:val="24"/>
+                <w:lang w:val="es-CO"/>
+              </w:rPr>
+            </w:pPr>
+          </w:p>
           <w:p>
             <w:pPr>
               <w:pStyle w:val="TextoTablas"/>
@@ -7277,7 +7449,10 @@
                 <w:lang w:val="es-CO"/>
               </w:rPr>
             </w:pPr>
-            <w:r>
+          </w:p>
+          <w:p>
+            <w:pPr>
+              <w:pStyle w:val="TextoTablas"/>
               <w:rPr>
                 <w:rFonts w:asciiTheme="minorHAnsi" w:hAnsiTheme="minorHAnsi" w:cs="Arial"/>
                 <w:b/>
@@ -7285,7 +7460,27 @@
                 <w:szCs w:val="24"/>
                 <w:lang w:val="es-CO"/>
               </w:rPr>
-              <w:lastRenderedPageBreak/>
+            </w:pPr>
+          </w:p>
+          <w:p>
+            <w:pPr>
+              <w:pStyle w:val="TextoTablas"/>
+              <w:rPr>
+                <w:rFonts w:asciiTheme="minorHAnsi" w:hAnsiTheme="minorHAnsi" w:cs="Arial"/>
+                <w:b/>
+                <w:bCs/>
+                <w:szCs w:val="24"/>
+                <w:lang w:val="es-CO"/>
+              </w:rPr>
+            </w:pPr>
+            <w:r>
+              <w:rPr>
+                <w:rFonts w:asciiTheme="minorHAnsi" w:hAnsiTheme="minorHAnsi" w:cs="Arial"/>
+                <w:b/>
+                <w:bCs/>
+                <w:szCs w:val="24"/>
+                <w:lang w:val="es-CO"/>
+              </w:rPr>
               <w:t>Por tipo de carga</w:t>
             </w:r>
           </w:p>
@@ -7294,6 +7489,26 @@
           <w:tcPr>
             <w:tcW w:w="2693" w:type="dxa"/>
           </w:tcPr>
+          <w:p>
+            <w:pPr>
+              <w:pStyle w:val="TextoTablas"/>
+              <w:rPr>
+                <w:rFonts w:asciiTheme="minorHAnsi" w:hAnsiTheme="minorHAnsi" w:cs="Arial"/>
+                <w:szCs w:val="24"/>
+                <w:lang w:val="es-CO"/>
+              </w:rPr>
+            </w:pPr>
+          </w:p>
+          <w:p>
+            <w:pPr>
+              <w:pStyle w:val="TextoTablas"/>
+              <w:rPr>
+                <w:rFonts w:asciiTheme="minorHAnsi" w:hAnsiTheme="minorHAnsi" w:cs="Arial"/>
+                <w:szCs w:val="24"/>
+                <w:lang w:val="es-CO"/>
+              </w:rPr>
+            </w:pPr>
+          </w:p>
           <w:p>
             <w:pPr>
               <w:pStyle w:val="TextoTablas"/>
@@ -7397,6 +7612,30 @@
                 <w:lang w:val="es-CO"/>
               </w:rPr>
             </w:pPr>
+          </w:p>
+          <w:p>
+            <w:pPr>
+              <w:pStyle w:val="TextoTablas"/>
+              <w:rPr>
+                <w:rFonts w:asciiTheme="minorHAnsi" w:hAnsiTheme="minorHAnsi" w:cs="Arial"/>
+                <w:b/>
+                <w:bCs/>
+                <w:szCs w:val="24"/>
+                <w:lang w:val="es-CO"/>
+              </w:rPr>
+            </w:pPr>
+          </w:p>
+          <w:p>
+            <w:pPr>
+              <w:pStyle w:val="TextoTablas"/>
+              <w:rPr>
+                <w:rFonts w:asciiTheme="minorHAnsi" w:hAnsiTheme="minorHAnsi" w:cs="Arial"/>
+                <w:b/>
+                <w:bCs/>
+                <w:szCs w:val="24"/>
+                <w:lang w:val="es-CO"/>
+              </w:rPr>
+            </w:pPr>
             <w:r>
               <w:rPr>
                 <w:rFonts w:asciiTheme="minorHAnsi" w:hAnsiTheme="minorHAnsi" w:cs="Arial"/>
@@ -7413,6 +7652,26 @@
           <w:tcPr>
             <w:tcW w:w="2693" w:type="dxa"/>
           </w:tcPr>
+          <w:p>
+            <w:pPr>
+              <w:pStyle w:val="TextoTablas"/>
+              <w:rPr>
+                <w:rFonts w:asciiTheme="minorHAnsi" w:hAnsiTheme="minorHAnsi" w:cs="Arial"/>
+                <w:szCs w:val="24"/>
+                <w:lang w:val="es-CO"/>
+              </w:rPr>
+            </w:pPr>
+          </w:p>
+          <w:p>
+            <w:pPr>
+              <w:pStyle w:val="TextoTablas"/>
+              <w:rPr>
+                <w:rFonts w:asciiTheme="minorHAnsi" w:hAnsiTheme="minorHAnsi" w:cs="Arial"/>
+                <w:szCs w:val="24"/>
+                <w:lang w:val="es-CO"/>
+              </w:rPr>
+            </w:pPr>
+          </w:p>
           <w:p>
             <w:pPr>
               <w:pStyle w:val="TextoTablas"/>
@@ -7519,6 +7778,30 @@
                 <w:lang w:val="es-CO"/>
               </w:rPr>
             </w:pPr>
+          </w:p>
+          <w:p>
+            <w:pPr>
+              <w:pStyle w:val="TextoTablas"/>
+              <w:rPr>
+                <w:rFonts w:asciiTheme="minorHAnsi" w:hAnsiTheme="minorHAnsi" w:cs="Arial"/>
+                <w:b/>
+                <w:bCs/>
+                <w:szCs w:val="24"/>
+                <w:lang w:val="es-CO"/>
+              </w:rPr>
+            </w:pPr>
+          </w:p>
+          <w:p>
+            <w:pPr>
+              <w:pStyle w:val="TextoTablas"/>
+              <w:rPr>
+                <w:rFonts w:asciiTheme="minorHAnsi" w:hAnsiTheme="minorHAnsi" w:cs="Arial"/>
+                <w:b/>
+                <w:bCs/>
+                <w:szCs w:val="24"/>
+                <w:lang w:val="es-CO"/>
+              </w:rPr>
+            </w:pPr>
             <w:r>
               <w:rPr>
                 <w:rFonts w:asciiTheme="minorHAnsi" w:hAnsiTheme="minorHAnsi" w:cs="Arial"/>
@@ -7535,6 +7818,26 @@
           <w:tcPr>
             <w:tcW w:w="2693" w:type="dxa"/>
           </w:tcPr>
+          <w:p>
+            <w:pPr>
+              <w:pStyle w:val="TextoTablas"/>
+              <w:rPr>
+                <w:rFonts w:asciiTheme="minorHAnsi" w:hAnsiTheme="minorHAnsi" w:cs="Arial"/>
+                <w:szCs w:val="24"/>
+                <w:lang w:val="es-CO"/>
+              </w:rPr>
+            </w:pPr>
+          </w:p>
+          <w:p>
+            <w:pPr>
+              <w:pStyle w:val="TextoTablas"/>
+              <w:rPr>
+                <w:rFonts w:asciiTheme="minorHAnsi" w:hAnsiTheme="minorHAnsi" w:cs="Arial"/>
+                <w:szCs w:val="24"/>
+                <w:lang w:val="es-CO"/>
+              </w:rPr>
+            </w:pPr>
+          </w:p>
           <w:p>
             <w:pPr>
               <w:pStyle w:val="TextoTablas"/>
@@ -7638,6 +7941,30 @@
                 <w:lang w:val="es-CO"/>
               </w:rPr>
             </w:pPr>
+          </w:p>
+          <w:p>
+            <w:pPr>
+              <w:pStyle w:val="TextoTablas"/>
+              <w:rPr>
+                <w:rFonts w:asciiTheme="minorHAnsi" w:hAnsiTheme="minorHAnsi" w:cs="Arial"/>
+                <w:b/>
+                <w:bCs/>
+                <w:szCs w:val="24"/>
+                <w:lang w:val="es-CO"/>
+              </w:rPr>
+            </w:pPr>
+          </w:p>
+          <w:p>
+            <w:pPr>
+              <w:pStyle w:val="TextoTablas"/>
+              <w:rPr>
+                <w:rFonts w:asciiTheme="minorHAnsi" w:hAnsiTheme="minorHAnsi" w:cs="Arial"/>
+                <w:b/>
+                <w:bCs/>
+                <w:szCs w:val="24"/>
+                <w:lang w:val="es-CO"/>
+              </w:rPr>
+            </w:pPr>
             <w:r>
               <w:rPr>
                 <w:rFonts w:asciiTheme="minorHAnsi" w:hAnsiTheme="minorHAnsi" w:cs="Arial"/>
@@ -7654,6 +7981,26 @@
           <w:tcPr>
             <w:tcW w:w="2693" w:type="dxa"/>
           </w:tcPr>
+          <w:p>
+            <w:pPr>
+              <w:pStyle w:val="TextoTablas"/>
+              <w:rPr>
+                <w:rFonts w:asciiTheme="minorHAnsi" w:hAnsiTheme="minorHAnsi" w:cs="Arial"/>
+                <w:szCs w:val="24"/>
+                <w:lang w:val="es-CO"/>
+              </w:rPr>
+            </w:pPr>
+          </w:p>
+          <w:p>
+            <w:pPr>
+              <w:pStyle w:val="TextoTablas"/>
+              <w:rPr>
+                <w:rFonts w:asciiTheme="minorHAnsi" w:hAnsiTheme="minorHAnsi" w:cs="Arial"/>
+                <w:szCs w:val="24"/>
+                <w:lang w:val="es-CO"/>
+              </w:rPr>
+            </w:pPr>
+          </w:p>
           <w:p>
             <w:pPr>
               <w:pStyle w:val="TextoTablas"/>
@@ -7966,7 +8313,7 @@
       <w:pPr>
         <w:pStyle w:val="Ttulo2"/>
       </w:pPr>
-      <w:bookmarkStart w:id="11" w:name="_Toc204962722"/>
+      <w:bookmarkStart w:id="11" w:name="_Toc207276423"/>
       <w:r>
         <w:t>Equipos</w:t>
       </w:r>
@@ -8060,13 +8407,13 @@
                     <pic:cNvPicPr/>
                   </pic:nvPicPr>
                   <pic:blipFill>
-                    <a:blip r:embed="rId20">
+                    <a:blip r:embed="rId19">
                       <a:extLst>
                         <a:ext uri="{28A0092B-C50C-407E-A947-70E740481C1C}">
                           <a14:useLocalDpi xmlns:a14="http://schemas.microsoft.com/office/drawing/2010/main" val="0"/>
                         </a:ext>
                         <a:ext uri="{96DAC541-7B7A-43D3-8B79-37D633B846F1}">
-                          <asvg:svgBlip xmlns:asvg="http://schemas.microsoft.com/office/drawing/2016/SVG/main" r:embed="rId21"/>
+                          <asvg:svgBlip xmlns:asvg="http://schemas.microsoft.com/office/drawing/2016/SVG/main" r:embed="rId20"/>
                         </a:ext>
                       </a:extLst>
                     </a:blip>
@@ -8424,7 +8771,10 @@
                 <w:lang w:val="es-CO"/>
               </w:rPr>
             </w:pPr>
-            <w:r>
+          </w:p>
+          <w:p>
+            <w:pPr>
+              <w:pStyle w:val="TextoTablas"/>
               <w:rPr>
                 <w:rFonts w:asciiTheme="minorHAnsi" w:hAnsiTheme="minorHAnsi" w:cs="Arial"/>
                 <w:b/>
@@ -8432,8 +8782,41 @@
                 <w:szCs w:val="24"/>
                 <w:lang w:val="es-CO"/>
               </w:rPr>
-              <w:t>Para carga unitarizada</w:t>
-            </w:r>
+            </w:pPr>
+          </w:p>
+          <w:p>
+            <w:pPr>
+              <w:pStyle w:val="TextoTablas"/>
+              <w:rPr>
+                <w:rFonts w:asciiTheme="minorHAnsi" w:hAnsiTheme="minorHAnsi" w:cs="Arial"/>
+                <w:b/>
+                <w:bCs/>
+                <w:szCs w:val="24"/>
+                <w:lang w:val="es-CO"/>
+              </w:rPr>
+            </w:pPr>
+            <w:r>
+              <w:rPr>
+                <w:rFonts w:asciiTheme="minorHAnsi" w:hAnsiTheme="minorHAnsi" w:cs="Arial"/>
+                <w:b/>
+                <w:bCs/>
+                <w:szCs w:val="24"/>
+                <w:lang w:val="es-CO"/>
+              </w:rPr>
+              <w:t xml:space="preserve">Para carga </w:t>
+            </w:r>
+            <w:proofErr w:type="spellStart"/>
+            <w:r>
+              <w:rPr>
+                <w:rFonts w:asciiTheme="minorHAnsi" w:hAnsiTheme="minorHAnsi" w:cs="Arial"/>
+                <w:b/>
+                <w:bCs/>
+                <w:szCs w:val="24"/>
+                <w:lang w:val="es-CO"/>
+              </w:rPr>
+              <w:t>unitarizada</w:t>
+            </w:r>
+            <w:proofErr w:type="spellEnd"/>
           </w:p>
         </w:tc>
         <w:tc>
@@ -8449,6 +8832,16 @@
                 <w:lang w:val="es-CO"/>
               </w:rPr>
             </w:pPr>
+          </w:p>
+          <w:p>
+            <w:pPr>
+              <w:pStyle w:val="TextoTablas"/>
+              <w:rPr>
+                <w:rFonts w:asciiTheme="minorHAnsi" w:hAnsiTheme="minorHAnsi" w:cs="Arial"/>
+                <w:szCs w:val="24"/>
+                <w:lang w:val="es-CO"/>
+              </w:rPr>
+            </w:pPr>
             <w:r>
               <w:rPr>
                 <w:rFonts w:asciiTheme="minorHAnsi" w:hAnsiTheme="minorHAnsi" w:cs="Arial"/>
@@ -8503,13 +8896,23 @@
                 <w:lang w:val="es-CO"/>
               </w:rPr>
             </w:pPr>
-            <w:r>
-              <w:rPr>
-                <w:rFonts w:asciiTheme="minorHAnsi" w:hAnsiTheme="minorHAnsi" w:cs="Arial"/>
-                <w:szCs w:val="24"/>
-                <w:lang w:val="es-CO"/>
-              </w:rPr>
-              <w:t>Recogepedidos.</w:t>
+            <w:proofErr w:type="spellStart"/>
+            <w:r>
+              <w:rPr>
+                <w:rFonts w:asciiTheme="minorHAnsi" w:hAnsiTheme="minorHAnsi" w:cs="Arial"/>
+                <w:szCs w:val="24"/>
+                <w:lang w:val="es-CO"/>
+              </w:rPr>
+              <w:t>Recogepedidos</w:t>
+            </w:r>
+            <w:proofErr w:type="spellEnd"/>
+            <w:r>
+              <w:rPr>
+                <w:rFonts w:asciiTheme="minorHAnsi" w:hAnsiTheme="minorHAnsi" w:cs="Arial"/>
+                <w:szCs w:val="24"/>
+                <w:lang w:val="es-CO"/>
+              </w:rPr>
+              <w:t>.</w:t>
             </w:r>
           </w:p>
           <w:p>
@@ -8527,6 +8930,16 @@
           <w:tcPr>
             <w:tcW w:w="2410" w:type="dxa"/>
           </w:tcPr>
+          <w:p>
+            <w:pPr>
+              <w:pStyle w:val="TextoTablas"/>
+              <w:rPr>
+                <w:rFonts w:asciiTheme="minorHAnsi" w:hAnsiTheme="minorHAnsi" w:cs="Arial"/>
+                <w:szCs w:val="24"/>
+                <w:lang w:val="es-CO"/>
+              </w:rPr>
+            </w:pPr>
+          </w:p>
           <w:p>
             <w:pPr>
               <w:pStyle w:val="TextoTablas"/>
@@ -8694,6 +9107,18 @@
                 <w:lang w:val="es-CO"/>
               </w:rPr>
             </w:pPr>
+          </w:p>
+          <w:p>
+            <w:pPr>
+              <w:pStyle w:val="TextoTablas"/>
+              <w:rPr>
+                <w:rFonts w:asciiTheme="minorHAnsi" w:hAnsiTheme="minorHAnsi" w:cs="Arial"/>
+                <w:b/>
+                <w:bCs/>
+                <w:szCs w:val="24"/>
+                <w:lang w:val="es-CO"/>
+              </w:rPr>
+            </w:pPr>
             <w:r>
               <w:rPr>
                 <w:rFonts w:asciiTheme="minorHAnsi" w:hAnsiTheme="minorHAnsi" w:cs="Arial"/>
@@ -8719,6 +9144,16 @@
                 <w:lang w:val="es-CO"/>
               </w:rPr>
             </w:pPr>
+          </w:p>
+          <w:p>
+            <w:pPr>
+              <w:pStyle w:val="TextoTablas"/>
+              <w:rPr>
+                <w:rFonts w:asciiTheme="minorHAnsi" w:hAnsiTheme="minorHAnsi" w:cs="Arial"/>
+                <w:szCs w:val="24"/>
+                <w:lang w:val="es-CO"/>
+              </w:rPr>
+            </w:pPr>
             <w:r>
               <w:rPr>
                 <w:rFonts w:asciiTheme="minorHAnsi" w:hAnsiTheme="minorHAnsi" w:cs="Arial"/>
@@ -8745,6 +9180,7 @@
                 <w:lang w:val="es-CO"/>
               </w:rPr>
             </w:pPr>
+            <w:proofErr w:type="spellStart"/>
             <w:r>
               <w:rPr>
                 <w:rFonts w:asciiTheme="minorHAnsi" w:hAnsiTheme="minorHAnsi" w:cs="Arial"/>
@@ -8753,6 +9189,7 @@
               </w:rPr>
               <w:t>Tractocargadores</w:t>
             </w:r>
+            <w:proofErr w:type="spellEnd"/>
             <w:r>
               <w:rPr>
                 <w:rFonts w:asciiTheme="minorHAnsi" w:hAnsiTheme="minorHAnsi" w:cs="Arial"/>
@@ -8793,6 +9230,16 @@
           <w:tcPr>
             <w:tcW w:w="2410" w:type="dxa"/>
           </w:tcPr>
+          <w:p>
+            <w:pPr>
+              <w:pStyle w:val="TextoTablas"/>
+              <w:rPr>
+                <w:rFonts w:asciiTheme="minorHAnsi" w:hAnsiTheme="minorHAnsi" w:cs="Arial"/>
+                <w:szCs w:val="24"/>
+                <w:lang w:val="es-CO"/>
+              </w:rPr>
+            </w:pPr>
+          </w:p>
           <w:p>
             <w:pPr>
               <w:pStyle w:val="TextoTablas"/>
@@ -8927,6 +9374,18 @@
                 <w:lang w:val="es-CO"/>
               </w:rPr>
             </w:pPr>
+          </w:p>
+          <w:p>
+            <w:pPr>
+              <w:pStyle w:val="TextoTablas"/>
+              <w:rPr>
+                <w:rFonts w:asciiTheme="minorHAnsi" w:hAnsiTheme="minorHAnsi" w:cs="Arial"/>
+                <w:b/>
+                <w:bCs/>
+                <w:szCs w:val="24"/>
+                <w:lang w:val="es-CO"/>
+              </w:rPr>
+            </w:pPr>
             <w:r>
               <w:rPr>
                 <w:rFonts w:asciiTheme="minorHAnsi" w:hAnsiTheme="minorHAnsi" w:cs="Arial"/>
@@ -9244,7 +9703,7 @@
       <w:pPr>
         <w:pStyle w:val="Ttulo2"/>
       </w:pPr>
-      <w:bookmarkStart w:id="12" w:name="_Toc204962723"/>
+      <w:bookmarkStart w:id="12" w:name="_Toc207276424"/>
       <w:r>
         <w:lastRenderedPageBreak/>
         <w:t>Normatividad</w:t>
@@ -9592,21 +10051,7 @@
         <w:rPr>
           <w:lang w:val="es-419" w:eastAsia="es-CO"/>
         </w:rPr>
-        <w:t xml:space="preserve">eguridad en equipos de </w:t>
-      </w:r>
-      <w:proofErr w:type="spellStart"/>
-      <w:r>
-        <w:rPr>
-          <w:lang w:val="es-419" w:eastAsia="es-CO"/>
-        </w:rPr>
-        <w:t>izaje</w:t>
-      </w:r>
-      <w:proofErr w:type="spellEnd"/>
-      <w:r>
-        <w:rPr>
-          <w:lang w:val="es-419" w:eastAsia="es-CO"/>
-        </w:rPr>
-        <w:t xml:space="preserve"> (grúas y montacargas).</w:t>
+        <w:t>eguridad en equipos de izaje (grúas y montacargas).</w:t>
       </w:r>
     </w:p>
     <w:p>
@@ -9677,13 +10122,13 @@
                     <pic:cNvPicPr/>
                   </pic:nvPicPr>
                   <pic:blipFill>
-                    <a:blip r:embed="rId22">
+                    <a:blip r:embed="rId21">
                       <a:extLst>
                         <a:ext uri="{28A0092B-C50C-407E-A947-70E740481C1C}">
                           <a14:useLocalDpi xmlns:a14="http://schemas.microsoft.com/office/drawing/2010/main" val="0"/>
                         </a:ext>
                         <a:ext uri="{96DAC541-7B7A-43D3-8B79-37D633B846F1}">
-                          <asvg:svgBlip xmlns:asvg="http://schemas.microsoft.com/office/drawing/2016/SVG/main" r:embed="rId23"/>
+                          <asvg:svgBlip xmlns:asvg="http://schemas.microsoft.com/office/drawing/2016/SVG/main" r:embed="rId22"/>
                         </a:ext>
                       </a:extLst>
                     </a:blip>
@@ -9867,7 +10312,7 @@
       <w:pPr>
         <w:pStyle w:val="Ttulo2"/>
       </w:pPr>
-      <w:bookmarkStart w:id="13" w:name="_Toc204962724"/>
+      <w:bookmarkStart w:id="13" w:name="_Toc207276425"/>
       <w:r>
         <w:t>Buenas prácticas</w:t>
       </w:r>
@@ -9937,7 +10382,19 @@
         <w:rPr>
           <w:lang w:val="es-419" w:eastAsia="es-CO"/>
         </w:rPr>
-        <w:t>aximizando la productividad, minimizando tiempos y costos operativos y optimizando el uso de espacios y recursos.</w:t>
+        <w:t>aximizando la productividad, minimizando tiempos</w:t>
+      </w:r>
+      <w:r>
+        <w:rPr>
+          <w:lang w:val="es-419" w:eastAsia="es-CO"/>
+        </w:rPr>
+        <w:t>,</w:t>
+      </w:r>
+      <w:r>
+        <w:rPr>
+          <w:lang w:val="es-419" w:eastAsia="es-CO"/>
+        </w:rPr>
+        <w:t xml:space="preserve"> costos operativos y optimizando el uso de espacios y recursos.</w:t>
       </w:r>
     </w:p>
     <w:p>
@@ -10094,7 +10551,19 @@
         <w:rPr>
           <w:lang w:val="es-419" w:eastAsia="es-CO"/>
         </w:rPr>
-        <w:t xml:space="preserve">Montacargas con baterías de iones de litio (50 % menos consumo vs. plomo </w:t>
+        <w:t xml:space="preserve">Montacargas con baterías de iones de litio (50 % menos consumo vs. </w:t>
+      </w:r>
+      <w:r>
+        <w:rPr>
+          <w:lang w:val="es-419" w:eastAsia="es-CO"/>
+        </w:rPr>
+        <w:t xml:space="preserve">          </w:t>
+      </w:r>
+      <w:r>
+        <w:rPr>
+          <w:lang w:val="es-419" w:eastAsia="es-CO"/>
+        </w:rPr>
+        <w:t>plomo</w:t>
       </w:r>
       <w:r>
         <w:rPr>
@@ -10106,7 +10575,7 @@
         <w:rPr>
           <w:lang w:val="es-419" w:eastAsia="es-CO"/>
         </w:rPr>
-        <w:t xml:space="preserve"> ácido).</w:t>
+        <w:t>ácido).</w:t>
       </w:r>
     </w:p>
     <w:p>
@@ -10163,14 +10632,13 @@
         </w:rPr>
         <w:t xml:space="preserve">Reciclaje de </w:t>
       </w:r>
-      <w:proofErr w:type="spellStart"/>
       <w:r>
         <w:rPr>
           <w:rStyle w:val="Extranjerismo"/>
+          <w:lang w:val="es-CO"/>
         </w:rPr>
         <w:t>palets</w:t>
       </w:r>
-      <w:proofErr w:type="spellEnd"/>
       <w:r>
         <w:rPr>
           <w:lang w:val="es-419" w:eastAsia="es-CO"/>
@@ -10383,7 +10851,7 @@
       <w:pPr>
         <w:pStyle w:val="Ttulo1"/>
       </w:pPr>
-      <w:bookmarkStart w:id="14" w:name="_Toc204962725"/>
+      <w:bookmarkStart w:id="14" w:name="_Toc207276426"/>
       <w:r>
         <w:lastRenderedPageBreak/>
         <w:t>Mecanismos de marcado y rotulado</w:t>
@@ -10407,7 +10875,7 @@
       <w:pPr>
         <w:pStyle w:val="Ttulo2"/>
       </w:pPr>
-      <w:bookmarkStart w:id="15" w:name="_Toc204962726"/>
+      <w:bookmarkStart w:id="15" w:name="_Toc207276427"/>
       <w:r>
         <w:t>Concepto</w:t>
       </w:r>
@@ -10525,7 +10993,7 @@
       <w:pPr>
         <w:pStyle w:val="Ttulo2"/>
       </w:pPr>
-      <w:bookmarkStart w:id="16" w:name="_Toc204962727"/>
+      <w:bookmarkStart w:id="16" w:name="_Toc207276428"/>
       <w:r>
         <w:t>Tipos</w:t>
       </w:r>
@@ -10694,7 +11162,6 @@
         </w:rPr>
         <w:t xml:space="preserve">ste marcado incluye certificaciones como “CE” o “FDA </w:t>
       </w:r>
-      <w:proofErr w:type="spellStart"/>
       <w:r>
         <w:rPr>
           <w:rStyle w:val="Extranjerismo"/>
@@ -10702,7 +11169,6 @@
         </w:rPr>
         <w:t>Approved</w:t>
       </w:r>
-      <w:proofErr w:type="spellEnd"/>
       <w:r>
         <w:rPr>
           <w:lang w:val="es-419" w:eastAsia="es-CO"/>
@@ -10728,7 +11194,7 @@
       <w:pPr>
         <w:pStyle w:val="Ttulo2"/>
       </w:pPr>
-      <w:bookmarkStart w:id="17" w:name="_Toc204962728"/>
+      <w:bookmarkStart w:id="17" w:name="_Toc207276429"/>
       <w:r>
         <w:t>Características</w:t>
       </w:r>
@@ -11063,7 +11529,7 @@
       <w:pPr>
         <w:pStyle w:val="Ttulo2"/>
       </w:pPr>
-      <w:bookmarkStart w:id="18" w:name="_Toc204962729"/>
+      <w:bookmarkStart w:id="18" w:name="_Toc207276430"/>
       <w:r>
         <w:t>Normativa</w:t>
       </w:r>
@@ -11325,6 +11791,42 @@
                 <w:lang w:val="es-CO"/>
               </w:rPr>
             </w:pPr>
+          </w:p>
+          <w:p>
+            <w:pPr>
+              <w:pStyle w:val="TextoTablas"/>
+              <w:rPr>
+                <w:rFonts w:asciiTheme="minorHAnsi" w:hAnsiTheme="minorHAnsi" w:cs="Arial"/>
+                <w:b/>
+                <w:bCs/>
+                <w:szCs w:val="24"/>
+                <w:lang w:val="es-CO"/>
+              </w:rPr>
+            </w:pPr>
+          </w:p>
+          <w:p>
+            <w:pPr>
+              <w:pStyle w:val="TextoTablas"/>
+              <w:rPr>
+                <w:rFonts w:asciiTheme="minorHAnsi" w:hAnsiTheme="minorHAnsi" w:cs="Arial"/>
+                <w:b/>
+                <w:bCs/>
+                <w:szCs w:val="24"/>
+                <w:lang w:val="es-CO"/>
+              </w:rPr>
+            </w:pPr>
+          </w:p>
+          <w:p>
+            <w:pPr>
+              <w:pStyle w:val="TextoTablas"/>
+              <w:rPr>
+                <w:rFonts w:asciiTheme="minorHAnsi" w:hAnsiTheme="minorHAnsi" w:cs="Arial"/>
+                <w:b/>
+                <w:bCs/>
+                <w:szCs w:val="24"/>
+                <w:lang w:val="es-CO"/>
+              </w:rPr>
+            </w:pPr>
             <w:r>
               <w:rPr>
                 <w:rFonts w:asciiTheme="minorHAnsi" w:hAnsiTheme="minorHAnsi" w:cs="Arial"/>
@@ -11341,6 +11843,36 @@
           <w:tcPr>
             <w:tcW w:w="2976" w:type="dxa"/>
           </w:tcPr>
+          <w:p>
+            <w:pPr>
+              <w:pStyle w:val="TextoTablas"/>
+              <w:rPr>
+                <w:rFonts w:asciiTheme="minorHAnsi" w:hAnsiTheme="minorHAnsi" w:cs="Arial"/>
+                <w:szCs w:val="24"/>
+                <w:lang w:val="es-CO"/>
+              </w:rPr>
+            </w:pPr>
+          </w:p>
+          <w:p>
+            <w:pPr>
+              <w:pStyle w:val="TextoTablas"/>
+              <w:rPr>
+                <w:rFonts w:asciiTheme="minorHAnsi" w:hAnsiTheme="minorHAnsi" w:cs="Arial"/>
+                <w:szCs w:val="24"/>
+                <w:lang w:val="es-CO"/>
+              </w:rPr>
+            </w:pPr>
+          </w:p>
+          <w:p>
+            <w:pPr>
+              <w:pStyle w:val="TextoTablas"/>
+              <w:rPr>
+                <w:rFonts w:asciiTheme="minorHAnsi" w:hAnsiTheme="minorHAnsi" w:cs="Arial"/>
+                <w:szCs w:val="24"/>
+                <w:lang w:val="es-CO"/>
+              </w:rPr>
+            </w:pPr>
+          </w:p>
           <w:p>
             <w:pPr>
               <w:pStyle w:val="TextoTablas"/>
@@ -11408,6 +11940,18 @@
                 <w:lang w:val="es-CO"/>
               </w:rPr>
             </w:pPr>
+          </w:p>
+          <w:p>
+            <w:pPr>
+              <w:pStyle w:val="TextoTablas"/>
+              <w:rPr>
+                <w:rFonts w:asciiTheme="minorHAnsi" w:hAnsiTheme="minorHAnsi" w:cs="Arial"/>
+                <w:b/>
+                <w:bCs/>
+                <w:szCs w:val="24"/>
+                <w:lang w:val="es-CO"/>
+              </w:rPr>
+            </w:pPr>
             <w:r>
               <w:rPr>
                 <w:rFonts w:asciiTheme="minorHAnsi" w:hAnsiTheme="minorHAnsi" w:cs="Arial"/>
@@ -11424,6 +11968,16 @@
           <w:tcPr>
             <w:tcW w:w="2976" w:type="dxa"/>
           </w:tcPr>
+          <w:p>
+            <w:pPr>
+              <w:pStyle w:val="TextoTablas"/>
+              <w:rPr>
+                <w:rFonts w:asciiTheme="minorHAnsi" w:hAnsiTheme="minorHAnsi" w:cs="Arial"/>
+                <w:szCs w:val="24"/>
+                <w:lang w:val="es-CO"/>
+              </w:rPr>
+            </w:pPr>
+          </w:p>
           <w:p>
             <w:pPr>
               <w:pStyle w:val="TextoTablas"/>
@@ -11494,6 +12048,18 @@
                 <w:lang w:val="es-CO"/>
               </w:rPr>
             </w:pPr>
+          </w:p>
+          <w:p>
+            <w:pPr>
+              <w:pStyle w:val="TextoTablas"/>
+              <w:rPr>
+                <w:rFonts w:asciiTheme="minorHAnsi" w:hAnsiTheme="minorHAnsi" w:cs="Arial"/>
+                <w:b/>
+                <w:bCs/>
+                <w:szCs w:val="24"/>
+                <w:lang w:val="es-CO"/>
+              </w:rPr>
+            </w:pPr>
             <w:r>
               <w:rPr>
                 <w:rFonts w:asciiTheme="minorHAnsi" w:hAnsiTheme="minorHAnsi" w:cs="Arial"/>
@@ -11510,6 +12076,16 @@
           <w:tcPr>
             <w:tcW w:w="2976" w:type="dxa"/>
           </w:tcPr>
+          <w:p>
+            <w:pPr>
+              <w:pStyle w:val="TextoTablas"/>
+              <w:rPr>
+                <w:rFonts w:asciiTheme="minorHAnsi" w:hAnsiTheme="minorHAnsi" w:cs="Arial"/>
+                <w:szCs w:val="24"/>
+                <w:lang w:val="es-CO"/>
+              </w:rPr>
+            </w:pPr>
+          </w:p>
           <w:p>
             <w:pPr>
               <w:pStyle w:val="TextoTablas"/>
@@ -11566,6 +12142,18 @@
           <w:tcPr>
             <w:tcW w:w="1702" w:type="dxa"/>
           </w:tcPr>
+          <w:p>
+            <w:pPr>
+              <w:pStyle w:val="TextoTablas"/>
+              <w:rPr>
+                <w:rFonts w:asciiTheme="minorHAnsi" w:hAnsiTheme="minorHAnsi" w:cs="Arial"/>
+                <w:b/>
+                <w:bCs/>
+                <w:szCs w:val="24"/>
+                <w:lang w:val="es-CO"/>
+              </w:rPr>
+            </w:pPr>
+          </w:p>
           <w:p>
             <w:pPr>
               <w:pStyle w:val="TextoTablas"/>
@@ -11655,6 +12243,18 @@
                 <w:lang w:val="es-CO"/>
               </w:rPr>
             </w:pPr>
+          </w:p>
+          <w:p>
+            <w:pPr>
+              <w:pStyle w:val="TextoTablas"/>
+              <w:rPr>
+                <w:rFonts w:asciiTheme="minorHAnsi" w:hAnsiTheme="minorHAnsi" w:cs="Arial"/>
+                <w:b/>
+                <w:bCs/>
+                <w:szCs w:val="24"/>
+                <w:lang w:val="es-CO"/>
+              </w:rPr>
+            </w:pPr>
             <w:r>
               <w:rPr>
                 <w:rFonts w:asciiTheme="minorHAnsi" w:hAnsiTheme="minorHAnsi" w:cs="Arial"/>
@@ -11671,6 +12271,16 @@
           <w:tcPr>
             <w:tcW w:w="2976" w:type="dxa"/>
           </w:tcPr>
+          <w:p>
+            <w:pPr>
+              <w:pStyle w:val="TextoTablas"/>
+              <w:rPr>
+                <w:rFonts w:asciiTheme="minorHAnsi" w:hAnsiTheme="minorHAnsi" w:cs="Arial"/>
+                <w:szCs w:val="24"/>
+                <w:lang w:val="es-CO"/>
+              </w:rPr>
+            </w:pPr>
+          </w:p>
           <w:p>
             <w:pPr>
               <w:pStyle w:val="TextoTablas"/>
@@ -11870,7 +12480,7 @@
       <w:pPr>
         <w:pStyle w:val="Ttulo2"/>
       </w:pPr>
-      <w:bookmarkStart w:id="19" w:name="_Toc204962730"/>
+      <w:bookmarkStart w:id="19" w:name="_Toc207276431"/>
       <w:r>
         <w:t>Procedimientos</w:t>
       </w:r>
@@ -12137,7 +12747,7 @@
       <w:pPr>
         <w:pStyle w:val="Titulosgenerales"/>
       </w:pPr>
-      <w:bookmarkStart w:id="20" w:name="_Toc204962731"/>
+      <w:bookmarkStart w:id="20" w:name="_Toc207276432"/>
       <w:r>
         <w:lastRenderedPageBreak/>
         <w:t>Síntesis</w:t>
@@ -12200,13 +12810,13 @@
                     <pic:cNvPicPr/>
                   </pic:nvPicPr>
                   <pic:blipFill>
-                    <a:blip r:embed="rId24">
+                    <a:blip r:embed="rId23">
                       <a:extLst>
                         <a:ext uri="{28A0092B-C50C-407E-A947-70E740481C1C}">
                           <a14:useLocalDpi xmlns:a14="http://schemas.microsoft.com/office/drawing/2010/main" val="0"/>
                         </a:ext>
                         <a:ext uri="{96DAC541-7B7A-43D3-8B79-37D633B846F1}">
-                          <asvg:svgBlip xmlns:asvg="http://schemas.microsoft.com/office/drawing/2016/SVG/main" r:embed="rId25"/>
+                          <asvg:svgBlip xmlns:asvg="http://schemas.microsoft.com/office/drawing/2016/SVG/main" r:embed="rId24"/>
                         </a:ext>
                       </a:extLst>
                     </a:blip>
@@ -12234,7 +12844,7 @@
       <w:pPr>
         <w:pStyle w:val="Titulosgenerales"/>
       </w:pPr>
-      <w:bookmarkStart w:id="21" w:name="_Toc204962732"/>
+      <w:bookmarkStart w:id="21" w:name="_Toc207276433"/>
       <w:r>
         <w:lastRenderedPageBreak/>
         <w:t>Glosario</w:t>
@@ -12256,6 +12866,7 @@
           <w:rStyle w:val="Extranjerismo"/>
           <w:b/>
           <w:bCs/>
+          <w:lang w:val="es-CO"/>
         </w:rPr>
         <w:t>Big bag</w:t>
       </w:r>
@@ -12636,20 +13247,20 @@
         </w:rPr>
         <w:t xml:space="preserve">técnica de unitarización que utiliza </w:t>
       </w:r>
-      <w:proofErr w:type="spellStart"/>
       <w:r>
         <w:rPr>
           <w:rStyle w:val="Extranjerismo"/>
+          <w:lang w:val="es-CO"/>
         </w:rPr>
         <w:t>pal</w:t>
       </w:r>
       <w:r>
         <w:rPr>
           <w:rStyle w:val="Extranjerismo"/>
+          <w:lang w:val="es-CO"/>
         </w:rPr>
         <w:t>ets</w:t>
       </w:r>
-      <w:proofErr w:type="spellEnd"/>
       <w:r>
         <w:rPr>
           <w:rFonts w:ascii="Calibri" w:hAnsi="Calibri" w:cs="Calibri"/>
@@ -12771,26 +13382,27 @@
         </w:rPr>
         <w:t xml:space="preserve">proceso de agrupar mercancías sueltas en unidades más grandes (como </w:t>
       </w:r>
-      <w:proofErr w:type="spellStart"/>
       <w:r>
         <w:rPr>
           <w:rStyle w:val="Extranjerismo"/>
+          <w:lang w:val="es-CO"/>
         </w:rPr>
         <w:t>pal</w:t>
       </w:r>
       <w:r>
         <w:rPr>
           <w:rStyle w:val="Extranjerismo"/>
+          <w:lang w:val="es-CO"/>
         </w:rPr>
         <w:t>et</w:t>
       </w:r>
       <w:r>
         <w:rPr>
           <w:rStyle w:val="Extranjerismo"/>
+          <w:lang w:val="es-CO"/>
         </w:rPr>
         <w:t>s</w:t>
       </w:r>
-      <w:proofErr w:type="spellEnd"/>
       <w:r>
         <w:rPr>
           <w:rFonts w:ascii="Calibri" w:hAnsi="Calibri" w:cs="Calibri"/>
@@ -12858,7 +13470,7 @@
       <w:pPr>
         <w:pStyle w:val="Titulosgenerales"/>
       </w:pPr>
-      <w:bookmarkStart w:id="22" w:name="_Toc204962733"/>
+      <w:bookmarkStart w:id="22" w:name="_Toc207276434"/>
       <w:r>
         <w:lastRenderedPageBreak/>
         <w:t>Material complementario</w:t>
@@ -13016,41 +13628,22 @@
               </w:rPr>
               <w:t xml:space="preserve">Ecosistema de Recursos Educativos Digitales SENA. (2022). </w:t>
             </w:r>
-            <w:proofErr w:type="spellStart"/>
             <w:r>
               <w:rPr>
                 <w:rStyle w:val="Extranjerismo"/>
                 <w:sz w:val="28"/>
                 <w:szCs w:val="28"/>
-              </w:rPr>
-              <w:t>Preparación</w:t>
-            </w:r>
-            <w:proofErr w:type="spellEnd"/>
+                <w:lang w:val="es-CO"/>
+              </w:rPr>
+              <w:t xml:space="preserve">Preparación de carga para distribución. </w:t>
+            </w:r>
             <w:r>
               <w:rPr>
                 <w:rStyle w:val="Extranjerismo"/>
                 <w:sz w:val="28"/>
                 <w:szCs w:val="28"/>
               </w:rPr>
-              <w:t xml:space="preserve"> de carga para </w:t>
-            </w:r>
-            <w:proofErr w:type="spellStart"/>
-            <w:r>
-              <w:rPr>
-                <w:rStyle w:val="Extranjerismo"/>
-                <w:sz w:val="28"/>
-                <w:szCs w:val="28"/>
-              </w:rPr>
-              <w:t>distribución</w:t>
-            </w:r>
-            <w:proofErr w:type="spellEnd"/>
-            <w:r>
-              <w:rPr>
-                <w:rStyle w:val="Extranjerismo"/>
-                <w:sz w:val="28"/>
-                <w:szCs w:val="28"/>
-              </w:rPr>
-              <w:t>. [Video]. YouTube.</w:t>
+              <w:t>[Video]. YouTube.</w:t>
             </w:r>
           </w:p>
         </w:tc>
@@ -13087,7 +13680,7 @@
                 <w:szCs w:val="28"/>
               </w:rPr>
             </w:pPr>
-            <w:hyperlink r:id="rId26" w:history="1">
+            <w:hyperlink r:id="rId25" w:history="1">
               <w:r>
                 <w:rPr>
                   <w:rStyle w:val="Hipervnculo"/>
@@ -13150,113 +13743,22 @@
               </w:rPr>
               <w:t xml:space="preserve">Ecosistema de Recursos Educativos Digitales SENA. (2022). </w:t>
             </w:r>
-            <w:proofErr w:type="spellStart"/>
             <w:r>
               <w:rPr>
                 <w:rStyle w:val="Extranjerismo"/>
                 <w:sz w:val="28"/>
                 <w:szCs w:val="28"/>
-              </w:rPr>
-              <w:t>Ubicación</w:t>
-            </w:r>
-            <w:proofErr w:type="spellEnd"/>
+                <w:lang w:val="es-CO"/>
+              </w:rPr>
+              <w:t xml:space="preserve">Ubicación, consolidación y desconsolidación de la mercancía y objetos postales. </w:t>
+            </w:r>
             <w:r>
               <w:rPr>
                 <w:rStyle w:val="Extranjerismo"/>
                 <w:sz w:val="28"/>
                 <w:szCs w:val="28"/>
               </w:rPr>
-              <w:t xml:space="preserve">, </w:t>
-            </w:r>
-            <w:proofErr w:type="spellStart"/>
-            <w:r>
-              <w:rPr>
-                <w:rStyle w:val="Extranjerismo"/>
-                <w:sz w:val="28"/>
-                <w:szCs w:val="28"/>
-              </w:rPr>
-              <w:t>consolidación</w:t>
-            </w:r>
-            <w:proofErr w:type="spellEnd"/>
-            <w:r>
-              <w:rPr>
-                <w:rStyle w:val="Extranjerismo"/>
-                <w:sz w:val="28"/>
-                <w:szCs w:val="28"/>
-              </w:rPr>
-              <w:t xml:space="preserve"> y </w:t>
-            </w:r>
-            <w:proofErr w:type="spellStart"/>
-            <w:r>
-              <w:rPr>
-                <w:rStyle w:val="Extranjerismo"/>
-                <w:sz w:val="28"/>
-                <w:szCs w:val="28"/>
-              </w:rPr>
-              <w:t>desconsolidación</w:t>
-            </w:r>
-            <w:proofErr w:type="spellEnd"/>
-            <w:r>
-              <w:rPr>
-                <w:rStyle w:val="Extranjerismo"/>
-                <w:sz w:val="28"/>
-                <w:szCs w:val="28"/>
-              </w:rPr>
-              <w:t xml:space="preserve"> de la </w:t>
-            </w:r>
-            <w:proofErr w:type="spellStart"/>
-            <w:r>
-              <w:rPr>
-                <w:rStyle w:val="Extranjerismo"/>
-                <w:sz w:val="28"/>
-                <w:szCs w:val="28"/>
-              </w:rPr>
-              <w:t>mercancía</w:t>
-            </w:r>
-            <w:proofErr w:type="spellEnd"/>
-            <w:r>
-              <w:rPr>
-                <w:rStyle w:val="Extranjerismo"/>
-                <w:sz w:val="28"/>
-                <w:szCs w:val="28"/>
-              </w:rPr>
-              <w:t xml:space="preserve"> y </w:t>
-            </w:r>
-            <w:proofErr w:type="spellStart"/>
-            <w:r>
-              <w:rPr>
-                <w:rStyle w:val="Extranjerismo"/>
-                <w:sz w:val="28"/>
-                <w:szCs w:val="28"/>
-              </w:rPr>
-              <w:t>objetos</w:t>
-            </w:r>
-            <w:proofErr w:type="spellEnd"/>
-            <w:r>
-              <w:rPr>
-                <w:rStyle w:val="Extranjerismo"/>
-                <w:sz w:val="28"/>
-                <w:szCs w:val="28"/>
-              </w:rPr>
-              <w:t xml:space="preserve"> </w:t>
-            </w:r>
-            <w:proofErr w:type="spellStart"/>
-            <w:r>
-              <w:rPr>
-                <w:rStyle w:val="Extranjerismo"/>
-                <w:sz w:val="28"/>
-                <w:szCs w:val="28"/>
-              </w:rPr>
-              <w:t>postales</w:t>
-            </w:r>
-            <w:proofErr w:type="spellEnd"/>
-            <w:r>
-              <w:rPr>
-                <w:rStyle w:val="Extranjerismo"/>
-                <w:sz w:val="28"/>
-                <w:szCs w:val="28"/>
-              </w:rPr>
-              <w:t>. [Video]. YouTube.</w:t>
+              <w:t>[Video]. YouTube.</w:t>
             </w:r>
           </w:p>
         </w:tc>
@@ -13294,7 +13796,7 @@
                 <w:szCs w:val="28"/>
               </w:rPr>
             </w:pPr>
-            <w:hyperlink r:id="rId27" w:history="1">
+            <w:hyperlink r:id="rId26" w:history="1">
               <w:r>
                 <w:rPr>
                   <w:rStyle w:val="Hipervnculo"/>
@@ -13371,23 +13873,22 @@
               </w:rPr>
               <w:t xml:space="preserve">IE San Isidro Ibagué. (2022). </w:t>
             </w:r>
-            <w:proofErr w:type="spellStart"/>
             <w:r>
               <w:rPr>
                 <w:rStyle w:val="Extranjerismo"/>
                 <w:sz w:val="28"/>
                 <w:szCs w:val="28"/>
-              </w:rPr>
-              <w:t>Tipos</w:t>
-            </w:r>
-            <w:proofErr w:type="spellEnd"/>
+                <w:lang w:val="es-CO"/>
+              </w:rPr>
+              <w:t xml:space="preserve">Tipos de carga. </w:t>
+            </w:r>
             <w:r>
               <w:rPr>
                 <w:rStyle w:val="Extranjerismo"/>
                 <w:sz w:val="28"/>
                 <w:szCs w:val="28"/>
               </w:rPr>
-              <w:t xml:space="preserve"> de carga. [Video]. YouTube.</w:t>
+              <w:t>[Video]. YouTube.</w:t>
             </w:r>
           </w:p>
         </w:tc>
@@ -13441,7 +13942,7 @@
       <w:pPr>
         <w:pStyle w:val="Titulosgenerales"/>
       </w:pPr>
-      <w:bookmarkStart w:id="23" w:name="_Toc204962734"/>
+      <w:bookmarkStart w:id="23" w:name="_Toc207276435"/>
       <w:r>
         <w:lastRenderedPageBreak/>
         <w:t>Referencias bibliográficas</w:t>
@@ -13475,6 +13976,7 @@
           <w:rFonts w:asciiTheme="minorHAnsi" w:hAnsiTheme="minorHAnsi" w:cstheme="minorHAnsi"/>
           <w:sz w:val="28"/>
           <w:szCs w:val="28"/>
+          <w:lang w:val="es-CO"/>
         </w:rPr>
         <w:t xml:space="preserve">Carga </w:t>
       </w:r>
@@ -13485,6 +13987,7 @@
           <w:rFonts w:asciiTheme="minorHAnsi" w:hAnsiTheme="minorHAnsi" w:cstheme="minorHAnsi"/>
           <w:sz w:val="28"/>
           <w:szCs w:val="28"/>
+          <w:lang w:val="es-CO"/>
         </w:rPr>
         <w:t>Unitarizada</w:t>
       </w:r>
@@ -13495,149 +13998,19 @@
           <w:rFonts w:asciiTheme="minorHAnsi" w:hAnsiTheme="minorHAnsi" w:cstheme="minorHAnsi"/>
           <w:sz w:val="28"/>
           <w:szCs w:val="28"/>
-        </w:rPr>
-        <w:t xml:space="preserve">: </w:t>
-      </w:r>
-      <w:proofErr w:type="spellStart"/>
-      <w:r>
-        <w:rPr>
-          <w:rStyle w:val="Extranjerismo"/>
+          <w:lang w:val="es-CO"/>
+        </w:rPr>
+        <w:t>: Qué es y Cómo Optimizarla en el Transporte de Mercancías</w:t>
+      </w:r>
+      <w:r>
+        <w:rPr>
           <w:rFonts w:asciiTheme="minorHAnsi" w:hAnsiTheme="minorHAnsi" w:cstheme="minorHAnsi"/>
           <w:sz w:val="28"/>
           <w:szCs w:val="28"/>
         </w:rPr>
-        <w:t>Qué</w:t>
-      </w:r>
-      <w:proofErr w:type="spellEnd"/>
-      <w:r>
-        <w:rPr>
-          <w:rStyle w:val="Extranjerismo"/>
-          <w:rFonts w:asciiTheme="minorHAnsi" w:hAnsiTheme="minorHAnsi" w:cstheme="minorHAnsi"/>
-          <w:sz w:val="28"/>
-          <w:szCs w:val="28"/>
-        </w:rPr>
-        <w:t xml:space="preserve"> es y </w:t>
-      </w:r>
-      <w:proofErr w:type="spellStart"/>
-      <w:r>
-        <w:rPr>
-          <w:rStyle w:val="Extranjerismo"/>
-          <w:rFonts w:asciiTheme="minorHAnsi" w:hAnsiTheme="minorHAnsi" w:cstheme="minorHAnsi"/>
-          <w:sz w:val="28"/>
-          <w:szCs w:val="28"/>
-        </w:rPr>
-        <w:t>Cómo</w:t>
-      </w:r>
-      <w:proofErr w:type="spellEnd"/>
-      <w:r>
-        <w:rPr>
-          <w:rStyle w:val="Extranjerismo"/>
-          <w:rFonts w:asciiTheme="minorHAnsi" w:hAnsiTheme="minorHAnsi" w:cstheme="minorHAnsi"/>
-          <w:sz w:val="28"/>
-          <w:szCs w:val="28"/>
-        </w:rPr>
-        <w:t xml:space="preserve"> </w:t>
-      </w:r>
-      <w:proofErr w:type="spellStart"/>
-      <w:r>
-        <w:rPr>
-          <w:rStyle w:val="Extranjerismo"/>
-          <w:rFonts w:asciiTheme="minorHAnsi" w:hAnsiTheme="minorHAnsi" w:cstheme="minorHAnsi"/>
-          <w:sz w:val="28"/>
-          <w:szCs w:val="28"/>
-        </w:rPr>
-        <w:t>Optimizarla</w:t>
-      </w:r>
-      <w:proofErr w:type="spellEnd"/>
-      <w:r>
-        <w:rPr>
-          <w:rStyle w:val="Extranjerismo"/>
-          <w:rFonts w:asciiTheme="minorHAnsi" w:hAnsiTheme="minorHAnsi" w:cstheme="minorHAnsi"/>
-          <w:sz w:val="28"/>
-          <w:szCs w:val="28"/>
-        </w:rPr>
-        <w:t xml:space="preserve"> </w:t>
-      </w:r>
-      <w:proofErr w:type="spellStart"/>
-      <w:r>
-        <w:rPr>
-          <w:rStyle w:val="Extranjerismo"/>
-          <w:rFonts w:asciiTheme="minorHAnsi" w:hAnsiTheme="minorHAnsi" w:cstheme="minorHAnsi"/>
-          <w:sz w:val="28"/>
-          <w:szCs w:val="28"/>
-        </w:rPr>
-        <w:t>en</w:t>
-      </w:r>
-      <w:proofErr w:type="spellEnd"/>
-      <w:r>
-        <w:rPr>
-          <w:rStyle w:val="Extranjerismo"/>
-          <w:rFonts w:asciiTheme="minorHAnsi" w:hAnsiTheme="minorHAnsi" w:cstheme="minorHAnsi"/>
-          <w:sz w:val="28"/>
-          <w:szCs w:val="28"/>
-        </w:rPr>
-        <w:t xml:space="preserve"> </w:t>
-      </w:r>
-      <w:proofErr w:type="spellStart"/>
-      <w:r>
-        <w:rPr>
-          <w:rStyle w:val="Extranjerismo"/>
-          <w:rFonts w:asciiTheme="minorHAnsi" w:hAnsiTheme="minorHAnsi" w:cstheme="minorHAnsi"/>
-          <w:sz w:val="28"/>
-          <w:szCs w:val="28"/>
-        </w:rPr>
-        <w:t>el</w:t>
-      </w:r>
-      <w:proofErr w:type="spellEnd"/>
-      <w:r>
-        <w:rPr>
-          <w:rStyle w:val="Extranjerismo"/>
-          <w:rFonts w:asciiTheme="minorHAnsi" w:hAnsiTheme="minorHAnsi" w:cstheme="minorHAnsi"/>
-          <w:sz w:val="28"/>
-          <w:szCs w:val="28"/>
-        </w:rPr>
-        <w:t xml:space="preserve"> </w:t>
-      </w:r>
-      <w:proofErr w:type="spellStart"/>
-      <w:r>
-        <w:rPr>
-          <w:rStyle w:val="Extranjerismo"/>
-          <w:rFonts w:asciiTheme="minorHAnsi" w:hAnsiTheme="minorHAnsi" w:cstheme="minorHAnsi"/>
-          <w:sz w:val="28"/>
-          <w:szCs w:val="28"/>
-        </w:rPr>
-        <w:t>Transporte</w:t>
-      </w:r>
-      <w:proofErr w:type="spellEnd"/>
-      <w:r>
-        <w:rPr>
-          <w:rStyle w:val="Extranjerismo"/>
-          <w:rFonts w:asciiTheme="minorHAnsi" w:hAnsiTheme="minorHAnsi" w:cstheme="minorHAnsi"/>
-          <w:sz w:val="28"/>
-          <w:szCs w:val="28"/>
-        </w:rPr>
-        <w:t xml:space="preserve"> de </w:t>
-      </w:r>
-      <w:proofErr w:type="spellStart"/>
-      <w:r>
-        <w:rPr>
-          <w:rStyle w:val="Extranjerismo"/>
-          <w:rFonts w:asciiTheme="minorHAnsi" w:hAnsiTheme="minorHAnsi" w:cstheme="minorHAnsi"/>
-          <w:sz w:val="28"/>
-          <w:szCs w:val="28"/>
-        </w:rPr>
-        <w:t>Mercancías</w:t>
-      </w:r>
-      <w:proofErr w:type="spellEnd"/>
-      <w:r>
-        <w:rPr>
-          <w:rFonts w:asciiTheme="minorHAnsi" w:hAnsiTheme="minorHAnsi" w:cstheme="minorHAnsi"/>
-          <w:sz w:val="28"/>
-          <w:szCs w:val="28"/>
-        </w:rPr>
         <w:t xml:space="preserve">. </w:t>
       </w:r>
-      <w:hyperlink r:id="rId28" w:history="1">
+      <w:hyperlink r:id="rId27" w:history="1">
         <w:r>
           <w:rPr>
             <w:rStyle w:val="Hipervnculo"/>
@@ -13669,6 +14042,7 @@
           <w:rFonts w:asciiTheme="minorHAnsi" w:hAnsiTheme="minorHAnsi" w:cstheme="minorHAnsi"/>
           <w:sz w:val="28"/>
           <w:szCs w:val="28"/>
+          <w:lang w:val="es-CO"/>
         </w:rPr>
       </w:pPr>
       <w:proofErr w:type="spellStart"/>
@@ -13695,121 +14069,22 @@
           <w:rFonts w:asciiTheme="minorHAnsi" w:hAnsiTheme="minorHAnsi" w:cstheme="minorHAnsi"/>
           <w:sz w:val="28"/>
           <w:szCs w:val="28"/>
-        </w:rPr>
-        <w:t>¿</w:t>
-      </w:r>
-      <w:proofErr w:type="spellStart"/>
-      <w:r>
-        <w:rPr>
-          <w:rStyle w:val="Extranjerismo"/>
+          <w:lang w:val="es-CO"/>
+        </w:rPr>
+        <w:t>¿Qué son los tipos de carga y qué importancia tienen?</w:t>
+      </w:r>
+    </w:p>
+    <w:p>
+      <w:pPr>
+        <w:pStyle w:val="Normal0"/>
+        <w:ind w:firstLine="708"/>
+        <w:rPr>
           <w:rFonts w:asciiTheme="minorHAnsi" w:hAnsiTheme="minorHAnsi" w:cstheme="minorHAnsi"/>
           <w:sz w:val="28"/>
           <w:szCs w:val="28"/>
         </w:rPr>
-        <w:t>Qué</w:t>
-      </w:r>
-      <w:proofErr w:type="spellEnd"/>
-      <w:r>
-        <w:rPr>
-          <w:rStyle w:val="Extranjerismo"/>
-          <w:rFonts w:asciiTheme="minorHAnsi" w:hAnsiTheme="minorHAnsi" w:cstheme="minorHAnsi"/>
-          <w:sz w:val="28"/>
-          <w:szCs w:val="28"/>
-        </w:rPr>
-        <w:t xml:space="preserve"> son los </w:t>
-      </w:r>
-      <w:proofErr w:type="spellStart"/>
-      <w:r>
-        <w:rPr>
-          <w:rStyle w:val="Extranjerismo"/>
-          <w:rFonts w:asciiTheme="minorHAnsi" w:hAnsiTheme="minorHAnsi" w:cstheme="minorHAnsi"/>
-          <w:sz w:val="28"/>
-          <w:szCs w:val="28"/>
-        </w:rPr>
-        <w:t>tipos</w:t>
-      </w:r>
-      <w:proofErr w:type="spellEnd"/>
-      <w:r>
-        <w:rPr>
-          <w:rStyle w:val="Extranjerismo"/>
-          <w:rFonts w:asciiTheme="minorHAnsi" w:hAnsiTheme="minorHAnsi" w:cstheme="minorHAnsi"/>
-          <w:sz w:val="28"/>
-          <w:szCs w:val="28"/>
-        </w:rPr>
-        <w:t xml:space="preserve"> de carga y </w:t>
-      </w:r>
-      <w:proofErr w:type="spellStart"/>
-      <w:r>
-        <w:rPr>
-          <w:rStyle w:val="Extranjerismo"/>
-          <w:rFonts w:asciiTheme="minorHAnsi" w:hAnsiTheme="minorHAnsi" w:cstheme="minorHAnsi"/>
-          <w:sz w:val="28"/>
-          <w:szCs w:val="28"/>
-        </w:rPr>
-        <w:t>qué</w:t>
-      </w:r>
-      <w:proofErr w:type="spellEnd"/>
-      <w:r>
-        <w:rPr>
-          <w:rStyle w:val="Extranjerismo"/>
-          <w:rFonts w:asciiTheme="minorHAnsi" w:hAnsiTheme="minorHAnsi" w:cstheme="minorHAnsi"/>
-          <w:sz w:val="28"/>
-          <w:szCs w:val="28"/>
-        </w:rPr>
-        <w:t xml:space="preserve"> </w:t>
-      </w:r>
-      <w:proofErr w:type="spellStart"/>
-      <w:r>
-        <w:rPr>
-          <w:rStyle w:val="Extranjerismo"/>
-          <w:rFonts w:asciiTheme="minorHAnsi" w:hAnsiTheme="minorHAnsi" w:cstheme="minorHAnsi"/>
-          <w:sz w:val="28"/>
-          <w:szCs w:val="28"/>
-        </w:rPr>
-        <w:t>importancia</w:t>
-      </w:r>
-      <w:proofErr w:type="spellEnd"/>
-      <w:r>
-        <w:rPr>
-          <w:rStyle w:val="Extranjerismo"/>
-          <w:rFonts w:asciiTheme="minorHAnsi" w:hAnsiTheme="minorHAnsi" w:cstheme="minorHAnsi"/>
-          <w:sz w:val="28"/>
-          <w:szCs w:val="28"/>
-        </w:rPr>
-        <w:t xml:space="preserve"> </w:t>
-      </w:r>
-      <w:proofErr w:type="spellStart"/>
-      <w:r>
-        <w:rPr>
-          <w:rStyle w:val="Extranjerismo"/>
-          <w:rFonts w:asciiTheme="minorHAnsi" w:hAnsiTheme="minorHAnsi" w:cstheme="minorHAnsi"/>
-          <w:sz w:val="28"/>
-          <w:szCs w:val="28"/>
-        </w:rPr>
-        <w:t>tienen</w:t>
-      </w:r>
-      <w:proofErr w:type="spellEnd"/>
-      <w:r>
-        <w:rPr>
-          <w:rStyle w:val="Extranjerismo"/>
-          <w:rFonts w:asciiTheme="minorHAnsi" w:hAnsiTheme="minorHAnsi" w:cstheme="minorHAnsi"/>
-          <w:sz w:val="28"/>
-          <w:szCs w:val="28"/>
-        </w:rPr>
-        <w:t>?</w:t>
-      </w:r>
-    </w:p>
-    <w:p>
-      <w:pPr>
-        <w:pStyle w:val="Normal0"/>
-        <w:ind w:firstLine="708"/>
-        <w:rPr>
-          <w:rFonts w:asciiTheme="minorHAnsi" w:hAnsiTheme="minorHAnsi" w:cstheme="minorHAnsi"/>
-          <w:sz w:val="28"/>
-          <w:szCs w:val="28"/>
-        </w:rPr>
-      </w:pPr>
-      <w:hyperlink r:id="rId29" w:history="1">
+      </w:pPr>
+      <w:hyperlink r:id="rId28" w:history="1">
         <w:r>
           <w:rPr>
             <w:rStyle w:val="Hipervnculo"/>
@@ -13857,6 +14132,7 @@
           <w:rFonts w:asciiTheme="minorHAnsi" w:hAnsiTheme="minorHAnsi" w:cstheme="minorHAnsi"/>
           <w:sz w:val="28"/>
           <w:szCs w:val="28"/>
+          <w:lang w:val="es-CO"/>
         </w:rPr>
         <w:t>Zajuna</w:t>
       </w:r>
@@ -13867,98 +14143,19 @@
           <w:rFonts w:asciiTheme="minorHAnsi" w:hAnsiTheme="minorHAnsi" w:cstheme="minorHAnsi"/>
           <w:sz w:val="28"/>
           <w:szCs w:val="28"/>
-        </w:rPr>
-        <w:t xml:space="preserve"> </w:t>
-      </w:r>
-      <w:proofErr w:type="spellStart"/>
-      <w:r>
-        <w:rPr>
-          <w:rStyle w:val="Extranjerismo"/>
+          <w:lang w:val="es-CO"/>
+        </w:rPr>
+        <w:t xml:space="preserve"> Semilla. 136200_1_virtual_1-Servicios postales y transporte de mercancías.</w:t>
+      </w:r>
+      <w:r>
+        <w:rPr>
           <w:rFonts w:asciiTheme="minorHAnsi" w:hAnsiTheme="minorHAnsi" w:cstheme="minorHAnsi"/>
           <w:sz w:val="28"/>
           <w:szCs w:val="28"/>
         </w:rPr>
-        <w:t>Semilla</w:t>
-      </w:r>
-      <w:proofErr w:type="spellEnd"/>
-      <w:r>
-        <w:rPr>
-          <w:rStyle w:val="Extranjerismo"/>
-          <w:rFonts w:asciiTheme="minorHAnsi" w:hAnsiTheme="minorHAnsi" w:cstheme="minorHAnsi"/>
-          <w:sz w:val="28"/>
-          <w:szCs w:val="28"/>
-        </w:rPr>
-        <w:t xml:space="preserve">. 136200_1_virtual_1-Servicios </w:t>
-      </w:r>
-      <w:proofErr w:type="spellStart"/>
-      <w:r>
-        <w:rPr>
-          <w:rStyle w:val="Extranjerismo"/>
-          <w:rFonts w:asciiTheme="minorHAnsi" w:hAnsiTheme="minorHAnsi" w:cstheme="minorHAnsi"/>
-          <w:sz w:val="28"/>
-          <w:szCs w:val="28"/>
-        </w:rPr>
-        <w:t>postales</w:t>
-      </w:r>
-      <w:proofErr w:type="spellEnd"/>
-      <w:r>
-        <w:rPr>
-          <w:rStyle w:val="Extranjerismo"/>
-          <w:rFonts w:asciiTheme="minorHAnsi" w:hAnsiTheme="minorHAnsi" w:cstheme="minorHAnsi"/>
-          <w:sz w:val="28"/>
-          <w:szCs w:val="28"/>
-        </w:rPr>
-        <w:t xml:space="preserve"> y </w:t>
-      </w:r>
-      <w:proofErr w:type="spellStart"/>
-      <w:r>
-        <w:rPr>
-          <w:rStyle w:val="Extranjerismo"/>
-          <w:rFonts w:asciiTheme="minorHAnsi" w:hAnsiTheme="minorHAnsi" w:cstheme="minorHAnsi"/>
-          <w:sz w:val="28"/>
-          <w:szCs w:val="28"/>
-        </w:rPr>
-        <w:t>transporte</w:t>
-      </w:r>
-      <w:proofErr w:type="spellEnd"/>
-      <w:r>
-        <w:rPr>
-          <w:rStyle w:val="Extranjerismo"/>
-          <w:rFonts w:asciiTheme="minorHAnsi" w:hAnsiTheme="minorHAnsi" w:cstheme="minorHAnsi"/>
-          <w:sz w:val="28"/>
-          <w:szCs w:val="28"/>
-        </w:rPr>
-        <w:t xml:space="preserve"> de </w:t>
-      </w:r>
-      <w:proofErr w:type="spellStart"/>
-      <w:r>
-        <w:rPr>
-          <w:rStyle w:val="Extranjerismo"/>
-          <w:rFonts w:asciiTheme="minorHAnsi" w:hAnsiTheme="minorHAnsi" w:cstheme="minorHAnsi"/>
-          <w:sz w:val="28"/>
-          <w:szCs w:val="28"/>
-        </w:rPr>
-        <w:t>mercancías</w:t>
-      </w:r>
-      <w:proofErr w:type="spellEnd"/>
-      <w:r>
-        <w:rPr>
-          <w:rStyle w:val="Extranjerismo"/>
-          <w:rFonts w:asciiTheme="minorHAnsi" w:hAnsiTheme="minorHAnsi" w:cstheme="minorHAnsi"/>
-          <w:sz w:val="28"/>
-          <w:szCs w:val="28"/>
-        </w:rPr>
-        <w:t>.</w:t>
-      </w:r>
-      <w:r>
-        <w:rPr>
-          <w:rFonts w:asciiTheme="minorHAnsi" w:hAnsiTheme="minorHAnsi" w:cstheme="minorHAnsi"/>
-          <w:sz w:val="28"/>
-          <w:szCs w:val="28"/>
-        </w:rPr>
         <w:t xml:space="preserve"> </w:t>
       </w:r>
-      <w:hyperlink r:id="rId30" w:history="1">
+      <w:hyperlink r:id="rId29" w:history="1">
         <w:r>
           <w:rPr>
             <w:rStyle w:val="Hipervnculo"/>
@@ -14015,101 +14212,22 @@
           <w:rFonts w:asciiTheme="minorHAnsi" w:hAnsiTheme="minorHAnsi" w:cstheme="minorHAnsi"/>
           <w:sz w:val="28"/>
           <w:szCs w:val="28"/>
-        </w:rPr>
-        <w:t xml:space="preserve">Tipo de cargas: </w:t>
-      </w:r>
-      <w:proofErr w:type="spellStart"/>
-      <w:r>
-        <w:rPr>
-          <w:rStyle w:val="Extranjerismo"/>
+          <w:lang w:val="es-CO"/>
+        </w:rPr>
+        <w:t>Tipo de cargas: cuáles son y cómo es su logística.</w:t>
+      </w:r>
+    </w:p>
+    <w:p>
+      <w:pPr>
+        <w:pStyle w:val="Normal0"/>
+        <w:ind w:firstLine="708"/>
+        <w:rPr>
           <w:rFonts w:asciiTheme="minorHAnsi" w:hAnsiTheme="minorHAnsi" w:cstheme="minorHAnsi"/>
           <w:sz w:val="28"/>
           <w:szCs w:val="28"/>
         </w:rPr>
-        <w:t>cuáles</w:t>
-      </w:r>
-      <w:proofErr w:type="spellEnd"/>
-      <w:r>
-        <w:rPr>
-          <w:rStyle w:val="Extranjerismo"/>
-          <w:rFonts w:asciiTheme="minorHAnsi" w:hAnsiTheme="minorHAnsi" w:cstheme="minorHAnsi"/>
-          <w:sz w:val="28"/>
-          <w:szCs w:val="28"/>
-        </w:rPr>
-        <w:t xml:space="preserve"> son y </w:t>
-      </w:r>
-      <w:proofErr w:type="spellStart"/>
-      <w:r>
-        <w:rPr>
-          <w:rStyle w:val="Extranjerismo"/>
-          <w:rFonts w:asciiTheme="minorHAnsi" w:hAnsiTheme="minorHAnsi" w:cstheme="minorHAnsi"/>
-          <w:sz w:val="28"/>
-          <w:szCs w:val="28"/>
-        </w:rPr>
-        <w:t>cómo</w:t>
-      </w:r>
-      <w:proofErr w:type="spellEnd"/>
-      <w:r>
-        <w:rPr>
-          <w:rStyle w:val="Extranjerismo"/>
-          <w:rFonts w:asciiTheme="minorHAnsi" w:hAnsiTheme="minorHAnsi" w:cstheme="minorHAnsi"/>
-          <w:sz w:val="28"/>
-          <w:szCs w:val="28"/>
-        </w:rPr>
-        <w:t xml:space="preserve"> es </w:t>
-      </w:r>
-      <w:proofErr w:type="spellStart"/>
-      <w:r>
-        <w:rPr>
-          <w:rStyle w:val="Extranjerismo"/>
-          <w:rFonts w:asciiTheme="minorHAnsi" w:hAnsiTheme="minorHAnsi" w:cstheme="minorHAnsi"/>
-          <w:sz w:val="28"/>
-          <w:szCs w:val="28"/>
-        </w:rPr>
-        <w:t>su</w:t>
-      </w:r>
-      <w:proofErr w:type="spellEnd"/>
-      <w:r>
-        <w:rPr>
-          <w:rStyle w:val="Extranjerismo"/>
-          <w:rFonts w:asciiTheme="minorHAnsi" w:hAnsiTheme="minorHAnsi" w:cstheme="minorHAnsi"/>
-          <w:sz w:val="28"/>
-          <w:szCs w:val="28"/>
-        </w:rPr>
-        <w:t xml:space="preserve"> </w:t>
-      </w:r>
-      <w:proofErr w:type="spellStart"/>
-      <w:r>
-        <w:rPr>
-          <w:rStyle w:val="Extranjerismo"/>
-          <w:rFonts w:asciiTheme="minorHAnsi" w:hAnsiTheme="minorHAnsi" w:cstheme="minorHAnsi"/>
-          <w:sz w:val="28"/>
-          <w:szCs w:val="28"/>
-        </w:rPr>
-        <w:t>logística</w:t>
-      </w:r>
-      <w:proofErr w:type="spellEnd"/>
-      <w:r>
-        <w:rPr>
-          <w:rStyle w:val="Extranjerismo"/>
-          <w:rFonts w:asciiTheme="minorHAnsi" w:hAnsiTheme="minorHAnsi" w:cstheme="minorHAnsi"/>
-          <w:sz w:val="28"/>
-          <w:szCs w:val="28"/>
-        </w:rPr>
-        <w:t>.</w:t>
-      </w:r>
-    </w:p>
-    <w:p>
-      <w:pPr>
-        <w:pStyle w:val="Normal0"/>
-        <w:ind w:firstLine="708"/>
-        <w:rPr>
-          <w:rFonts w:asciiTheme="minorHAnsi" w:hAnsiTheme="minorHAnsi" w:cstheme="minorHAnsi"/>
-          <w:sz w:val="28"/>
-          <w:szCs w:val="28"/>
-        </w:rPr>
-      </w:pPr>
-      <w:hyperlink r:id="rId31" w:history="1">
+      </w:pPr>
+      <w:hyperlink r:id="rId30" w:history="1">
         <w:r>
           <w:rPr>
             <w:rStyle w:val="Hipervnculo"/>
@@ -14160,38 +14278,28 @@
         </w:rPr>
         <w:t xml:space="preserve">. (2014). </w:t>
       </w:r>
-      <w:proofErr w:type="spellStart"/>
       <w:r>
         <w:rPr>
           <w:rStyle w:val="Extranjerismo"/>
           <w:rFonts w:asciiTheme="minorHAnsi" w:hAnsiTheme="minorHAnsi" w:cstheme="minorHAnsi"/>
           <w:sz w:val="28"/>
           <w:szCs w:val="28"/>
-        </w:rPr>
-        <w:t>Clasificación</w:t>
-      </w:r>
-      <w:proofErr w:type="spellEnd"/>
-      <w:r>
-        <w:rPr>
-          <w:rStyle w:val="Extranjerismo"/>
+          <w:lang w:val="es-CO"/>
+        </w:rPr>
+        <w:t>Clasificación de la carga.</w:t>
+      </w:r>
+    </w:p>
+    <w:p>
+      <w:pPr>
+        <w:pStyle w:val="Normal0"/>
+        <w:ind w:firstLine="708"/>
+        <w:rPr>
           <w:rFonts w:asciiTheme="minorHAnsi" w:hAnsiTheme="minorHAnsi" w:cstheme="minorHAnsi"/>
           <w:sz w:val="28"/>
           <w:szCs w:val="28"/>
         </w:rPr>
-        <w:t xml:space="preserve"> de la carga.</w:t>
-      </w:r>
-    </w:p>
-    <w:p>
-      <w:pPr>
-        <w:pStyle w:val="Normal0"/>
-        <w:ind w:firstLine="708"/>
-        <w:rPr>
-          <w:rFonts w:asciiTheme="minorHAnsi" w:hAnsiTheme="minorHAnsi" w:cstheme="minorHAnsi"/>
-          <w:sz w:val="28"/>
-          <w:szCs w:val="28"/>
-        </w:rPr>
-      </w:pPr>
-      <w:hyperlink r:id="rId32" w:history="1">
+      </w:pPr>
+      <w:hyperlink r:id="rId31" w:history="1">
         <w:r>
           <w:rPr>
             <w:rStyle w:val="Hipervnculo"/>
@@ -14339,7 +14447,7 @@
       <w:pPr>
         <w:pStyle w:val="Titulosgenerales"/>
       </w:pPr>
-      <w:bookmarkStart w:id="24" w:name="_Toc204962735"/>
+      <w:bookmarkStart w:id="24" w:name="_Toc207276436"/>
       <w:r>
         <w:lastRenderedPageBreak/>
         <w:t>C</w:t>
@@ -15332,8 +15440,8 @@
       </w:pPr>
     </w:p>
     <w:sectPr>
-      <w:headerReference w:type="default" r:id="rId33"/>
-      <w:footerReference w:type="default" r:id="rId34"/>
+      <w:headerReference w:type="default" r:id="rId32"/>
+      <w:footerReference w:type="default" r:id="rId33"/>
       <w:pgSz w:w="12240" w:h="15840"/>
       <w:pgMar w:top="1701" w:right="1134" w:bottom="1134" w:left="1134" w:header="709" w:footer="737" w:gutter="0"/>
       <w:pgNumType w:start="1"/>
@@ -15345,7 +15453,7 @@
 </file>
 
 <file path=word/endnotes.xml><?xml version="1.0" encoding="utf-8"?>
-<w:endnotes xmlns:wpc="http://schemas.microsoft.com/office/word/2010/wordprocessingCanvas" xmlns:cx="http://schemas.microsoft.com/office/drawing/2014/chartex" xmlns:cx1="http://schemas.microsoft.com/office/drawing/2015/9/8/chartex" xmlns:cx2="http://schemas.microsoft.com/office/drawing/2015/10/21/chartex" xmlns:cx3="http://schemas.microsoft.com/office/drawing/2016/5/9/chartex" xmlns:cx4="http://schemas.microsoft.com/office/drawing/2016/5/10/chartex" xmlns:cx5="http://schemas.microsoft.com/office/drawing/2016/5/11/chartex" xmlns:cx6="http://schemas.microsoft.com/office/drawing/2016/5/12/chartex" xmlns:cx7="http://schemas.microsoft.com/office/drawing/2016/5/13/chartex" xmlns:cx8="http://schemas.microsoft.com/office/drawing/2016/5/14/chartex" xmlns:mc="http://schemas.openxmlformats.org/markup-compatibility/2006" xmlns:aink="http://schemas.microsoft.com/office/drawing/2016/ink" xmlns:am3d="http://schemas.microsoft.com/office/drawing/2017/model3d" xmlns:o="urn:schemas-microsoft-com:office:office" xmlns:r="http://schemas.openxmlformats.org/officeDocument/2006/relationships" xmlns:m="http://schemas.openxmlformats.org/officeDocument/2006/math" xmlns:v="urn:schemas-microsoft-com:vml" xmlns:wp14="http://schemas.microsoft.com/office/word/2010/wordprocessingDrawing" xmlns:wp="http://schemas.openxmlformats.org/drawingml/2006/wordprocessingDrawing" xmlns:w10="urn:schemas-microsoft-com:office:word" xmlns:w="http://schemas.openxmlformats.org/wordprocessingml/2006/main" xmlns:w14="http://schemas.microsoft.com/office/word/2010/wordml" xmlns:w15="http://schemas.microsoft.com/office/word/2012/wordml" xmlns:w16cex="http://schemas.microsoft.com/office/word/2018/wordml/cex" xmlns:w16cid="http://schemas.microsoft.com/office/word/2016/wordml/cid" xmlns:w16="http://schemas.microsoft.com/office/word/2018/wordml" xmlns:w16sdtdh="http://schemas.microsoft.com/office/word/2020/wordml/sdtdatahash" xmlns:w16se="http://schemas.microsoft.com/office/word/2015/wordml/symex" xmlns:wpg="http://schemas.microsoft.com/office/word/2010/wordprocessingGroup" xmlns:wpi="http://schemas.microsoft.com/office/word/2010/wordprocessingInk" xmlns:wne="http://schemas.microsoft.com/office/word/2006/wordml" xmlns:wps="http://schemas.microsoft.com/office/word/2010/wordprocessingShape" mc:Ignorable="w14 w15 w16se w16cid w16 w16cex w16sdtdh wp14">
+<w:endnotes xmlns:wpc="http://schemas.microsoft.com/office/word/2010/wordprocessingCanvas" xmlns:cx="http://schemas.microsoft.com/office/drawing/2014/chartex" xmlns:cx1="http://schemas.microsoft.com/office/drawing/2015/9/8/chartex" xmlns:cx2="http://schemas.microsoft.com/office/drawing/2015/10/21/chartex" xmlns:cx3="http://schemas.microsoft.com/office/drawing/2016/5/9/chartex" xmlns:cx4="http://schemas.microsoft.com/office/drawing/2016/5/10/chartex" xmlns:cx5="http://schemas.microsoft.com/office/drawing/2016/5/11/chartex" xmlns:cx6="http://schemas.microsoft.com/office/drawing/2016/5/12/chartex" xmlns:cx7="http://schemas.microsoft.com/office/drawing/2016/5/13/chartex" xmlns:cx8="http://schemas.microsoft.com/office/drawing/2016/5/14/chartex" xmlns:mc="http://schemas.openxmlformats.org/markup-compatibility/2006" xmlns:aink="http://schemas.microsoft.com/office/drawing/2016/ink" xmlns:am3d="http://schemas.microsoft.com/office/drawing/2017/model3d" xmlns:o="urn:schemas-microsoft-com:office:office" xmlns:oel="http://schemas.microsoft.com/office/2019/extlst" xmlns:r="http://schemas.openxmlformats.org/officeDocument/2006/relationships" xmlns:m="http://schemas.openxmlformats.org/officeDocument/2006/math" xmlns:v="urn:schemas-microsoft-com:vml" xmlns:wp14="http://schemas.microsoft.com/office/word/2010/wordprocessingDrawing" xmlns:wp="http://schemas.openxmlformats.org/drawingml/2006/wordprocessingDrawing" xmlns:w10="urn:schemas-microsoft-com:office:word" xmlns:w="http://schemas.openxmlformats.org/wordprocessingml/2006/main" xmlns:w14="http://schemas.microsoft.com/office/word/2010/wordml" xmlns:w15="http://schemas.microsoft.com/office/word/2012/wordml" xmlns:w16cex="http://schemas.microsoft.com/office/word/2018/wordml/cex" xmlns:w16cid="http://schemas.microsoft.com/office/word/2016/wordml/cid" xmlns:w16="http://schemas.microsoft.com/office/word/2018/wordml" xmlns:w16du="http://schemas.microsoft.com/office/word/2023/wordml/word16du" xmlns:w16sdtdh="http://schemas.microsoft.com/office/word/2020/wordml/sdtdatahash" xmlns:w16sdtfl="http://schemas.microsoft.com/office/word/2024/wordml/sdtformatlock" xmlns:w16se="http://schemas.microsoft.com/office/word/2015/wordml/symex" xmlns:wpg="http://schemas.microsoft.com/office/word/2010/wordprocessingGroup" xmlns:wpi="http://schemas.microsoft.com/office/word/2010/wordprocessingInk" xmlns:wne="http://schemas.microsoft.com/office/word/2006/wordml" xmlns:wps="http://schemas.microsoft.com/office/word/2010/wordprocessingShape" mc:Ignorable="w14 w15 w16se w16cid w16 w16cex w16sdtdh w16sdtfl w16du wp14">
   <w:endnote w:type="separator" w:id="-1">
     <w:p>
       <w:pPr>
@@ -15370,7 +15478,7 @@
 </file>
 
 <file path=word/footer1.xml><?xml version="1.0" encoding="utf-8"?>
-<w:ftr xmlns:wpc="http://schemas.microsoft.com/office/word/2010/wordprocessingCanvas" xmlns:cx="http://schemas.microsoft.com/office/drawing/2014/chartex" xmlns:cx1="http://schemas.microsoft.com/office/drawing/2015/9/8/chartex" xmlns:cx2="http://schemas.microsoft.com/office/drawing/2015/10/21/chartex" xmlns:cx3="http://schemas.microsoft.com/office/drawing/2016/5/9/chartex" xmlns:cx4="http://schemas.microsoft.com/office/drawing/2016/5/10/chartex" xmlns:cx5="http://schemas.microsoft.com/office/drawing/2016/5/11/chartex" xmlns:cx6="http://schemas.microsoft.com/office/drawing/2016/5/12/chartex" xmlns:cx7="http://schemas.microsoft.com/office/drawing/2016/5/13/chartex" xmlns:cx8="http://schemas.microsoft.com/office/drawing/2016/5/14/chartex" xmlns:mc="http://schemas.openxmlformats.org/markup-compatibility/2006" xmlns:aink="http://schemas.microsoft.com/office/drawing/2016/ink" xmlns:am3d="http://schemas.microsoft.com/office/drawing/2017/model3d" xmlns:o="urn:schemas-microsoft-com:office:office" xmlns:r="http://schemas.openxmlformats.org/officeDocument/2006/relationships" xmlns:m="http://schemas.openxmlformats.org/officeDocument/2006/math" xmlns:v="urn:schemas-microsoft-com:vml" xmlns:wp14="http://schemas.microsoft.com/office/word/2010/wordprocessingDrawing" xmlns:wp="http://schemas.openxmlformats.org/drawingml/2006/wordprocessingDrawing" xmlns:w10="urn:schemas-microsoft-com:office:word" xmlns:w="http://schemas.openxmlformats.org/wordprocessingml/2006/main" xmlns:w14="http://schemas.microsoft.com/office/word/2010/wordml" xmlns:w15="http://schemas.microsoft.com/office/word/2012/wordml" xmlns:w16cex="http://schemas.microsoft.com/office/word/2018/wordml/cex" xmlns:w16cid="http://schemas.microsoft.com/office/word/2016/wordml/cid" xmlns:w16="http://schemas.microsoft.com/office/word/2018/wordml" xmlns:w16sdtdh="http://schemas.microsoft.com/office/word/2020/wordml/sdtdatahash" xmlns:w16se="http://schemas.microsoft.com/office/word/2015/wordml/symex" xmlns:wpg="http://schemas.microsoft.com/office/word/2010/wordprocessingGroup" xmlns:wpi="http://schemas.microsoft.com/office/word/2010/wordprocessingInk" xmlns:wne="http://schemas.microsoft.com/office/word/2006/wordml" xmlns:wps="http://schemas.microsoft.com/office/word/2010/wordprocessingShape" mc:Ignorable="w14 w15 w16se w16cid w16 w16cex w16sdtdh wp14">
+<w:ftr xmlns:wpc="http://schemas.microsoft.com/office/word/2010/wordprocessingCanvas" xmlns:cx="http://schemas.microsoft.com/office/drawing/2014/chartex" xmlns:cx1="http://schemas.microsoft.com/office/drawing/2015/9/8/chartex" xmlns:cx2="http://schemas.microsoft.com/office/drawing/2015/10/21/chartex" xmlns:cx3="http://schemas.microsoft.com/office/drawing/2016/5/9/chartex" xmlns:cx4="http://schemas.microsoft.com/office/drawing/2016/5/10/chartex" xmlns:cx5="http://schemas.microsoft.com/office/drawing/2016/5/11/chartex" xmlns:cx6="http://schemas.microsoft.com/office/drawing/2016/5/12/chartex" xmlns:cx7="http://schemas.microsoft.com/office/drawing/2016/5/13/chartex" xmlns:cx8="http://schemas.microsoft.com/office/drawing/2016/5/14/chartex" xmlns:mc="http://schemas.openxmlformats.org/markup-compatibility/2006" xmlns:aink="http://schemas.microsoft.com/office/drawing/2016/ink" xmlns:am3d="http://schemas.microsoft.com/office/drawing/2017/model3d" xmlns:o="urn:schemas-microsoft-com:office:office" xmlns:oel="http://schemas.microsoft.com/office/2019/extlst" xmlns:r="http://schemas.openxmlformats.org/officeDocument/2006/relationships" xmlns:m="http://schemas.openxmlformats.org/officeDocument/2006/math" xmlns:v="urn:schemas-microsoft-com:vml" xmlns:wp14="http://schemas.microsoft.com/office/word/2010/wordprocessingDrawing" xmlns:wp="http://schemas.openxmlformats.org/drawingml/2006/wordprocessingDrawing" xmlns:w10="urn:schemas-microsoft-com:office:word" xmlns:w="http://schemas.openxmlformats.org/wordprocessingml/2006/main" xmlns:w14="http://schemas.microsoft.com/office/word/2010/wordml" xmlns:w15="http://schemas.microsoft.com/office/word/2012/wordml" xmlns:w16cex="http://schemas.microsoft.com/office/word/2018/wordml/cex" xmlns:w16cid="http://schemas.microsoft.com/office/word/2016/wordml/cid" xmlns:w16="http://schemas.microsoft.com/office/word/2018/wordml" xmlns:w16du="http://schemas.microsoft.com/office/word/2023/wordml/word16du" xmlns:w16sdtdh="http://schemas.microsoft.com/office/word/2020/wordml/sdtdatahash" xmlns:w16sdtfl="http://schemas.microsoft.com/office/word/2024/wordml/sdtformatlock" xmlns:w16se="http://schemas.microsoft.com/office/word/2015/wordml/symex" xmlns:wpg="http://schemas.microsoft.com/office/word/2010/wordprocessingGroup" xmlns:wpi="http://schemas.microsoft.com/office/word/2010/wordprocessingInk" xmlns:wne="http://schemas.microsoft.com/office/word/2006/wordml" xmlns:wps="http://schemas.microsoft.com/office/word/2010/wordprocessingShape" mc:Ignorable="w14 w15 w16se w16cid w16 w16cex w16sdtdh w16sdtfl w16du wp14">
   <w:sdt>
     <w:sdtPr>
       <w:id w:val="-701017035"/>
@@ -15379,7 +15487,6 @@
         <w:docPartUnique/>
       </w:docPartObj>
     </w:sdtPr>
-    <w:sdtEndPr/>
     <w:sdtContent>
       <w:p>
         <w:pPr>
@@ -15398,7 +15505,7 @@
 </file>
 
 <file path=word/footer2.xml><?xml version="1.0" encoding="utf-8"?>
-<w:ftr xmlns:wpc="http://schemas.microsoft.com/office/word/2010/wordprocessingCanvas" xmlns:cx="http://schemas.microsoft.com/office/drawing/2014/chartex" xmlns:cx1="http://schemas.microsoft.com/office/drawing/2015/9/8/chartex" xmlns:cx2="http://schemas.microsoft.com/office/drawing/2015/10/21/chartex" xmlns:cx3="http://schemas.microsoft.com/office/drawing/2016/5/9/chartex" xmlns:cx4="http://schemas.microsoft.com/office/drawing/2016/5/10/chartex" xmlns:cx5="http://schemas.microsoft.com/office/drawing/2016/5/11/chartex" xmlns:cx6="http://schemas.microsoft.com/office/drawing/2016/5/12/chartex" xmlns:cx7="http://schemas.microsoft.com/office/drawing/2016/5/13/chartex" xmlns:cx8="http://schemas.microsoft.com/office/drawing/2016/5/14/chartex" xmlns:mc="http://schemas.openxmlformats.org/markup-compatibility/2006" xmlns:aink="http://schemas.microsoft.com/office/drawing/2016/ink" xmlns:am3d="http://schemas.microsoft.com/office/drawing/2017/model3d" xmlns:o="urn:schemas-microsoft-com:office:office" xmlns:r="http://schemas.openxmlformats.org/officeDocument/2006/relationships" xmlns:m="http://schemas.openxmlformats.org/officeDocument/2006/math" xmlns:v="urn:schemas-microsoft-com:vml" xmlns:wp14="http://schemas.microsoft.com/office/word/2010/wordprocessingDrawing" xmlns:wp="http://schemas.openxmlformats.org/drawingml/2006/wordprocessingDrawing" xmlns:w10="urn:schemas-microsoft-com:office:word" xmlns:w="http://schemas.openxmlformats.org/wordprocessingml/2006/main" xmlns:w14="http://schemas.microsoft.com/office/word/2010/wordml" xmlns:w15="http://schemas.microsoft.com/office/word/2012/wordml" xmlns:w16cex="http://schemas.microsoft.com/office/word/2018/wordml/cex" xmlns:w16cid="http://schemas.microsoft.com/office/word/2016/wordml/cid" xmlns:w16="http://schemas.microsoft.com/office/word/2018/wordml" xmlns:w16sdtdh="http://schemas.microsoft.com/office/word/2020/wordml/sdtdatahash" xmlns:w16se="http://schemas.microsoft.com/office/word/2015/wordml/symex" xmlns:wpg="http://schemas.microsoft.com/office/word/2010/wordprocessingGroup" xmlns:wpi="http://schemas.microsoft.com/office/word/2010/wordprocessingInk" xmlns:wne="http://schemas.microsoft.com/office/word/2006/wordml" xmlns:wps="http://schemas.microsoft.com/office/word/2010/wordprocessingShape" mc:Ignorable="w14 w15 w16se w16cid w16 w16cex w16sdtdh wp14">
+<w:ftr xmlns:wpc="http://schemas.microsoft.com/office/word/2010/wordprocessingCanvas" xmlns:cx="http://schemas.microsoft.com/office/drawing/2014/chartex" xmlns:cx1="http://schemas.microsoft.com/office/drawing/2015/9/8/chartex" xmlns:cx2="http://schemas.microsoft.com/office/drawing/2015/10/21/chartex" xmlns:cx3="http://schemas.microsoft.com/office/drawing/2016/5/9/chartex" xmlns:cx4="http://schemas.microsoft.com/office/drawing/2016/5/10/chartex" xmlns:cx5="http://schemas.microsoft.com/office/drawing/2016/5/11/chartex" xmlns:cx6="http://schemas.microsoft.com/office/drawing/2016/5/12/chartex" xmlns:cx7="http://schemas.microsoft.com/office/drawing/2016/5/13/chartex" xmlns:cx8="http://schemas.microsoft.com/office/drawing/2016/5/14/chartex" xmlns:mc="http://schemas.openxmlformats.org/markup-compatibility/2006" xmlns:aink="http://schemas.microsoft.com/office/drawing/2016/ink" xmlns:am3d="http://schemas.microsoft.com/office/drawing/2017/model3d" xmlns:o="urn:schemas-microsoft-com:office:office" xmlns:oel="http://schemas.microsoft.com/office/2019/extlst" xmlns:r="http://schemas.openxmlformats.org/officeDocument/2006/relationships" xmlns:m="http://schemas.openxmlformats.org/officeDocument/2006/math" xmlns:v="urn:schemas-microsoft-com:vml" xmlns:wp14="http://schemas.microsoft.com/office/word/2010/wordprocessingDrawing" xmlns:wp="http://schemas.openxmlformats.org/drawingml/2006/wordprocessingDrawing" xmlns:w10="urn:schemas-microsoft-com:office:word" xmlns:w="http://schemas.openxmlformats.org/wordprocessingml/2006/main" xmlns:w14="http://schemas.microsoft.com/office/word/2010/wordml" xmlns:w15="http://schemas.microsoft.com/office/word/2012/wordml" xmlns:w16cex="http://schemas.microsoft.com/office/word/2018/wordml/cex" xmlns:w16cid="http://schemas.microsoft.com/office/word/2016/wordml/cid" xmlns:w16="http://schemas.microsoft.com/office/word/2018/wordml" xmlns:w16du="http://schemas.microsoft.com/office/word/2023/wordml/word16du" xmlns:w16sdtdh="http://schemas.microsoft.com/office/word/2020/wordml/sdtdatahash" xmlns:w16sdtfl="http://schemas.microsoft.com/office/word/2024/wordml/sdtformatlock" xmlns:w16se="http://schemas.microsoft.com/office/word/2015/wordml/symex" xmlns:wpg="http://schemas.microsoft.com/office/word/2010/wordprocessingGroup" xmlns:wpi="http://schemas.microsoft.com/office/word/2010/wordprocessingInk" xmlns:wne="http://schemas.microsoft.com/office/word/2006/wordml" xmlns:wps="http://schemas.microsoft.com/office/word/2010/wordprocessingShape" mc:Ignorable="w14 w15 w16se w16cid w16 w16cex w16sdtdh w16sdtfl w16du wp14">
   <w:sdt>
     <w:sdtPr>
       <w:id w:val="-1465197936"/>
@@ -15407,7 +15514,6 @@
         <w:docPartUnique/>
       </w:docPartObj>
     </w:sdtPr>
-    <w:sdtEndPr/>
     <w:sdtContent>
       <w:p>
         <w:pPr>
@@ -15508,7 +15614,7 @@
                   <v:stroke joinstyle="miter"/>
                   <v:path gradientshapeok="t" o:connecttype="rect"/>
                 </v:shapetype>
-                <v:shape id="_x0000_s1027" type="#_x0000_t202" alt="&quot;&quot;" style="position:absolute;left:0;text-align:left;margin-left:16.1pt;margin-top:.65pt;width:455.15pt;height:41.4pt;z-index:251661312;visibility:visible;mso-wrap-style:square;mso-width-percent:0;mso-height-percent:0;mso-wrap-distance-left:9pt;mso-wrap-distance-top:3.6pt;mso-wrap-distance-right:9pt;mso-wrap-distance-bottom:3.6pt;mso-position-horizontal:absolute;mso-position-horizontal-relative:text;mso-position-vertical:absolute;mso-position-vertical-relative:text;mso-width-percent:0;mso-height-percent:0;mso-width-relative:margin;mso-height-relative:margin;v-text-anchor:top" o:gfxdata="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" stroked="f">
+                <v:shape id="_x0000_s1027" type="#_x0000_t202" alt="&quot;&quot;" style="position:absolute;left:0;text-align:left;margin-left:16.1pt;margin-top:.65pt;width:455.15pt;height:41.4pt;z-index:251661312;visibility:visible;mso-wrap-style:square;mso-width-percent:0;mso-height-percent:0;mso-wrap-distance-left:9pt;mso-wrap-distance-top:3.6pt;mso-wrap-distance-right:9pt;mso-wrap-distance-bottom:3.6pt;mso-position-horizontal:absolute;mso-position-horizontal-relative:text;mso-position-vertical:absolute;mso-position-vertical-relative:text;mso-width-percent:0;mso-height-percent:0;mso-width-relative:margin;mso-height-relative:margin;v-text-anchor:top" o:gfxdata="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" stroked="f">
                   <v:textbox>
                     <w:txbxContent>
                       <w:p>
@@ -15565,7 +15671,7 @@
 </file>
 
 <file path=word/footnotes.xml><?xml version="1.0" encoding="utf-8"?>
-<w:footnotes xmlns:wpc="http://schemas.microsoft.com/office/word/2010/wordprocessingCanvas" xmlns:cx="http://schemas.microsoft.com/office/drawing/2014/chartex" xmlns:cx1="http://schemas.microsoft.com/office/drawing/2015/9/8/chartex" xmlns:cx2="http://schemas.microsoft.com/office/drawing/2015/10/21/chartex" xmlns:cx3="http://schemas.microsoft.com/office/drawing/2016/5/9/chartex" xmlns:cx4="http://schemas.microsoft.com/office/drawing/2016/5/10/chartex" xmlns:cx5="http://schemas.microsoft.com/office/drawing/2016/5/11/chartex" xmlns:cx6="http://schemas.microsoft.com/office/drawing/2016/5/12/chartex" xmlns:cx7="http://schemas.microsoft.com/office/drawing/2016/5/13/chartex" xmlns:cx8="http://schemas.microsoft.com/office/drawing/2016/5/14/chartex" xmlns:mc="http://schemas.openxmlformats.org/markup-compatibility/2006" xmlns:aink="http://schemas.microsoft.com/office/drawing/2016/ink" xmlns:am3d="http://schemas.microsoft.com/office/drawing/2017/model3d" xmlns:o="urn:schemas-microsoft-com:office:office" xmlns:r="http://schemas.openxmlformats.org/officeDocument/2006/relationships" xmlns:m="http://schemas.openxmlformats.org/officeDocument/2006/math" xmlns:v="urn:schemas-microsoft-com:vml" xmlns:wp14="http://schemas.microsoft.com/office/word/2010/wordprocessingDrawing" xmlns:wp="http://schemas.openxmlformats.org/drawingml/2006/wordprocessingDrawing" xmlns:w10="urn:schemas-microsoft-com:office:word" xmlns:w="http://schemas.openxmlformats.org/wordprocessingml/2006/main" xmlns:w14="http://schemas.microsoft.com/office/word/2010/wordml" xmlns:w15="http://schemas.microsoft.com/office/word/2012/wordml" xmlns:w16cex="http://schemas.microsoft.com/office/word/2018/wordml/cex" xmlns:w16cid="http://schemas.microsoft.com/office/word/2016/wordml/cid" xmlns:w16="http://schemas.microsoft.com/office/word/2018/wordml" xmlns:w16sdtdh="http://schemas.microsoft.com/office/word/2020/wordml/sdtdatahash" xmlns:w16se="http://schemas.microsoft.com/office/word/2015/wordml/symex" xmlns:wpg="http://schemas.microsoft.com/office/word/2010/wordprocessingGroup" xmlns:wpi="http://schemas.microsoft.com/office/word/2010/wordprocessingInk" xmlns:wne="http://schemas.microsoft.com/office/word/2006/wordml" xmlns:wps="http://schemas.microsoft.com/office/word/2010/wordprocessingShape" mc:Ignorable="w14 w15 w16se w16cid w16 w16cex w16sdtdh wp14">
+<w:footnotes xmlns:wpc="http://schemas.microsoft.com/office/word/2010/wordprocessingCanvas" xmlns:cx="http://schemas.microsoft.com/office/drawing/2014/chartex" xmlns:cx1="http://schemas.microsoft.com/office/drawing/2015/9/8/chartex" xmlns:cx2="http://schemas.microsoft.com/office/drawing/2015/10/21/chartex" xmlns:cx3="http://schemas.microsoft.com/office/drawing/2016/5/9/chartex" xmlns:cx4="http://schemas.microsoft.com/office/drawing/2016/5/10/chartex" xmlns:cx5="http://schemas.microsoft.com/office/drawing/2016/5/11/chartex" xmlns:cx6="http://schemas.microsoft.com/office/drawing/2016/5/12/chartex" xmlns:cx7="http://schemas.microsoft.com/office/drawing/2016/5/13/chartex" xmlns:cx8="http://schemas.microsoft.com/office/drawing/2016/5/14/chartex" xmlns:mc="http://schemas.openxmlformats.org/markup-compatibility/2006" xmlns:aink="http://schemas.microsoft.com/office/drawing/2016/ink" xmlns:am3d="http://schemas.microsoft.com/office/drawing/2017/model3d" xmlns:o="urn:schemas-microsoft-com:office:office" xmlns:oel="http://schemas.microsoft.com/office/2019/extlst" xmlns:r="http://schemas.openxmlformats.org/officeDocument/2006/relationships" xmlns:m="http://schemas.openxmlformats.org/officeDocument/2006/math" xmlns:v="urn:schemas-microsoft-com:vml" xmlns:wp14="http://schemas.microsoft.com/office/word/2010/wordprocessingDrawing" xmlns:wp="http://schemas.openxmlformats.org/drawingml/2006/wordprocessingDrawing" xmlns:w10="urn:schemas-microsoft-com:office:word" xmlns:w="http://schemas.openxmlformats.org/wordprocessingml/2006/main" xmlns:w14="http://schemas.microsoft.com/office/word/2010/wordml" xmlns:w15="http://schemas.microsoft.com/office/word/2012/wordml" xmlns:w16cex="http://schemas.microsoft.com/office/word/2018/wordml/cex" xmlns:w16cid="http://schemas.microsoft.com/office/word/2016/wordml/cid" xmlns:w16="http://schemas.microsoft.com/office/word/2018/wordml" xmlns:w16du="http://schemas.microsoft.com/office/word/2023/wordml/word16du" xmlns:w16sdtdh="http://schemas.microsoft.com/office/word/2020/wordml/sdtdatahash" xmlns:w16sdtfl="http://schemas.microsoft.com/office/word/2024/wordml/sdtformatlock" xmlns:w16se="http://schemas.microsoft.com/office/word/2015/wordml/symex" xmlns:wpg="http://schemas.microsoft.com/office/word/2010/wordprocessingGroup" xmlns:wpi="http://schemas.microsoft.com/office/word/2010/wordprocessingInk" xmlns:wne="http://schemas.microsoft.com/office/word/2006/wordml" xmlns:wps="http://schemas.microsoft.com/office/word/2010/wordprocessingShape" mc:Ignorable="w14 w15 w16se w16cid w16 w16cex w16sdtdh w16sdtfl w16du wp14">
   <w:footnote w:type="separator" w:id="-1">
     <w:p>
       <w:pPr>
@@ -15590,7 +15696,7 @@
 </file>
 
 <file path=word/header1.xml><?xml version="1.0" encoding="utf-8"?>
-<w:hdr xmlns:wpc="http://schemas.microsoft.com/office/word/2010/wordprocessingCanvas" xmlns:cx="http://schemas.microsoft.com/office/drawing/2014/chartex" xmlns:cx1="http://schemas.microsoft.com/office/drawing/2015/9/8/chartex" xmlns:cx2="http://schemas.microsoft.com/office/drawing/2015/10/21/chartex" xmlns:cx3="http://schemas.microsoft.com/office/drawing/2016/5/9/chartex" xmlns:cx4="http://schemas.microsoft.com/office/drawing/2016/5/10/chartex" xmlns:cx5="http://schemas.microsoft.com/office/drawing/2016/5/11/chartex" xmlns:cx6="http://schemas.microsoft.com/office/drawing/2016/5/12/chartex" xmlns:cx7="http://schemas.microsoft.com/office/drawing/2016/5/13/chartex" xmlns:cx8="http://schemas.microsoft.com/office/drawing/2016/5/14/chartex" xmlns:mc="http://schemas.openxmlformats.org/markup-compatibility/2006" xmlns:aink="http://schemas.microsoft.com/office/drawing/2016/ink" xmlns:am3d="http://schemas.microsoft.com/office/drawing/2017/model3d" xmlns:o="urn:schemas-microsoft-com:office:office" xmlns:r="http://schemas.openxmlformats.org/officeDocument/2006/relationships" xmlns:m="http://schemas.openxmlformats.org/officeDocument/2006/math" xmlns:v="urn:schemas-microsoft-com:vml" xmlns:wp14="http://schemas.microsoft.com/office/word/2010/wordprocessingDrawing" xmlns:wp="http://schemas.openxmlformats.org/drawingml/2006/wordprocessingDrawing" xmlns:w10="urn:schemas-microsoft-com:office:word" xmlns:w="http://schemas.openxmlformats.org/wordprocessingml/2006/main" xmlns:w14="http://schemas.microsoft.com/office/word/2010/wordml" xmlns:w15="http://schemas.microsoft.com/office/word/2012/wordml" xmlns:w16cex="http://schemas.microsoft.com/office/word/2018/wordml/cex" xmlns:w16cid="http://schemas.microsoft.com/office/word/2016/wordml/cid" xmlns:w16="http://schemas.microsoft.com/office/word/2018/wordml" xmlns:w16sdtdh="http://schemas.microsoft.com/office/word/2020/wordml/sdtdatahash" xmlns:w16se="http://schemas.microsoft.com/office/word/2015/wordml/symex" xmlns:wpg="http://schemas.microsoft.com/office/word/2010/wordprocessingGroup" xmlns:wpi="http://schemas.microsoft.com/office/word/2010/wordprocessingInk" xmlns:wne="http://schemas.microsoft.com/office/word/2006/wordml" xmlns:wps="http://schemas.microsoft.com/office/word/2010/wordprocessingShape" mc:Ignorable="w14 w15 w16se w16cid w16 w16cex w16sdtdh wp14">
+<w:hdr xmlns:wpc="http://schemas.microsoft.com/office/word/2010/wordprocessingCanvas" xmlns:cx="http://schemas.microsoft.com/office/drawing/2014/chartex" xmlns:cx1="http://schemas.microsoft.com/office/drawing/2015/9/8/chartex" xmlns:cx2="http://schemas.microsoft.com/office/drawing/2015/10/21/chartex" xmlns:cx3="http://schemas.microsoft.com/office/drawing/2016/5/9/chartex" xmlns:cx4="http://schemas.microsoft.com/office/drawing/2016/5/10/chartex" xmlns:cx5="http://schemas.microsoft.com/office/drawing/2016/5/11/chartex" xmlns:cx6="http://schemas.microsoft.com/office/drawing/2016/5/12/chartex" xmlns:cx7="http://schemas.microsoft.com/office/drawing/2016/5/13/chartex" xmlns:cx8="http://schemas.microsoft.com/office/drawing/2016/5/14/chartex" xmlns:mc="http://schemas.openxmlformats.org/markup-compatibility/2006" xmlns:aink="http://schemas.microsoft.com/office/drawing/2016/ink" xmlns:am3d="http://schemas.microsoft.com/office/drawing/2017/model3d" xmlns:o="urn:schemas-microsoft-com:office:office" xmlns:oel="http://schemas.microsoft.com/office/2019/extlst" xmlns:r="http://schemas.openxmlformats.org/officeDocument/2006/relationships" xmlns:m="http://schemas.openxmlformats.org/officeDocument/2006/math" xmlns:v="urn:schemas-microsoft-com:vml" xmlns:wp14="http://schemas.microsoft.com/office/word/2010/wordprocessingDrawing" xmlns:wp="http://schemas.openxmlformats.org/drawingml/2006/wordprocessingDrawing" xmlns:w10="urn:schemas-microsoft-com:office:word" xmlns:w="http://schemas.openxmlformats.org/wordprocessingml/2006/main" xmlns:w14="http://schemas.microsoft.com/office/word/2010/wordml" xmlns:w15="http://schemas.microsoft.com/office/word/2012/wordml" xmlns:w16cex="http://schemas.microsoft.com/office/word/2018/wordml/cex" xmlns:w16cid="http://schemas.microsoft.com/office/word/2016/wordml/cid" xmlns:w16="http://schemas.microsoft.com/office/word/2018/wordml" xmlns:w16du="http://schemas.microsoft.com/office/word/2023/wordml/word16du" xmlns:w16sdtdh="http://schemas.microsoft.com/office/word/2020/wordml/sdtdatahash" xmlns:w16sdtfl="http://schemas.microsoft.com/office/word/2024/wordml/sdtformatlock" xmlns:w16se="http://schemas.microsoft.com/office/word/2015/wordml/symex" xmlns:wpg="http://schemas.microsoft.com/office/word/2010/wordprocessingGroup" xmlns:wpi="http://schemas.microsoft.com/office/word/2010/wordprocessingInk" xmlns:wne="http://schemas.microsoft.com/office/word/2006/wordml" xmlns:wps="http://schemas.microsoft.com/office/word/2010/wordprocessingShape" mc:Ignorable="w14 w15 w16se w16cid w16 w16cex w16sdtdh w16sdtfl w16du wp14">
   <w:p>
     <w:pPr>
       <w:pStyle w:val="Encabezado"/>
@@ -15675,7 +15781,7 @@
 </file>
 
 <file path=word/numbering.xml><?xml version="1.0" encoding="utf-8"?>
-<w:numbering xmlns:wpc="http://schemas.microsoft.com/office/word/2010/wordprocessingCanvas" xmlns:cx="http://schemas.microsoft.com/office/drawing/2014/chartex" xmlns:cx1="http://schemas.microsoft.com/office/drawing/2015/9/8/chartex" xmlns:cx2="http://schemas.microsoft.com/office/drawing/2015/10/21/chartex" xmlns:cx3="http://schemas.microsoft.com/office/drawing/2016/5/9/chartex" xmlns:cx4="http://schemas.microsoft.com/office/drawing/2016/5/10/chartex" xmlns:cx5="http://schemas.microsoft.com/office/drawing/2016/5/11/chartex" xmlns:cx6="http://schemas.microsoft.com/office/drawing/2016/5/12/chartex" xmlns:cx7="http://schemas.microsoft.com/office/drawing/2016/5/13/chartex" xmlns:cx8="http://schemas.microsoft.com/office/drawing/2016/5/14/chartex" xmlns:mc="http://schemas.openxmlformats.org/markup-compatibility/2006" xmlns:aink="http://schemas.microsoft.com/office/drawing/2016/ink" xmlns:am3d="http://schemas.microsoft.com/office/drawing/2017/model3d" xmlns:o="urn:schemas-microsoft-com:office:office" xmlns:r="http://schemas.openxmlformats.org/officeDocument/2006/relationships" xmlns:m="http://schemas.openxmlformats.org/officeDocument/2006/math" xmlns:v="urn:schemas-microsoft-com:vml" xmlns:wp14="http://schemas.microsoft.com/office/word/2010/wordprocessingDrawing" xmlns:wp="http://schemas.openxmlformats.org/drawingml/2006/wordprocessingDrawing" xmlns:w10="urn:schemas-microsoft-com:office:word" xmlns:w="http://schemas.openxmlformats.org/wordprocessingml/2006/main" xmlns:w14="http://schemas.microsoft.com/office/word/2010/wordml" xmlns:w15="http://schemas.microsoft.com/office/word/2012/wordml" xmlns:w16cex="http://schemas.microsoft.com/office/word/2018/wordml/cex" xmlns:w16cid="http://schemas.microsoft.com/office/word/2016/wordml/cid" xmlns:w16="http://schemas.microsoft.com/office/word/2018/wordml" xmlns:w16sdtdh="http://schemas.microsoft.com/office/word/2020/wordml/sdtdatahash" xmlns:w16se="http://schemas.microsoft.com/office/word/2015/wordml/symex" xmlns:wpg="http://schemas.microsoft.com/office/word/2010/wordprocessingGroup" xmlns:wpi="http://schemas.microsoft.com/office/word/2010/wordprocessingInk" xmlns:wne="http://schemas.microsoft.com/office/word/2006/wordml" xmlns:wps="http://schemas.microsoft.com/office/word/2010/wordprocessingShape" mc:Ignorable="w14 w15 w16se w16cid w16 w16cex w16sdtdh wp14">
+<w:numbering xmlns:wpc="http://schemas.microsoft.com/office/word/2010/wordprocessingCanvas" xmlns:cx="http://schemas.microsoft.com/office/drawing/2014/chartex" xmlns:cx1="http://schemas.microsoft.com/office/drawing/2015/9/8/chartex" xmlns:cx2="http://schemas.microsoft.com/office/drawing/2015/10/21/chartex" xmlns:cx3="http://schemas.microsoft.com/office/drawing/2016/5/9/chartex" xmlns:cx4="http://schemas.microsoft.com/office/drawing/2016/5/10/chartex" xmlns:cx5="http://schemas.microsoft.com/office/drawing/2016/5/11/chartex" xmlns:cx6="http://schemas.microsoft.com/office/drawing/2016/5/12/chartex" xmlns:cx7="http://schemas.microsoft.com/office/drawing/2016/5/13/chartex" xmlns:cx8="http://schemas.microsoft.com/office/drawing/2016/5/14/chartex" xmlns:mc="http://schemas.openxmlformats.org/markup-compatibility/2006" xmlns:aink="http://schemas.microsoft.com/office/drawing/2016/ink" xmlns:am3d="http://schemas.microsoft.com/office/drawing/2017/model3d" xmlns:o="urn:schemas-microsoft-com:office:office" xmlns:oel="http://schemas.microsoft.com/office/2019/extlst" xmlns:r="http://schemas.openxmlformats.org/officeDocument/2006/relationships" xmlns:m="http://schemas.openxmlformats.org/officeDocument/2006/math" xmlns:v="urn:schemas-microsoft-com:vml" xmlns:wp14="http://schemas.microsoft.com/office/word/2010/wordprocessingDrawing" xmlns:wp="http://schemas.openxmlformats.org/drawingml/2006/wordprocessingDrawing" xmlns:w10="urn:schemas-microsoft-com:office:word" xmlns:w="http://schemas.openxmlformats.org/wordprocessingml/2006/main" xmlns:w14="http://schemas.microsoft.com/office/word/2010/wordml" xmlns:w15="http://schemas.microsoft.com/office/word/2012/wordml" xmlns:w16cex="http://schemas.microsoft.com/office/word/2018/wordml/cex" xmlns:w16cid="http://schemas.microsoft.com/office/word/2016/wordml/cid" xmlns:w16="http://schemas.microsoft.com/office/word/2018/wordml" xmlns:w16du="http://schemas.microsoft.com/office/word/2023/wordml/word16du" xmlns:w16sdtdh="http://schemas.microsoft.com/office/word/2020/wordml/sdtdatahash" xmlns:w16sdtfl="http://schemas.microsoft.com/office/word/2024/wordml/sdtformatlock" xmlns:w16se="http://schemas.microsoft.com/office/word/2015/wordml/symex" xmlns:wpg="http://schemas.microsoft.com/office/word/2010/wordprocessingGroup" xmlns:wpi="http://schemas.microsoft.com/office/word/2010/wordprocessingInk" xmlns:wne="http://schemas.microsoft.com/office/word/2006/wordml" xmlns:wps="http://schemas.microsoft.com/office/word/2010/wordprocessingShape" mc:Ignorable="w14 w15 w16se w16cid w16 w16cex w16sdtdh w16sdtfl w16du wp14">
   <w:abstractNum w:abstractNumId="0" w15:restartNumberingAfterBreak="0">
     <w:nsid w:val="FFFFFF89"/>
     <w:multiLevelType w:val="singleLevel"/>
@@ -20394,133 +20500,133 @@
       </w:rPr>
     </w:lvl>
   </w:abstractNum>
-  <w:num w:numId="1">
+  <w:num w:numId="1" w16cid:durableId="479151411">
     <w:abstractNumId w:val="0"/>
   </w:num>
-  <w:num w:numId="2">
+  <w:num w:numId="2" w16cid:durableId="1719739098">
     <w:abstractNumId w:val="17"/>
   </w:num>
-  <w:num w:numId="3">
+  <w:num w:numId="3" w16cid:durableId="1584298827">
     <w:abstractNumId w:val="30"/>
   </w:num>
-  <w:num w:numId="4">
+  <w:num w:numId="4" w16cid:durableId="1215578369">
     <w:abstractNumId w:val="24"/>
   </w:num>
-  <w:num w:numId="5">
+  <w:num w:numId="5" w16cid:durableId="552622088">
     <w:abstractNumId w:val="32"/>
   </w:num>
-  <w:num w:numId="6">
+  <w:num w:numId="6" w16cid:durableId="817772574">
     <w:abstractNumId w:val="27"/>
   </w:num>
-  <w:num w:numId="7">
+  <w:num w:numId="7" w16cid:durableId="1255211653">
     <w:abstractNumId w:val="37"/>
   </w:num>
-  <w:num w:numId="8">
+  <w:num w:numId="8" w16cid:durableId="341010485">
     <w:abstractNumId w:val="34"/>
   </w:num>
-  <w:num w:numId="9">
+  <w:num w:numId="9" w16cid:durableId="1422920141">
     <w:abstractNumId w:val="19"/>
   </w:num>
-  <w:num w:numId="10">
+  <w:num w:numId="10" w16cid:durableId="1210647404">
     <w:abstractNumId w:val="38"/>
   </w:num>
-  <w:num w:numId="11">
+  <w:num w:numId="11" w16cid:durableId="1218010887">
     <w:abstractNumId w:val="21"/>
   </w:num>
-  <w:num w:numId="12">
+  <w:num w:numId="12" w16cid:durableId="324865470">
     <w:abstractNumId w:val="12"/>
   </w:num>
-  <w:num w:numId="13">
+  <w:num w:numId="13" w16cid:durableId="1198201099">
     <w:abstractNumId w:val="22"/>
   </w:num>
-  <w:num w:numId="14">
+  <w:num w:numId="14" w16cid:durableId="1167793932">
     <w:abstractNumId w:val="39"/>
   </w:num>
-  <w:num w:numId="15">
+  <w:num w:numId="15" w16cid:durableId="427195396">
     <w:abstractNumId w:val="28"/>
   </w:num>
-  <w:num w:numId="16">
+  <w:num w:numId="16" w16cid:durableId="2076971388">
     <w:abstractNumId w:val="15"/>
   </w:num>
-  <w:num w:numId="17">
+  <w:num w:numId="17" w16cid:durableId="683674503">
     <w:abstractNumId w:val="26"/>
   </w:num>
-  <w:num w:numId="18">
+  <w:num w:numId="18" w16cid:durableId="1068070127">
     <w:abstractNumId w:val="20"/>
   </w:num>
-  <w:num w:numId="19">
+  <w:num w:numId="19" w16cid:durableId="393352429">
     <w:abstractNumId w:val="33"/>
   </w:num>
-  <w:num w:numId="20">
+  <w:num w:numId="20" w16cid:durableId="1581405063">
     <w:abstractNumId w:val="9"/>
   </w:num>
-  <w:num w:numId="21">
+  <w:num w:numId="21" w16cid:durableId="344400942">
     <w:abstractNumId w:val="35"/>
   </w:num>
-  <w:num w:numId="22">
+  <w:num w:numId="22" w16cid:durableId="893198291">
     <w:abstractNumId w:val="36"/>
   </w:num>
-  <w:num w:numId="23">
+  <w:num w:numId="23" w16cid:durableId="1029136689">
     <w:abstractNumId w:val="11"/>
   </w:num>
-  <w:num w:numId="24">
+  <w:num w:numId="24" w16cid:durableId="537276087">
     <w:abstractNumId w:val="7"/>
   </w:num>
-  <w:num w:numId="25">
+  <w:num w:numId="25" w16cid:durableId="2052999488">
     <w:abstractNumId w:val="40"/>
   </w:num>
-  <w:num w:numId="26">
+  <w:num w:numId="26" w16cid:durableId="89204608">
     <w:abstractNumId w:val="5"/>
   </w:num>
-  <w:num w:numId="27">
+  <w:num w:numId="27" w16cid:durableId="650138166">
     <w:abstractNumId w:val="23"/>
   </w:num>
-  <w:num w:numId="28">
+  <w:num w:numId="28" w16cid:durableId="2087416994">
     <w:abstractNumId w:val="3"/>
   </w:num>
-  <w:num w:numId="29">
+  <w:num w:numId="29" w16cid:durableId="1453943466">
     <w:abstractNumId w:val="16"/>
   </w:num>
-  <w:num w:numId="30">
+  <w:num w:numId="30" w16cid:durableId="1383793311">
     <w:abstractNumId w:val="41"/>
   </w:num>
-  <w:num w:numId="31">
+  <w:num w:numId="31" w16cid:durableId="1945384856">
     <w:abstractNumId w:val="29"/>
   </w:num>
-  <w:num w:numId="32">
+  <w:num w:numId="32" w16cid:durableId="2090810555">
     <w:abstractNumId w:val="14"/>
   </w:num>
-  <w:num w:numId="33">
+  <w:num w:numId="33" w16cid:durableId="2072386535">
     <w:abstractNumId w:val="31"/>
   </w:num>
-  <w:num w:numId="34">
+  <w:num w:numId="34" w16cid:durableId="1420328748">
     <w:abstractNumId w:val="4"/>
   </w:num>
-  <w:num w:numId="35">
+  <w:num w:numId="35" w16cid:durableId="1329287059">
     <w:abstractNumId w:val="2"/>
   </w:num>
-  <w:num w:numId="36">
+  <w:num w:numId="36" w16cid:durableId="565336976">
     <w:abstractNumId w:val="42"/>
   </w:num>
-  <w:num w:numId="37">
+  <w:num w:numId="37" w16cid:durableId="1860848819">
     <w:abstractNumId w:val="18"/>
   </w:num>
-  <w:num w:numId="38">
+  <w:num w:numId="38" w16cid:durableId="1716537687">
     <w:abstractNumId w:val="25"/>
   </w:num>
-  <w:num w:numId="39">
+  <w:num w:numId="39" w16cid:durableId="1288392515">
     <w:abstractNumId w:val="13"/>
   </w:num>
-  <w:num w:numId="40">
+  <w:num w:numId="40" w16cid:durableId="768814184">
     <w:abstractNumId w:val="6"/>
   </w:num>
-  <w:num w:numId="41">
+  <w:num w:numId="41" w16cid:durableId="1448041175">
     <w:abstractNumId w:val="10"/>
   </w:num>
-  <w:num w:numId="42">
+  <w:num w:numId="42" w16cid:durableId="1498227874">
     <w:abstractNumId w:val="8"/>
   </w:num>
-  <w:num w:numId="43">
+  <w:num w:numId="43" w16cid:durableId="1185098945">
     <w:abstractNumId w:val="1"/>
   </w:num>
   <w:numIdMacAtCleanup w:val="43"/>
@@ -20528,7 +20634,7 @@
 </file>
 
 <file path=word/styles.xml><?xml version="1.0" encoding="utf-8"?>
-<w:styles xmlns:mc="http://schemas.openxmlformats.org/markup-compatibility/2006" xmlns:r="http://schemas.openxmlformats.org/officeDocument/2006/relationships" xmlns:w="http://schemas.openxmlformats.org/wordprocessingml/2006/main" xmlns:w14="http://schemas.microsoft.com/office/word/2010/wordml" xmlns:w15="http://schemas.microsoft.com/office/word/2012/wordml" xmlns:w16cex="http://schemas.microsoft.com/office/word/2018/wordml/cex" xmlns:w16cid="http://schemas.microsoft.com/office/word/2016/wordml/cid" xmlns:w16="http://schemas.microsoft.com/office/word/2018/wordml" xmlns:w16sdtdh="http://schemas.microsoft.com/office/word/2020/wordml/sdtdatahash" xmlns:w16se="http://schemas.microsoft.com/office/word/2015/wordml/symex" mc:Ignorable="w14 w15 w16se w16cid w16 w16cex w16sdtdh">
+<w:styles xmlns:mc="http://schemas.openxmlformats.org/markup-compatibility/2006" xmlns:r="http://schemas.openxmlformats.org/officeDocument/2006/relationships" xmlns:w="http://schemas.openxmlformats.org/wordprocessingml/2006/main" xmlns:w14="http://schemas.microsoft.com/office/word/2010/wordml" xmlns:w15="http://schemas.microsoft.com/office/word/2012/wordml" xmlns:w16cex="http://schemas.microsoft.com/office/word/2018/wordml/cex" xmlns:w16cid="http://schemas.microsoft.com/office/word/2016/wordml/cid" xmlns:w16="http://schemas.microsoft.com/office/word/2018/wordml" xmlns:w16du="http://schemas.microsoft.com/office/word/2023/wordml/word16du" xmlns:w16sdtdh="http://schemas.microsoft.com/office/word/2020/wordml/sdtdatahash" xmlns:w16sdtfl="http://schemas.microsoft.com/office/word/2024/wordml/sdtformatlock" xmlns:w16se="http://schemas.microsoft.com/office/word/2015/wordml/symex" mc:Ignorable="w14 w15 w16se w16cid w16 w16cex w16sdtdh w16sdtfl w16du">
   <w:docDefaults>
     <w:rPrDefault>
       <w:rPr>
@@ -21604,11 +21710,11 @@
     <w:autoRedefine/>
     <w:uiPriority w:val="39"/>
     <w:unhideWhenUsed/>
-    <w:rsid w:val="00231879"/>
+    <w:rsid w:val="008D03BC"/>
     <w:pPr>
       <w:tabs>
         <w:tab w:val="left" w:pos="567"/>
-        <w:tab w:val="left" w:pos="1418"/>
+        <w:tab w:val="left" w:pos="1560"/>
         <w:tab w:val="right" w:leader="dot" w:pos="9962"/>
       </w:tabs>
       <w:spacing w:after="100"/>
@@ -22122,6 +22228,21 @@
 </file>
 
 <file path=customXml/item1.xml><?xml version="1.0" encoding="utf-8"?>
+<p:properties xmlns:p="http://schemas.microsoft.com/office/2006/metadata/properties" xmlns:xsi="http://www.w3.org/2001/XMLSchema-instance" xmlns:pc="http://schemas.microsoft.com/office/infopath/2007/PartnerControls">
+  <documentManagement>
+    <TaxCatchAll xmlns="cb45339b-ced9-4d0d-8f64-77573914d53b"/>
+    <lcf76f155ced4ddcb4097134ff3c332f xmlns="43a3ca16-9c26-4813-b83f-4aec9927b43f">
+      <Terms xmlns="http://schemas.microsoft.com/office/infopath/2007/PartnerControls"/>
+    </lcf76f155ced4ddcb4097134ff3c332f>
+  </documentManagement>
+</p:properties>
+</file>
+
+<file path=customXml/item2.xml><?xml version="1.0" encoding="utf-8"?>
+<b:Sources xmlns:b="http://schemas.openxmlformats.org/officeDocument/2006/bibliography" xmlns="http://schemas.openxmlformats.org/officeDocument/2006/bibliography" SelectedStyle="\APASixthEditionOfficeOnline.xsl" StyleName="APA" Version="6"/>
+</file>
+
+<file path=customXml/item3.xml><?xml version="1.0" encoding="utf-8"?>
 <ct:contentTypeSchema xmlns:ct="http://schemas.microsoft.com/office/2006/metadata/contentType" xmlns:ma="http://schemas.microsoft.com/office/2006/metadata/properties/metaAttributes" ct:_="" ma:_="" ma:contentTypeName="Documento" ma:contentTypeID="0x01010049282E1EDBE9234EA9E6D38F720E265F" ma:contentTypeVersion="15" ma:contentTypeDescription="Crear nuevo documento." ma:contentTypeScope="" ma:versionID="b31c7aa9eaf043a08b87120b3c4916e3">
   <xsd:schema xmlns:xsd="http://www.w3.org/2001/XMLSchema" xmlns:xs="http://www.w3.org/2001/XMLSchema" xmlns:p="http://schemas.microsoft.com/office/2006/metadata/properties" xmlns:ns2="cb45339b-ced9-4d0d-8f64-77573914d53b" xmlns:ns3="43a3ca16-9c26-4813-b83f-4aec9927b43f" targetNamespace="http://schemas.microsoft.com/office/2006/metadata/properties" ma:root="true" ma:fieldsID="3533d065b04d75c457075bc55f1f5315" ns2:_="" ns3:_="">
     <xsd:import namespace="cb45339b-ced9-4d0d-8f64-77573914d53b"/>
@@ -22356,7 +22477,7 @@
 </ct:contentTypeSchema>
 </file>
 
-<file path=customXml/item2.xml><?xml version="1.0" encoding="utf-8"?>
+<file path=customXml/item4.xml><?xml version="1.0" encoding="utf-8"?>
 <?mso-contentType ?>
 <FormTemplates xmlns="http://schemas.microsoft.com/sharepoint/v3/contenttype/forms">
   <Display>DocumentLibraryForm</Display>
@@ -22365,22 +22486,26 @@
 </FormTemplates>
 </file>
 
-<file path=customXml/item3.xml><?xml version="1.0" encoding="utf-8"?>
-<p:properties xmlns:p="http://schemas.microsoft.com/office/2006/metadata/properties" xmlns:xsi="http://www.w3.org/2001/XMLSchema-instance" xmlns:pc="http://schemas.microsoft.com/office/infopath/2007/PartnerControls">
-  <documentManagement>
-    <TaxCatchAll xmlns="cb45339b-ced9-4d0d-8f64-77573914d53b"/>
-    <lcf76f155ced4ddcb4097134ff3c332f xmlns="43a3ca16-9c26-4813-b83f-4aec9927b43f">
-      <Terms xmlns="http://schemas.microsoft.com/office/infopath/2007/PartnerControls"/>
-    </lcf76f155ced4ddcb4097134ff3c332f>
-  </documentManagement>
-</p:properties>
+<file path=customXml/itemProps1.xml><?xml version="1.0" encoding="utf-8"?>
+<ds:datastoreItem xmlns:ds="http://schemas.openxmlformats.org/officeDocument/2006/customXml" ds:itemID="{1145D752-ACC1-45E1-AB53-0C756F67FC7F}">
+  <ds:schemaRefs>
+    <ds:schemaRef ds:uri="http://schemas.microsoft.com/office/2006/metadata/properties"/>
+    <ds:schemaRef ds:uri="http://schemas.microsoft.com/office/infopath/2007/PartnerControls"/>
+    <ds:schemaRef ds:uri="cb45339b-ced9-4d0d-8f64-77573914d53b"/>
+    <ds:schemaRef ds:uri="43a3ca16-9c26-4813-b83f-4aec9927b43f"/>
+  </ds:schemaRefs>
+</ds:datastoreItem>
 </file>
 
-<file path=customXml/item4.xml><?xml version="1.0" encoding="utf-8"?>
-<b:Sources xmlns:b="http://schemas.openxmlformats.org/officeDocument/2006/bibliography" xmlns="http://schemas.openxmlformats.org/officeDocument/2006/bibliography" SelectedStyle="\APASixthEditionOfficeOnline.xsl" StyleName="APA" Version="6"/>
+<file path=customXml/itemProps2.xml><?xml version="1.0" encoding="utf-8"?>
+<ds:datastoreItem xmlns:ds="http://schemas.openxmlformats.org/officeDocument/2006/customXml" ds:itemID="{E8AB44A3-7C62-4BD2-82ED-8ABC209970FA}">
+  <ds:schemaRefs>
+    <ds:schemaRef ds:uri="http://schemas.openxmlformats.org/officeDocument/2006/bibliography"/>
+  </ds:schemaRefs>
+</ds:datastoreItem>
 </file>
 
-<file path=customXml/itemProps1.xml><?xml version="1.0" encoding="utf-8"?>
+<file path=customXml/itemProps3.xml><?xml version="1.0" encoding="utf-8"?>
 <ds:datastoreItem xmlns:ds="http://schemas.openxmlformats.org/officeDocument/2006/customXml" ds:itemID="{DF43E046-DB0C-42D1-8C73-AE38B52F1ED7}">
   <ds:schemaRefs>
     <ds:schemaRef ds:uri="http://schemas.microsoft.com/office/2006/metadata/contentType"/>
@@ -22399,29 +22524,10 @@
 </ds:datastoreItem>
 </file>
 
-<file path=customXml/itemProps2.xml><?xml version="1.0" encoding="utf-8"?>
+<file path=customXml/itemProps4.xml><?xml version="1.0" encoding="utf-8"?>
 <ds:datastoreItem xmlns:ds="http://schemas.openxmlformats.org/officeDocument/2006/customXml" ds:itemID="{81CBDEC1-3B00-44ED-AD36-0268077980BA}">
   <ds:schemaRefs>
     <ds:schemaRef ds:uri="http://schemas.microsoft.com/sharepoint/v3/contenttype/forms"/>
   </ds:schemaRefs>
 </ds:datastoreItem>
-</file>
-
-<file path=customXml/itemProps3.xml><?xml version="1.0" encoding="utf-8"?>
-<ds:datastoreItem xmlns:ds="http://schemas.openxmlformats.org/officeDocument/2006/customXml" ds:itemID="{1145D752-ACC1-45E1-AB53-0C756F67FC7F}">
-  <ds:schemaRefs>
-    <ds:schemaRef ds:uri="http://schemas.microsoft.com/office/2006/metadata/properties"/>
-    <ds:schemaRef ds:uri="http://schemas.microsoft.com/office/infopath/2007/PartnerControls"/>
-    <ds:schemaRef ds:uri="cb45339b-ced9-4d0d-8f64-77573914d53b"/>
-    <ds:schemaRef ds:uri="43a3ca16-9c26-4813-b83f-4aec9927b43f"/>
-  </ds:schemaRefs>
-</ds:datastoreItem>
-</file>
-
-<file path=customXml/itemProps4.xml><?xml version="1.0" encoding="utf-8"?>
-<ds:datastoreItem xmlns:ds="http://schemas.openxmlformats.org/officeDocument/2006/customXml" ds:itemID="{E8AB44A3-7C62-4BD2-82ED-8ABC209970FA}">
-  <ds:schemaRefs>
-    <ds:schemaRef ds:uri="http://schemas.openxmlformats.org/officeDocument/2006/bibliography"/>
-  </ds:schemaRefs>
-</ds:datastoreItem>
 </file>
--- a/fuentes/CFA1_84920096_DU.docx
+++ b/fuentes/CFA1_84920096_DU.docx
@@ -1,6 +1,6 @@
 
 <file path=word/document.xml><?xml version="1.0" encoding="utf-8"?>
-<w:document xmlns:wpc="http://schemas.microsoft.com/office/word/2010/wordprocessingCanvas" xmlns:cx="http://schemas.microsoft.com/office/drawing/2014/chartex" xmlns:cx1="http://schemas.microsoft.com/office/drawing/2015/9/8/chartex" xmlns:cx2="http://schemas.microsoft.com/office/drawing/2015/10/21/chartex" xmlns:cx3="http://schemas.microsoft.com/office/drawing/2016/5/9/chartex" xmlns:cx4="http://schemas.microsoft.com/office/drawing/2016/5/10/chartex" xmlns:cx5="http://schemas.microsoft.com/office/drawing/2016/5/11/chartex" xmlns:cx6="http://schemas.microsoft.com/office/drawing/2016/5/12/chartex" xmlns:cx7="http://schemas.microsoft.com/office/drawing/2016/5/13/chartex" xmlns:cx8="http://schemas.microsoft.com/office/drawing/2016/5/14/chartex" xmlns:mc="http://schemas.openxmlformats.org/markup-compatibility/2006" xmlns:aink="http://schemas.microsoft.com/office/drawing/2016/ink" xmlns:am3d="http://schemas.microsoft.com/office/drawing/2017/model3d" xmlns:o="urn:schemas-microsoft-com:office:office" xmlns:oel="http://schemas.microsoft.com/office/2019/extlst" xmlns:r="http://schemas.openxmlformats.org/officeDocument/2006/relationships" xmlns:m="http://schemas.openxmlformats.org/officeDocument/2006/math" xmlns:v="urn:schemas-microsoft-com:vml" xmlns:wp14="http://schemas.microsoft.com/office/word/2010/wordprocessingDrawing" xmlns:wp="http://schemas.openxmlformats.org/drawingml/2006/wordprocessingDrawing" xmlns:w10="urn:schemas-microsoft-com:office:word" xmlns:w="http://schemas.openxmlformats.org/wordprocessingml/2006/main" xmlns:w14="http://schemas.microsoft.com/office/word/2010/wordml" xmlns:w15="http://schemas.microsoft.com/office/word/2012/wordml" xmlns:w16cex="http://schemas.microsoft.com/office/word/2018/wordml/cex" xmlns:w16cid="http://schemas.microsoft.com/office/word/2016/wordml/cid" xmlns:w16="http://schemas.microsoft.com/office/word/2018/wordml" xmlns:w16du="http://schemas.microsoft.com/office/word/2023/wordml/word16du" xmlns:w16sdtdh="http://schemas.microsoft.com/office/word/2020/wordml/sdtdatahash" xmlns:w16sdtfl="http://schemas.microsoft.com/office/word/2024/wordml/sdtformatlock" xmlns:w16se="http://schemas.microsoft.com/office/word/2015/wordml/symex" xmlns:wpg="http://schemas.microsoft.com/office/word/2010/wordprocessingGroup" xmlns:wpi="http://schemas.microsoft.com/office/word/2010/wordprocessingInk" xmlns:wne="http://schemas.microsoft.com/office/word/2006/wordml" xmlns:wps="http://schemas.microsoft.com/office/word/2010/wordprocessingShape" mc:Ignorable="w14 w15 w16se w16cid w16 w16cex w16sdtdh w16sdtfl w16du wp14">
+<w:document xmlns:wpc="http://schemas.microsoft.com/office/word/2010/wordprocessingCanvas" xmlns:cx="http://schemas.microsoft.com/office/drawing/2014/chartex" xmlns:cx1="http://schemas.microsoft.com/office/drawing/2015/9/8/chartex" xmlns:cx2="http://schemas.microsoft.com/office/drawing/2015/10/21/chartex" xmlns:cx3="http://schemas.microsoft.com/office/drawing/2016/5/9/chartex" xmlns:cx4="http://schemas.microsoft.com/office/drawing/2016/5/10/chartex" xmlns:cx5="http://schemas.microsoft.com/office/drawing/2016/5/11/chartex" xmlns:cx6="http://schemas.microsoft.com/office/drawing/2016/5/12/chartex" xmlns:cx7="http://schemas.microsoft.com/office/drawing/2016/5/13/chartex" xmlns:cx8="http://schemas.microsoft.com/office/drawing/2016/5/14/chartex" xmlns:mc="http://schemas.openxmlformats.org/markup-compatibility/2006" xmlns:aink="http://schemas.microsoft.com/office/drawing/2016/ink" xmlns:am3d="http://schemas.microsoft.com/office/drawing/2017/model3d" xmlns:o="urn:schemas-microsoft-com:office:office" xmlns:r="http://schemas.openxmlformats.org/officeDocument/2006/relationships" xmlns:m="http://schemas.openxmlformats.org/officeDocument/2006/math" xmlns:v="urn:schemas-microsoft-com:vml" xmlns:wp14="http://schemas.microsoft.com/office/word/2010/wordprocessingDrawing" xmlns:wp="http://schemas.openxmlformats.org/drawingml/2006/wordprocessingDrawing" xmlns:w10="urn:schemas-microsoft-com:office:word" xmlns:w="http://schemas.openxmlformats.org/wordprocessingml/2006/main" xmlns:w14="http://schemas.microsoft.com/office/word/2010/wordml" xmlns:w15="http://schemas.microsoft.com/office/word/2012/wordml" xmlns:w16cex="http://schemas.microsoft.com/office/word/2018/wordml/cex" xmlns:w16cid="http://schemas.microsoft.com/office/word/2016/wordml/cid" xmlns:w16="http://schemas.microsoft.com/office/word/2018/wordml" xmlns:w16sdtdh="http://schemas.microsoft.com/office/word/2020/wordml/sdtdatahash" xmlns:w16se="http://schemas.microsoft.com/office/word/2015/wordml/symex" xmlns:wpg="http://schemas.microsoft.com/office/word/2010/wordprocessingGroup" xmlns:wpi="http://schemas.microsoft.com/office/word/2010/wordprocessingInk" xmlns:wne="http://schemas.microsoft.com/office/word/2006/wordml" xmlns:wps="http://schemas.microsoft.com/office/word/2010/wordprocessingShape" mc:Ignorable="w14 w15 w16se w16cid w16 w16cex w16sdtdh wp14">
   <w:body>
     <w:p>
       <w:pPr>
@@ -85,7 +85,7 @@
               </wp:anchor>
             </w:drawing>
           </mc:Choice>
-          <mc:Fallback>
+          <mc:Fallback xmlns:w16sdtfl="http://schemas.microsoft.com/office/word/2024/wordml/sdtformatlock" xmlns:w16du="http://schemas.microsoft.com/office/word/2023/wordml/word16du" xmlns:oel="http://schemas.microsoft.com/office/2019/extlst">
             <w:pict>
               <v:rect w14:anchorId="4E7873B1" id="Rectángulo 3" o:spid="_x0000_s1026" alt="&quot;&quot;" style="position:absolute;margin-left:-54pt;margin-top:31.65pt;width:613.85pt;height:204pt;z-index:-251655168;visibility:visible;mso-wrap-style:square;mso-height-percent:0;mso-wrap-distance-left:9pt;mso-wrap-distance-top:0;mso-wrap-distance-right:9pt;mso-wrap-distance-bottom:0;mso-position-horizontal:absolute;mso-position-horizontal-relative:text;mso-position-vertical:absolute;mso-position-vertical-relative:text;mso-height-percent:0;mso-height-relative:margin;v-text-anchor:middle" o:gfxdata="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" fillcolor="#00314d" stroked="f" strokeweight="1pt"/>
             </w:pict>
@@ -261,13 +261,13 @@
               </wp:anchor>
             </w:drawing>
           </mc:Choice>
-          <mc:Fallback>
+          <mc:Fallback xmlns:w16sdtfl="http://schemas.microsoft.com/office/word/2024/wordml/sdtformatlock" xmlns:w16du="http://schemas.microsoft.com/office/word/2023/wordml/word16du" xmlns:oel="http://schemas.microsoft.com/office/2019/extlst">
             <w:pict>
               <v:shapetype w14:anchorId="2E2DABF6" id="_x0000_t202" coordsize="21600,21600" o:spt="202" path="m,l,21600r21600,l21600,xe">
                 <v:stroke joinstyle="miter"/>
                 <v:path gradientshapeok="t" o:connecttype="rect"/>
               </v:shapetype>
-              <v:shape id="Cuadro de texto 2" o:spid="_x0000_s1026" type="#_x0000_t202" alt="&quot;&quot;" style="position:absolute;left:0;text-align:left;margin-left:-7.2pt;margin-top:33.5pt;width:488.95pt;height:143.25pt;z-index:251663360;visibility:visible;mso-wrap-style:square;mso-width-percent:0;mso-height-percent:0;mso-wrap-distance-left:9pt;mso-wrap-distance-top:3.6pt;mso-wrap-distance-right:9pt;mso-wrap-distance-bottom:3.6pt;mso-position-horizontal:absolute;mso-position-horizontal-relative:text;mso-position-vertical:absolute;mso-position-vertical-relative:text;mso-width-percent:0;mso-height-percent:0;mso-width-relative:margin;mso-height-relative:margin;v-text-anchor:top" o:gfxdata="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" filled="f" stroked="f">
+              <v:shape id="Cuadro de texto 2" o:spid="_x0000_s1026" type="#_x0000_t202" alt="&quot;&quot;" style="position:absolute;left:0;text-align:left;margin-left:-7.2pt;margin-top:33.5pt;width:488.95pt;height:143.25pt;z-index:251663360;visibility:visible;mso-wrap-style:square;mso-width-percent:0;mso-height-percent:0;mso-wrap-distance-left:9pt;mso-wrap-distance-top:3.6pt;mso-wrap-distance-right:9pt;mso-wrap-distance-bottom:3.6pt;mso-position-horizontal:absolute;mso-position-horizontal-relative:text;mso-position-vertical:absolute;mso-position-vertical-relative:text;mso-width-percent:0;mso-height-percent:0;mso-width-relative:margin;mso-height-relative:margin;v-text-anchor:top" o:gfxdata="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" filled="f" stroked="f">
                 <v:textbox>
                   <w:txbxContent>
                     <w:p>
@@ -5485,7 +5485,6 @@
                 <w:lang w:val="es-CO"/>
               </w:rPr>
             </w:pPr>
-            <w:proofErr w:type="spellStart"/>
             <w:r>
               <w:rPr>
                 <w:rFonts w:asciiTheme="minorHAnsi" w:hAnsiTheme="minorHAnsi" w:cs="Arial"/>
@@ -5496,7 +5495,6 @@
               </w:rPr>
               <w:t>Contenerización</w:t>
             </w:r>
-            <w:proofErr w:type="spellEnd"/>
           </w:p>
         </w:tc>
         <w:tc>
@@ -5520,7 +5518,6 @@
               </w:rPr>
               <w:t xml:space="preserve">Empaque en contenedores ISO (20’, 40’, </w:t>
             </w:r>
-            <w:proofErr w:type="spellStart"/>
             <w:r>
               <w:rPr>
                 <w:rStyle w:val="Extranjerismo"/>
@@ -5528,7 +5525,6 @@
               </w:rPr>
               <w:t>reefer</w:t>
             </w:r>
-            <w:proofErr w:type="spellEnd"/>
             <w:r>
               <w:rPr>
                 <w:rFonts w:asciiTheme="minorHAnsi" w:hAnsiTheme="minorHAnsi" w:cs="Arial"/>
@@ -5846,7 +5842,25 @@
                 <w:bCs/>
                 <w:lang w:val="es-CO"/>
               </w:rPr>
-              <w:t>Big Bags</w:t>
+              <w:t xml:space="preserve">Big </w:t>
+            </w:r>
+            <w:r>
+              <w:rPr>
+                <w:rStyle w:val="Extranjerismo"/>
+                <w:b/>
+                <w:bCs/>
+                <w:lang w:val="es-CO"/>
+              </w:rPr>
+              <w:t>b</w:t>
+            </w:r>
+            <w:r>
+              <w:rPr>
+                <w:rStyle w:val="Extranjerismo"/>
+                <w:b/>
+                <w:bCs/>
+                <w:lang w:val="es-CO"/>
+              </w:rPr>
+              <w:t>ags</w:t>
             </w:r>
           </w:p>
         </w:tc>
@@ -6004,7 +6018,6 @@
               </w:rPr>
               <w:t>e</w:t>
             </w:r>
-            <w:proofErr w:type="spellStart"/>
             <w:r>
               <w:rPr>
                 <w:rFonts w:asciiTheme="minorHAnsi" w:hAnsiTheme="minorHAnsi" w:cs="Arial"/>
@@ -6015,7 +6028,6 @@
               </w:rPr>
               <w:t>stirable</w:t>
             </w:r>
-            <w:proofErr w:type="spellEnd"/>
           </w:p>
         </w:tc>
         <w:tc>
@@ -7248,7 +7260,6 @@
               </w:rPr>
               <w:t xml:space="preserve">Técnica de </w:t>
             </w:r>
-            <w:proofErr w:type="spellStart"/>
             <w:r>
               <w:rPr>
                 <w:rStyle w:val="Extranjerismo"/>
@@ -7256,7 +7267,6 @@
               </w:rPr>
               <w:t>sandwich</w:t>
             </w:r>
-            <w:proofErr w:type="spellEnd"/>
             <w:r>
               <w:rPr>
                 <w:rFonts w:asciiTheme="minorHAnsi" w:hAnsiTheme="minorHAnsi" w:cs="Arial"/>
@@ -7410,7 +7420,6 @@
                 <w:lang w:val="es-CO"/>
               </w:rPr>
             </w:pPr>
-            <w:proofErr w:type="spellStart"/>
             <w:r>
               <w:rPr>
                 <w:rStyle w:val="Extranjerismo"/>
@@ -7418,7 +7427,6 @@
               </w:rPr>
               <w:t>Slotting</w:t>
             </w:r>
-            <w:proofErr w:type="spellEnd"/>
             <w:r>
               <w:rPr>
                 <w:rFonts w:asciiTheme="minorHAnsi" w:hAnsiTheme="minorHAnsi" w:cs="Arial"/>
@@ -8065,37 +8073,18 @@
                 <w:szCs w:val="24"/>
                 <w:lang w:val="es-CO"/>
               </w:rPr>
-              <w:t xml:space="preserve">Sensores </w:t>
-            </w:r>
-            <w:proofErr w:type="spellStart"/>
-            <w:r>
-              <w:rPr>
-                <w:rFonts w:asciiTheme="minorHAnsi" w:hAnsiTheme="minorHAnsi" w:cs="Arial"/>
-                <w:szCs w:val="24"/>
-                <w:lang w:val="es-CO"/>
-              </w:rPr>
-              <w:t>IoT</w:t>
-            </w:r>
-            <w:proofErr w:type="spellEnd"/>
-            <w:r>
-              <w:rPr>
-                <w:rFonts w:asciiTheme="minorHAnsi" w:hAnsiTheme="minorHAnsi" w:cs="Arial"/>
-                <w:szCs w:val="24"/>
-                <w:lang w:val="es-CO"/>
-              </w:rPr>
-              <w:t>: monitoreo de condiciones en tiempo real.</w:t>
-            </w:r>
-          </w:p>
-          <w:p>
-            <w:pPr>
-              <w:pStyle w:val="TextoTablas"/>
-              <w:rPr>
-                <w:rFonts w:asciiTheme="minorHAnsi" w:hAnsiTheme="minorHAnsi" w:cs="Arial"/>
-                <w:szCs w:val="24"/>
-                <w:lang w:val="es-CO"/>
-              </w:rPr>
-            </w:pPr>
-            <w:proofErr w:type="spellStart"/>
+              <w:t>Sensores IoT: monitoreo de condiciones en tiempo real.</w:t>
+            </w:r>
+          </w:p>
+          <w:p>
+            <w:pPr>
+              <w:pStyle w:val="TextoTablas"/>
+              <w:rPr>
+                <w:rFonts w:asciiTheme="minorHAnsi" w:hAnsiTheme="minorHAnsi" w:cs="Arial"/>
+                <w:szCs w:val="24"/>
+                <w:lang w:val="es-CO"/>
+              </w:rPr>
+            </w:pPr>
             <w:r>
               <w:rPr>
                 <w:rStyle w:val="Extranjerismo"/>
@@ -8103,7 +8092,6 @@
               </w:rPr>
               <w:t>Blockchain</w:t>
             </w:r>
-            <w:proofErr w:type="spellEnd"/>
             <w:r>
               <w:rPr>
                 <w:rFonts w:asciiTheme="minorHAnsi" w:hAnsiTheme="minorHAnsi" w:cs="Arial"/>
@@ -8803,20 +8791,8 @@
                 <w:szCs w:val="24"/>
                 <w:lang w:val="es-CO"/>
               </w:rPr>
-              <w:t xml:space="preserve">Para carga </w:t>
-            </w:r>
-            <w:proofErr w:type="spellStart"/>
-            <w:r>
-              <w:rPr>
-                <w:rFonts w:asciiTheme="minorHAnsi" w:hAnsiTheme="minorHAnsi" w:cs="Arial"/>
-                <w:b/>
-                <w:bCs/>
-                <w:szCs w:val="24"/>
-                <w:lang w:val="es-CO"/>
-              </w:rPr>
-              <w:t>unitarizada</w:t>
-            </w:r>
-            <w:proofErr w:type="spellEnd"/>
+              <w:t>Para carga unitarizada</w:t>
+            </w:r>
           </w:p>
         </w:tc>
         <w:tc>
@@ -8896,23 +8872,13 @@
                 <w:lang w:val="es-CO"/>
               </w:rPr>
             </w:pPr>
-            <w:proofErr w:type="spellStart"/>
-            <w:r>
-              <w:rPr>
-                <w:rFonts w:asciiTheme="minorHAnsi" w:hAnsiTheme="minorHAnsi" w:cs="Arial"/>
-                <w:szCs w:val="24"/>
-                <w:lang w:val="es-CO"/>
-              </w:rPr>
-              <w:t>Recogepedidos</w:t>
-            </w:r>
-            <w:proofErr w:type="spellEnd"/>
-            <w:r>
-              <w:rPr>
-                <w:rFonts w:asciiTheme="minorHAnsi" w:hAnsiTheme="minorHAnsi" w:cs="Arial"/>
-                <w:szCs w:val="24"/>
-                <w:lang w:val="es-CO"/>
-              </w:rPr>
-              <w:t>.</w:t>
+            <w:r>
+              <w:rPr>
+                <w:rFonts w:asciiTheme="minorHAnsi" w:hAnsiTheme="minorHAnsi" w:cs="Arial"/>
+                <w:szCs w:val="24"/>
+                <w:lang w:val="es-CO"/>
+              </w:rPr>
+              <w:t>Recogepedidos.</w:t>
             </w:r>
           </w:p>
           <w:p>
@@ -9180,7 +9146,6 @@
                 <w:lang w:val="es-CO"/>
               </w:rPr>
             </w:pPr>
-            <w:proofErr w:type="spellStart"/>
             <w:r>
               <w:rPr>
                 <w:rFonts w:asciiTheme="minorHAnsi" w:hAnsiTheme="minorHAnsi" w:cs="Arial"/>
@@ -9189,7 +9154,6 @@
               </w:rPr>
               <w:t>Tractocargadores</w:t>
             </w:r>
-            <w:proofErr w:type="spellEnd"/>
             <w:r>
               <w:rPr>
                 <w:rFonts w:asciiTheme="minorHAnsi" w:hAnsiTheme="minorHAnsi" w:cs="Arial"/>
@@ -12872,6 +12836,15 @@
       </w:r>
       <w:r>
         <w:rPr>
+          <w:rStyle w:val="Extranjerismo"/>
+          <w:b/>
+          <w:bCs/>
+          <w:lang w:val="es-CO"/>
+        </w:rPr>
+        <w:t>s</w:t>
+      </w:r>
+      <w:r>
+        <w:rPr>
           <w:rFonts w:ascii="Calibri" w:hAnsi="Calibri" w:cs="Calibri"/>
           <w:b/>
           <w:bCs/>
@@ -13978,29 +13951,7 @@
           <w:szCs w:val="28"/>
           <w:lang w:val="es-CO"/>
         </w:rPr>
-        <w:t xml:space="preserve">Carga </w:t>
-      </w:r>
-      <w:proofErr w:type="spellStart"/>
-      <w:r>
-        <w:rPr>
-          <w:rStyle w:val="Extranjerismo"/>
-          <w:rFonts w:asciiTheme="minorHAnsi" w:hAnsiTheme="minorHAnsi" w:cstheme="minorHAnsi"/>
-          <w:sz w:val="28"/>
-          <w:szCs w:val="28"/>
-          <w:lang w:val="es-CO"/>
-        </w:rPr>
-        <w:t>Unitarizada</w:t>
-      </w:r>
-      <w:proofErr w:type="spellEnd"/>
-      <w:r>
-        <w:rPr>
-          <w:rStyle w:val="Extranjerismo"/>
-          <w:rFonts w:asciiTheme="minorHAnsi" w:hAnsiTheme="minorHAnsi" w:cstheme="minorHAnsi"/>
-          <w:sz w:val="28"/>
-          <w:szCs w:val="28"/>
-          <w:lang w:val="es-CO"/>
-        </w:rPr>
-        <w:t>: Qué es y Cómo Optimizarla en el Transporte de Mercancías</w:t>
+        <w:t>Carga Unitarizada: Qué es y Cómo Optimizarla en el Transporte de Mercancías</w:t>
       </w:r>
       <w:r>
         <w:rPr>
@@ -14045,23 +13996,13 @@
           <w:lang w:val="es-CO"/>
         </w:rPr>
       </w:pPr>
-      <w:proofErr w:type="spellStart"/>
       <w:r>
         <w:rPr>
           <w:rFonts w:asciiTheme="minorHAnsi" w:hAnsiTheme="minorHAnsi" w:cstheme="minorHAnsi"/>
           <w:sz w:val="28"/>
           <w:szCs w:val="28"/>
         </w:rPr>
-        <w:t>Satrack</w:t>
-      </w:r>
-      <w:proofErr w:type="spellEnd"/>
-      <w:r>
-        <w:rPr>
-          <w:rFonts w:asciiTheme="minorHAnsi" w:hAnsiTheme="minorHAnsi" w:cstheme="minorHAnsi"/>
-          <w:sz w:val="28"/>
-          <w:szCs w:val="28"/>
-        </w:rPr>
-        <w:t xml:space="preserve">. (2023). </w:t>
+        <w:t xml:space="preserve">Satrack. (2023). </w:t>
       </w:r>
       <w:r>
         <w:rPr>
@@ -14125,7 +14066,6 @@
         </w:rPr>
         <w:t xml:space="preserve">Servicio Nacional de Aprendizaje (SENA). (2021). </w:t>
       </w:r>
-      <w:proofErr w:type="spellStart"/>
       <w:r>
         <w:rPr>
           <w:rStyle w:val="Extranjerismo"/>
@@ -14134,18 +14074,7 @@
           <w:szCs w:val="28"/>
           <w:lang w:val="es-CO"/>
         </w:rPr>
-        <w:t>Zajuna</w:t>
-      </w:r>
-      <w:proofErr w:type="spellEnd"/>
-      <w:r>
-        <w:rPr>
-          <w:rStyle w:val="Extranjerismo"/>
-          <w:rFonts w:asciiTheme="minorHAnsi" w:hAnsiTheme="minorHAnsi" w:cstheme="minorHAnsi"/>
-          <w:sz w:val="28"/>
-          <w:szCs w:val="28"/>
-          <w:lang w:val="es-CO"/>
-        </w:rPr>
-        <w:t xml:space="preserve"> Semilla. 136200_1_virtual_1-Servicios postales y transporte de mercancías.</w:t>
+        <w:t>Zajuna Semilla. 136200_1_virtual_1-Servicios postales y transporte de mercancías.</w:t>
       </w:r>
       <w:r>
         <w:rPr>
@@ -14188,23 +14117,13 @@
           <w:szCs w:val="28"/>
         </w:rPr>
       </w:pPr>
-      <w:proofErr w:type="spellStart"/>
       <w:r>
         <w:rPr>
           <w:rFonts w:asciiTheme="minorHAnsi" w:hAnsiTheme="minorHAnsi" w:cstheme="minorHAnsi"/>
           <w:sz w:val="28"/>
           <w:szCs w:val="28"/>
         </w:rPr>
-        <w:t>Simplyroute</w:t>
-      </w:r>
-      <w:proofErr w:type="spellEnd"/>
-      <w:r>
-        <w:rPr>
-          <w:rFonts w:asciiTheme="minorHAnsi" w:hAnsiTheme="minorHAnsi" w:cstheme="minorHAnsi"/>
-          <w:sz w:val="28"/>
-          <w:szCs w:val="28"/>
-        </w:rPr>
-        <w:t xml:space="preserve">. (2022). </w:t>
+        <w:t xml:space="preserve">Simplyroute. (2022). </w:t>
       </w:r>
       <w:r>
         <w:rPr>
@@ -14260,23 +14179,13 @@
           <w:szCs w:val="28"/>
         </w:rPr>
       </w:pPr>
-      <w:proofErr w:type="spellStart"/>
       <w:r>
         <w:rPr>
           <w:rFonts w:asciiTheme="minorHAnsi" w:hAnsiTheme="minorHAnsi" w:cstheme="minorHAnsi"/>
           <w:sz w:val="28"/>
           <w:szCs w:val="28"/>
         </w:rPr>
-        <w:t>Syscomer</w:t>
-      </w:r>
-      <w:proofErr w:type="spellEnd"/>
-      <w:r>
-        <w:rPr>
-          <w:rFonts w:asciiTheme="minorHAnsi" w:hAnsiTheme="minorHAnsi" w:cstheme="minorHAnsi"/>
-          <w:sz w:val="28"/>
-          <w:szCs w:val="28"/>
-        </w:rPr>
-        <w:t xml:space="preserve">. (2014). </w:t>
+        <w:t xml:space="preserve">Syscomer. (2014). </w:t>
       </w:r>
       <w:r>
         <w:rPr>
@@ -15453,7 +15362,7 @@
 </file>
 
 <file path=word/endnotes.xml><?xml version="1.0" encoding="utf-8"?>
-<w:endnotes xmlns:wpc="http://schemas.microsoft.com/office/word/2010/wordprocessingCanvas" xmlns:cx="http://schemas.microsoft.com/office/drawing/2014/chartex" xmlns:cx1="http://schemas.microsoft.com/office/drawing/2015/9/8/chartex" xmlns:cx2="http://schemas.microsoft.com/office/drawing/2015/10/21/chartex" xmlns:cx3="http://schemas.microsoft.com/office/drawing/2016/5/9/chartex" xmlns:cx4="http://schemas.microsoft.com/office/drawing/2016/5/10/chartex" xmlns:cx5="http://schemas.microsoft.com/office/drawing/2016/5/11/chartex" xmlns:cx6="http://schemas.microsoft.com/office/drawing/2016/5/12/chartex" xmlns:cx7="http://schemas.microsoft.com/office/drawing/2016/5/13/chartex" xmlns:cx8="http://schemas.microsoft.com/office/drawing/2016/5/14/chartex" xmlns:mc="http://schemas.openxmlformats.org/markup-compatibility/2006" xmlns:aink="http://schemas.microsoft.com/office/drawing/2016/ink" xmlns:am3d="http://schemas.microsoft.com/office/drawing/2017/model3d" xmlns:o="urn:schemas-microsoft-com:office:office" xmlns:oel="http://schemas.microsoft.com/office/2019/extlst" xmlns:r="http://schemas.openxmlformats.org/officeDocument/2006/relationships" xmlns:m="http://schemas.openxmlformats.org/officeDocument/2006/math" xmlns:v="urn:schemas-microsoft-com:vml" xmlns:wp14="http://schemas.microsoft.com/office/word/2010/wordprocessingDrawing" xmlns:wp="http://schemas.openxmlformats.org/drawingml/2006/wordprocessingDrawing" xmlns:w10="urn:schemas-microsoft-com:office:word" xmlns:w="http://schemas.openxmlformats.org/wordprocessingml/2006/main" xmlns:w14="http://schemas.microsoft.com/office/word/2010/wordml" xmlns:w15="http://schemas.microsoft.com/office/word/2012/wordml" xmlns:w16cex="http://schemas.microsoft.com/office/word/2018/wordml/cex" xmlns:w16cid="http://schemas.microsoft.com/office/word/2016/wordml/cid" xmlns:w16="http://schemas.microsoft.com/office/word/2018/wordml" xmlns:w16du="http://schemas.microsoft.com/office/word/2023/wordml/word16du" xmlns:w16sdtdh="http://schemas.microsoft.com/office/word/2020/wordml/sdtdatahash" xmlns:w16sdtfl="http://schemas.microsoft.com/office/word/2024/wordml/sdtformatlock" xmlns:w16se="http://schemas.microsoft.com/office/word/2015/wordml/symex" xmlns:wpg="http://schemas.microsoft.com/office/word/2010/wordprocessingGroup" xmlns:wpi="http://schemas.microsoft.com/office/word/2010/wordprocessingInk" xmlns:wne="http://schemas.microsoft.com/office/word/2006/wordml" xmlns:wps="http://schemas.microsoft.com/office/word/2010/wordprocessingShape" mc:Ignorable="w14 w15 w16se w16cid w16 w16cex w16sdtdh w16sdtfl w16du wp14">
+<w:endnotes xmlns:wpc="http://schemas.microsoft.com/office/word/2010/wordprocessingCanvas" xmlns:cx="http://schemas.microsoft.com/office/drawing/2014/chartex" xmlns:cx1="http://schemas.microsoft.com/office/drawing/2015/9/8/chartex" xmlns:cx2="http://schemas.microsoft.com/office/drawing/2015/10/21/chartex" xmlns:cx3="http://schemas.microsoft.com/office/drawing/2016/5/9/chartex" xmlns:cx4="http://schemas.microsoft.com/office/drawing/2016/5/10/chartex" xmlns:cx5="http://schemas.microsoft.com/office/drawing/2016/5/11/chartex" xmlns:cx6="http://schemas.microsoft.com/office/drawing/2016/5/12/chartex" xmlns:cx7="http://schemas.microsoft.com/office/drawing/2016/5/13/chartex" xmlns:cx8="http://schemas.microsoft.com/office/drawing/2016/5/14/chartex" xmlns:mc="http://schemas.openxmlformats.org/markup-compatibility/2006" xmlns:aink="http://schemas.microsoft.com/office/drawing/2016/ink" xmlns:am3d="http://schemas.microsoft.com/office/drawing/2017/model3d" xmlns:o="urn:schemas-microsoft-com:office:office" xmlns:r="http://schemas.openxmlformats.org/officeDocument/2006/relationships" xmlns:m="http://schemas.openxmlformats.org/officeDocument/2006/math" xmlns:v="urn:schemas-microsoft-com:vml" xmlns:wp14="http://schemas.microsoft.com/office/word/2010/wordprocessingDrawing" xmlns:wp="http://schemas.openxmlformats.org/drawingml/2006/wordprocessingDrawing" xmlns:w10="urn:schemas-microsoft-com:office:word" xmlns:w="http://schemas.openxmlformats.org/wordprocessingml/2006/main" xmlns:w14="http://schemas.microsoft.com/office/word/2010/wordml" xmlns:w15="http://schemas.microsoft.com/office/word/2012/wordml" xmlns:w16cex="http://schemas.microsoft.com/office/word/2018/wordml/cex" xmlns:w16cid="http://schemas.microsoft.com/office/word/2016/wordml/cid" xmlns:w16="http://schemas.microsoft.com/office/word/2018/wordml" xmlns:w16sdtdh="http://schemas.microsoft.com/office/word/2020/wordml/sdtdatahash" xmlns:w16se="http://schemas.microsoft.com/office/word/2015/wordml/symex" xmlns:wpg="http://schemas.microsoft.com/office/word/2010/wordprocessingGroup" xmlns:wpi="http://schemas.microsoft.com/office/word/2010/wordprocessingInk" xmlns:wne="http://schemas.microsoft.com/office/word/2006/wordml" xmlns:wps="http://schemas.microsoft.com/office/word/2010/wordprocessingShape" mc:Ignorable="w14 w15 w16se w16cid w16 w16cex w16sdtdh wp14">
   <w:endnote w:type="separator" w:id="-1">
     <w:p>
       <w:pPr>
@@ -15478,7 +15387,7 @@
 </file>
 
 <file path=word/footer1.xml><?xml version="1.0" encoding="utf-8"?>
-<w:ftr xmlns:wpc="http://schemas.microsoft.com/office/word/2010/wordprocessingCanvas" xmlns:cx="http://schemas.microsoft.com/office/drawing/2014/chartex" xmlns:cx1="http://schemas.microsoft.com/office/drawing/2015/9/8/chartex" xmlns:cx2="http://schemas.microsoft.com/office/drawing/2015/10/21/chartex" xmlns:cx3="http://schemas.microsoft.com/office/drawing/2016/5/9/chartex" xmlns:cx4="http://schemas.microsoft.com/office/drawing/2016/5/10/chartex" xmlns:cx5="http://schemas.microsoft.com/office/drawing/2016/5/11/chartex" xmlns:cx6="http://schemas.microsoft.com/office/drawing/2016/5/12/chartex" xmlns:cx7="http://schemas.microsoft.com/office/drawing/2016/5/13/chartex" xmlns:cx8="http://schemas.microsoft.com/office/drawing/2016/5/14/chartex" xmlns:mc="http://schemas.openxmlformats.org/markup-compatibility/2006" xmlns:aink="http://schemas.microsoft.com/office/drawing/2016/ink" xmlns:am3d="http://schemas.microsoft.com/office/drawing/2017/model3d" xmlns:o="urn:schemas-microsoft-com:office:office" xmlns:oel="http://schemas.microsoft.com/office/2019/extlst" xmlns:r="http://schemas.openxmlformats.org/officeDocument/2006/relationships" xmlns:m="http://schemas.openxmlformats.org/officeDocument/2006/math" xmlns:v="urn:schemas-microsoft-com:vml" xmlns:wp14="http://schemas.microsoft.com/office/word/2010/wordprocessingDrawing" xmlns:wp="http://schemas.openxmlformats.org/drawingml/2006/wordprocessingDrawing" xmlns:w10="urn:schemas-microsoft-com:office:word" xmlns:w="http://schemas.openxmlformats.org/wordprocessingml/2006/main" xmlns:w14="http://schemas.microsoft.com/office/word/2010/wordml" xmlns:w15="http://schemas.microsoft.com/office/word/2012/wordml" xmlns:w16cex="http://schemas.microsoft.com/office/word/2018/wordml/cex" xmlns:w16cid="http://schemas.microsoft.com/office/word/2016/wordml/cid" xmlns:w16="http://schemas.microsoft.com/office/word/2018/wordml" xmlns:w16du="http://schemas.microsoft.com/office/word/2023/wordml/word16du" xmlns:w16sdtdh="http://schemas.microsoft.com/office/word/2020/wordml/sdtdatahash" xmlns:w16sdtfl="http://schemas.microsoft.com/office/word/2024/wordml/sdtformatlock" xmlns:w16se="http://schemas.microsoft.com/office/word/2015/wordml/symex" xmlns:wpg="http://schemas.microsoft.com/office/word/2010/wordprocessingGroup" xmlns:wpi="http://schemas.microsoft.com/office/word/2010/wordprocessingInk" xmlns:wne="http://schemas.microsoft.com/office/word/2006/wordml" xmlns:wps="http://schemas.microsoft.com/office/word/2010/wordprocessingShape" mc:Ignorable="w14 w15 w16se w16cid w16 w16cex w16sdtdh w16sdtfl w16du wp14">
+<w:ftr xmlns:wpc="http://schemas.microsoft.com/office/word/2010/wordprocessingCanvas" xmlns:cx="http://schemas.microsoft.com/office/drawing/2014/chartex" xmlns:cx1="http://schemas.microsoft.com/office/drawing/2015/9/8/chartex" xmlns:cx2="http://schemas.microsoft.com/office/drawing/2015/10/21/chartex" xmlns:cx3="http://schemas.microsoft.com/office/drawing/2016/5/9/chartex" xmlns:cx4="http://schemas.microsoft.com/office/drawing/2016/5/10/chartex" xmlns:cx5="http://schemas.microsoft.com/office/drawing/2016/5/11/chartex" xmlns:cx6="http://schemas.microsoft.com/office/drawing/2016/5/12/chartex" xmlns:cx7="http://schemas.microsoft.com/office/drawing/2016/5/13/chartex" xmlns:cx8="http://schemas.microsoft.com/office/drawing/2016/5/14/chartex" xmlns:mc="http://schemas.openxmlformats.org/markup-compatibility/2006" xmlns:aink="http://schemas.microsoft.com/office/drawing/2016/ink" xmlns:am3d="http://schemas.microsoft.com/office/drawing/2017/model3d" xmlns:o="urn:schemas-microsoft-com:office:office" xmlns:r="http://schemas.openxmlformats.org/officeDocument/2006/relationships" xmlns:m="http://schemas.openxmlformats.org/officeDocument/2006/math" xmlns:v="urn:schemas-microsoft-com:vml" xmlns:wp14="http://schemas.microsoft.com/office/word/2010/wordprocessingDrawing" xmlns:wp="http://schemas.openxmlformats.org/drawingml/2006/wordprocessingDrawing" xmlns:w10="urn:schemas-microsoft-com:office:word" xmlns:w="http://schemas.openxmlformats.org/wordprocessingml/2006/main" xmlns:w14="http://schemas.microsoft.com/office/word/2010/wordml" xmlns:w15="http://schemas.microsoft.com/office/word/2012/wordml" xmlns:w16cex="http://schemas.microsoft.com/office/word/2018/wordml/cex" xmlns:w16cid="http://schemas.microsoft.com/office/word/2016/wordml/cid" xmlns:w16="http://schemas.microsoft.com/office/word/2018/wordml" xmlns:w16sdtdh="http://schemas.microsoft.com/office/word/2020/wordml/sdtdatahash" xmlns:w16se="http://schemas.microsoft.com/office/word/2015/wordml/symex" xmlns:wpg="http://schemas.microsoft.com/office/word/2010/wordprocessingGroup" xmlns:wpi="http://schemas.microsoft.com/office/word/2010/wordprocessingInk" xmlns:wne="http://schemas.microsoft.com/office/word/2006/wordml" xmlns:wps="http://schemas.microsoft.com/office/word/2010/wordprocessingShape" mc:Ignorable="w14 w15 w16se w16cid w16 w16cex w16sdtdh wp14">
   <w:sdt>
     <w:sdtPr>
       <w:id w:val="-701017035"/>
@@ -15487,6 +15396,7 @@
         <w:docPartUnique/>
       </w:docPartObj>
     </w:sdtPr>
+    <w:sdtEndPr/>
     <w:sdtContent>
       <w:p>
         <w:pPr>
@@ -15505,7 +15415,7 @@
 </file>
 
 <file path=word/footer2.xml><?xml version="1.0" encoding="utf-8"?>
-<w:ftr xmlns:wpc="http://schemas.microsoft.com/office/word/2010/wordprocessingCanvas" xmlns:cx="http://schemas.microsoft.com/office/drawing/2014/chartex" xmlns:cx1="http://schemas.microsoft.com/office/drawing/2015/9/8/chartex" xmlns:cx2="http://schemas.microsoft.com/office/drawing/2015/10/21/chartex" xmlns:cx3="http://schemas.microsoft.com/office/drawing/2016/5/9/chartex" xmlns:cx4="http://schemas.microsoft.com/office/drawing/2016/5/10/chartex" xmlns:cx5="http://schemas.microsoft.com/office/drawing/2016/5/11/chartex" xmlns:cx6="http://schemas.microsoft.com/office/drawing/2016/5/12/chartex" xmlns:cx7="http://schemas.microsoft.com/office/drawing/2016/5/13/chartex" xmlns:cx8="http://schemas.microsoft.com/office/drawing/2016/5/14/chartex" xmlns:mc="http://schemas.openxmlformats.org/markup-compatibility/2006" xmlns:aink="http://schemas.microsoft.com/office/drawing/2016/ink" xmlns:am3d="http://schemas.microsoft.com/office/drawing/2017/model3d" xmlns:o="urn:schemas-microsoft-com:office:office" xmlns:oel="http://schemas.microsoft.com/office/2019/extlst" xmlns:r="http://schemas.openxmlformats.org/officeDocument/2006/relationships" xmlns:m="http://schemas.openxmlformats.org/officeDocument/2006/math" xmlns:v="urn:schemas-microsoft-com:vml" xmlns:wp14="http://schemas.microsoft.com/office/word/2010/wordprocessingDrawing" xmlns:wp="http://schemas.openxmlformats.org/drawingml/2006/wordprocessingDrawing" xmlns:w10="urn:schemas-microsoft-com:office:word" xmlns:w="http://schemas.openxmlformats.org/wordprocessingml/2006/main" xmlns:w14="http://schemas.microsoft.com/office/word/2010/wordml" xmlns:w15="http://schemas.microsoft.com/office/word/2012/wordml" xmlns:w16cex="http://schemas.microsoft.com/office/word/2018/wordml/cex" xmlns:w16cid="http://schemas.microsoft.com/office/word/2016/wordml/cid" xmlns:w16="http://schemas.microsoft.com/office/word/2018/wordml" xmlns:w16du="http://schemas.microsoft.com/office/word/2023/wordml/word16du" xmlns:w16sdtdh="http://schemas.microsoft.com/office/word/2020/wordml/sdtdatahash" xmlns:w16sdtfl="http://schemas.microsoft.com/office/word/2024/wordml/sdtformatlock" xmlns:w16se="http://schemas.microsoft.com/office/word/2015/wordml/symex" xmlns:wpg="http://schemas.microsoft.com/office/word/2010/wordprocessingGroup" xmlns:wpi="http://schemas.microsoft.com/office/word/2010/wordprocessingInk" xmlns:wne="http://schemas.microsoft.com/office/word/2006/wordml" xmlns:wps="http://schemas.microsoft.com/office/word/2010/wordprocessingShape" mc:Ignorable="w14 w15 w16se w16cid w16 w16cex w16sdtdh w16sdtfl w16du wp14">
+<w:ftr xmlns:wpc="http://schemas.microsoft.com/office/word/2010/wordprocessingCanvas" xmlns:cx="http://schemas.microsoft.com/office/drawing/2014/chartex" xmlns:cx1="http://schemas.microsoft.com/office/drawing/2015/9/8/chartex" xmlns:cx2="http://schemas.microsoft.com/office/drawing/2015/10/21/chartex" xmlns:cx3="http://schemas.microsoft.com/office/drawing/2016/5/9/chartex" xmlns:cx4="http://schemas.microsoft.com/office/drawing/2016/5/10/chartex" xmlns:cx5="http://schemas.microsoft.com/office/drawing/2016/5/11/chartex" xmlns:cx6="http://schemas.microsoft.com/office/drawing/2016/5/12/chartex" xmlns:cx7="http://schemas.microsoft.com/office/drawing/2016/5/13/chartex" xmlns:cx8="http://schemas.microsoft.com/office/drawing/2016/5/14/chartex" xmlns:mc="http://schemas.openxmlformats.org/markup-compatibility/2006" xmlns:aink="http://schemas.microsoft.com/office/drawing/2016/ink" xmlns:am3d="http://schemas.microsoft.com/office/drawing/2017/model3d" xmlns:o="urn:schemas-microsoft-com:office:office" xmlns:r="http://schemas.openxmlformats.org/officeDocument/2006/relationships" xmlns:m="http://schemas.openxmlformats.org/officeDocument/2006/math" xmlns:v="urn:schemas-microsoft-com:vml" xmlns:wp14="http://schemas.microsoft.com/office/word/2010/wordprocessingDrawing" xmlns:wp="http://schemas.openxmlformats.org/drawingml/2006/wordprocessingDrawing" xmlns:w10="urn:schemas-microsoft-com:office:word" xmlns:w="http://schemas.openxmlformats.org/wordprocessingml/2006/main" xmlns:w14="http://schemas.microsoft.com/office/word/2010/wordml" xmlns:w15="http://schemas.microsoft.com/office/word/2012/wordml" xmlns:w16cex="http://schemas.microsoft.com/office/word/2018/wordml/cex" xmlns:w16cid="http://schemas.microsoft.com/office/word/2016/wordml/cid" xmlns:w16="http://schemas.microsoft.com/office/word/2018/wordml" xmlns:w16sdtdh="http://schemas.microsoft.com/office/word/2020/wordml/sdtdatahash" xmlns:w16se="http://schemas.microsoft.com/office/word/2015/wordml/symex" xmlns:wpg="http://schemas.microsoft.com/office/word/2010/wordprocessingGroup" xmlns:wpi="http://schemas.microsoft.com/office/word/2010/wordprocessingInk" xmlns:wne="http://schemas.microsoft.com/office/word/2006/wordml" xmlns:wps="http://schemas.microsoft.com/office/word/2010/wordprocessingShape" mc:Ignorable="w14 w15 w16se w16cid w16 w16cex w16sdtdh wp14">
   <w:sdt>
     <w:sdtPr>
       <w:id w:val="-1465197936"/>
@@ -15514,6 +15424,7 @@
         <w:docPartUnique/>
       </w:docPartObj>
     </w:sdtPr>
+    <w:sdtEndPr/>
     <w:sdtContent>
       <w:p>
         <w:pPr>
@@ -15608,13 +15519,13 @@
                 </wp:anchor>
               </w:drawing>
             </mc:Choice>
-            <mc:Fallback>
+            <mc:Fallback xmlns:w16sdtfl="http://schemas.microsoft.com/office/word/2024/wordml/sdtformatlock" xmlns:w16du="http://schemas.microsoft.com/office/word/2023/wordml/word16du" xmlns:oel="http://schemas.microsoft.com/office/2019/extlst">
               <w:pict>
                 <v:shapetype w14:anchorId="797C42AF" id="_x0000_t202" coordsize="21600,21600" o:spt="202" path="m,l,21600r21600,l21600,xe">
                   <v:stroke joinstyle="miter"/>
                   <v:path gradientshapeok="t" o:connecttype="rect"/>
                 </v:shapetype>
-                <v:shape id="_x0000_s1027" type="#_x0000_t202" alt="&quot;&quot;" style="position:absolute;left:0;text-align:left;margin-left:16.1pt;margin-top:.65pt;width:455.15pt;height:41.4pt;z-index:251661312;visibility:visible;mso-wrap-style:square;mso-width-percent:0;mso-height-percent:0;mso-wrap-distance-left:9pt;mso-wrap-distance-top:3.6pt;mso-wrap-distance-right:9pt;mso-wrap-distance-bottom:3.6pt;mso-position-horizontal:absolute;mso-position-horizontal-relative:text;mso-position-vertical:absolute;mso-position-vertical-relative:text;mso-width-percent:0;mso-height-percent:0;mso-width-relative:margin;mso-height-relative:margin;v-text-anchor:top" o:gfxdata="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" stroked="f">
+                <v:shape id="_x0000_s1027" type="#_x0000_t202" alt="&quot;&quot;" style="position:absolute;left:0;text-align:left;margin-left:16.1pt;margin-top:.65pt;width:455.15pt;height:41.4pt;z-index:251661312;visibility:visible;mso-wrap-style:square;mso-width-percent:0;mso-height-percent:0;mso-wrap-distance-left:9pt;mso-wrap-distance-top:3.6pt;mso-wrap-distance-right:9pt;mso-wrap-distance-bottom:3.6pt;mso-position-horizontal:absolute;mso-position-horizontal-relative:text;mso-position-vertical:absolute;mso-position-vertical-relative:text;mso-width-percent:0;mso-height-percent:0;mso-width-relative:margin;mso-height-relative:margin;v-text-anchor:top" o:gfxdata="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" stroked="f">
                   <v:textbox>
                     <w:txbxContent>
                       <w:p>
@@ -15671,7 +15582,7 @@
 </file>
 
 <file path=word/footnotes.xml><?xml version="1.0" encoding="utf-8"?>
-<w:footnotes xmlns:wpc="http://schemas.microsoft.com/office/word/2010/wordprocessingCanvas" xmlns:cx="http://schemas.microsoft.com/office/drawing/2014/chartex" xmlns:cx1="http://schemas.microsoft.com/office/drawing/2015/9/8/chartex" xmlns:cx2="http://schemas.microsoft.com/office/drawing/2015/10/21/chartex" xmlns:cx3="http://schemas.microsoft.com/office/drawing/2016/5/9/chartex" xmlns:cx4="http://schemas.microsoft.com/office/drawing/2016/5/10/chartex" xmlns:cx5="http://schemas.microsoft.com/office/drawing/2016/5/11/chartex" xmlns:cx6="http://schemas.microsoft.com/office/drawing/2016/5/12/chartex" xmlns:cx7="http://schemas.microsoft.com/office/drawing/2016/5/13/chartex" xmlns:cx8="http://schemas.microsoft.com/office/drawing/2016/5/14/chartex" xmlns:mc="http://schemas.openxmlformats.org/markup-compatibility/2006" xmlns:aink="http://schemas.microsoft.com/office/drawing/2016/ink" xmlns:am3d="http://schemas.microsoft.com/office/drawing/2017/model3d" xmlns:o="urn:schemas-microsoft-com:office:office" xmlns:oel="http://schemas.microsoft.com/office/2019/extlst" xmlns:r="http://schemas.openxmlformats.org/officeDocument/2006/relationships" xmlns:m="http://schemas.openxmlformats.org/officeDocument/2006/math" xmlns:v="urn:schemas-microsoft-com:vml" xmlns:wp14="http://schemas.microsoft.com/office/word/2010/wordprocessingDrawing" xmlns:wp="http://schemas.openxmlformats.org/drawingml/2006/wordprocessingDrawing" xmlns:w10="urn:schemas-microsoft-com:office:word" xmlns:w="http://schemas.openxmlformats.org/wordprocessingml/2006/main" xmlns:w14="http://schemas.microsoft.com/office/word/2010/wordml" xmlns:w15="http://schemas.microsoft.com/office/word/2012/wordml" xmlns:w16cex="http://schemas.microsoft.com/office/word/2018/wordml/cex" xmlns:w16cid="http://schemas.microsoft.com/office/word/2016/wordml/cid" xmlns:w16="http://schemas.microsoft.com/office/word/2018/wordml" xmlns:w16du="http://schemas.microsoft.com/office/word/2023/wordml/word16du" xmlns:w16sdtdh="http://schemas.microsoft.com/office/word/2020/wordml/sdtdatahash" xmlns:w16sdtfl="http://schemas.microsoft.com/office/word/2024/wordml/sdtformatlock" xmlns:w16se="http://schemas.microsoft.com/office/word/2015/wordml/symex" xmlns:wpg="http://schemas.microsoft.com/office/word/2010/wordprocessingGroup" xmlns:wpi="http://schemas.microsoft.com/office/word/2010/wordprocessingInk" xmlns:wne="http://schemas.microsoft.com/office/word/2006/wordml" xmlns:wps="http://schemas.microsoft.com/office/word/2010/wordprocessingShape" mc:Ignorable="w14 w15 w16se w16cid w16 w16cex w16sdtdh w16sdtfl w16du wp14">
+<w:footnotes xmlns:wpc="http://schemas.microsoft.com/office/word/2010/wordprocessingCanvas" xmlns:cx="http://schemas.microsoft.com/office/drawing/2014/chartex" xmlns:cx1="http://schemas.microsoft.com/office/drawing/2015/9/8/chartex" xmlns:cx2="http://schemas.microsoft.com/office/drawing/2015/10/21/chartex" xmlns:cx3="http://schemas.microsoft.com/office/drawing/2016/5/9/chartex" xmlns:cx4="http://schemas.microsoft.com/office/drawing/2016/5/10/chartex" xmlns:cx5="http://schemas.microsoft.com/office/drawing/2016/5/11/chartex" xmlns:cx6="http://schemas.microsoft.com/office/drawing/2016/5/12/chartex" xmlns:cx7="http://schemas.microsoft.com/office/drawing/2016/5/13/chartex" xmlns:cx8="http://schemas.microsoft.com/office/drawing/2016/5/14/chartex" xmlns:mc="http://schemas.openxmlformats.org/markup-compatibility/2006" xmlns:aink="http://schemas.microsoft.com/office/drawing/2016/ink" xmlns:am3d="http://schemas.microsoft.com/office/drawing/2017/model3d" xmlns:o="urn:schemas-microsoft-com:office:office" xmlns:r="http://schemas.openxmlformats.org/officeDocument/2006/relationships" xmlns:m="http://schemas.openxmlformats.org/officeDocument/2006/math" xmlns:v="urn:schemas-microsoft-com:vml" xmlns:wp14="http://schemas.microsoft.com/office/word/2010/wordprocessingDrawing" xmlns:wp="http://schemas.openxmlformats.org/drawingml/2006/wordprocessingDrawing" xmlns:w10="urn:schemas-microsoft-com:office:word" xmlns:w="http://schemas.openxmlformats.org/wordprocessingml/2006/main" xmlns:w14="http://schemas.microsoft.com/office/word/2010/wordml" xmlns:w15="http://schemas.microsoft.com/office/word/2012/wordml" xmlns:w16cex="http://schemas.microsoft.com/office/word/2018/wordml/cex" xmlns:w16cid="http://schemas.microsoft.com/office/word/2016/wordml/cid" xmlns:w16="http://schemas.microsoft.com/office/word/2018/wordml" xmlns:w16sdtdh="http://schemas.microsoft.com/office/word/2020/wordml/sdtdatahash" xmlns:w16se="http://schemas.microsoft.com/office/word/2015/wordml/symex" xmlns:wpg="http://schemas.microsoft.com/office/word/2010/wordprocessingGroup" xmlns:wpi="http://schemas.microsoft.com/office/word/2010/wordprocessingInk" xmlns:wne="http://schemas.microsoft.com/office/word/2006/wordml" xmlns:wps="http://schemas.microsoft.com/office/word/2010/wordprocessingShape" mc:Ignorable="w14 w15 w16se w16cid w16 w16cex w16sdtdh wp14">
   <w:footnote w:type="separator" w:id="-1">
     <w:p>
       <w:pPr>
@@ -15696,7 +15607,7 @@
 </file>
 
 <file path=word/header1.xml><?xml version="1.0" encoding="utf-8"?>
-<w:hdr xmlns:wpc="http://schemas.microsoft.com/office/word/2010/wordprocessingCanvas" xmlns:cx="http://schemas.microsoft.com/office/drawing/2014/chartex" xmlns:cx1="http://schemas.microsoft.com/office/drawing/2015/9/8/chartex" xmlns:cx2="http://schemas.microsoft.com/office/drawing/2015/10/21/chartex" xmlns:cx3="http://schemas.microsoft.com/office/drawing/2016/5/9/chartex" xmlns:cx4="http://schemas.microsoft.com/office/drawing/2016/5/10/chartex" xmlns:cx5="http://schemas.microsoft.com/office/drawing/2016/5/11/chartex" xmlns:cx6="http://schemas.microsoft.com/office/drawing/2016/5/12/chartex" xmlns:cx7="http://schemas.microsoft.com/office/drawing/2016/5/13/chartex" xmlns:cx8="http://schemas.microsoft.com/office/drawing/2016/5/14/chartex" xmlns:mc="http://schemas.openxmlformats.org/markup-compatibility/2006" xmlns:aink="http://schemas.microsoft.com/office/drawing/2016/ink" xmlns:am3d="http://schemas.microsoft.com/office/drawing/2017/model3d" xmlns:o="urn:schemas-microsoft-com:office:office" xmlns:oel="http://schemas.microsoft.com/office/2019/extlst" xmlns:r="http://schemas.openxmlformats.org/officeDocument/2006/relationships" xmlns:m="http://schemas.openxmlformats.org/officeDocument/2006/math" xmlns:v="urn:schemas-microsoft-com:vml" xmlns:wp14="http://schemas.microsoft.com/office/word/2010/wordprocessingDrawing" xmlns:wp="http://schemas.openxmlformats.org/drawingml/2006/wordprocessingDrawing" xmlns:w10="urn:schemas-microsoft-com:office:word" xmlns:w="http://schemas.openxmlformats.org/wordprocessingml/2006/main" xmlns:w14="http://schemas.microsoft.com/office/word/2010/wordml" xmlns:w15="http://schemas.microsoft.com/office/word/2012/wordml" xmlns:w16cex="http://schemas.microsoft.com/office/word/2018/wordml/cex" xmlns:w16cid="http://schemas.microsoft.com/office/word/2016/wordml/cid" xmlns:w16="http://schemas.microsoft.com/office/word/2018/wordml" xmlns:w16du="http://schemas.microsoft.com/office/word/2023/wordml/word16du" xmlns:w16sdtdh="http://schemas.microsoft.com/office/word/2020/wordml/sdtdatahash" xmlns:w16sdtfl="http://schemas.microsoft.com/office/word/2024/wordml/sdtformatlock" xmlns:w16se="http://schemas.microsoft.com/office/word/2015/wordml/symex" xmlns:wpg="http://schemas.microsoft.com/office/word/2010/wordprocessingGroup" xmlns:wpi="http://schemas.microsoft.com/office/word/2010/wordprocessingInk" xmlns:wne="http://schemas.microsoft.com/office/word/2006/wordml" xmlns:wps="http://schemas.microsoft.com/office/word/2010/wordprocessingShape" mc:Ignorable="w14 w15 w16se w16cid w16 w16cex w16sdtdh w16sdtfl w16du wp14">
+<w:hdr xmlns:wpc="http://schemas.microsoft.com/office/word/2010/wordprocessingCanvas" xmlns:cx="http://schemas.microsoft.com/office/drawing/2014/chartex" xmlns:cx1="http://schemas.microsoft.com/office/drawing/2015/9/8/chartex" xmlns:cx2="http://schemas.microsoft.com/office/drawing/2015/10/21/chartex" xmlns:cx3="http://schemas.microsoft.com/office/drawing/2016/5/9/chartex" xmlns:cx4="http://schemas.microsoft.com/office/drawing/2016/5/10/chartex" xmlns:cx5="http://schemas.microsoft.com/office/drawing/2016/5/11/chartex" xmlns:cx6="http://schemas.microsoft.com/office/drawing/2016/5/12/chartex" xmlns:cx7="http://schemas.microsoft.com/office/drawing/2016/5/13/chartex" xmlns:cx8="http://schemas.microsoft.com/office/drawing/2016/5/14/chartex" xmlns:mc="http://schemas.openxmlformats.org/markup-compatibility/2006" xmlns:aink="http://schemas.microsoft.com/office/drawing/2016/ink" xmlns:am3d="http://schemas.microsoft.com/office/drawing/2017/model3d" xmlns:o="urn:schemas-microsoft-com:office:office" xmlns:r="http://schemas.openxmlformats.org/officeDocument/2006/relationships" xmlns:m="http://schemas.openxmlformats.org/officeDocument/2006/math" xmlns:v="urn:schemas-microsoft-com:vml" xmlns:wp14="http://schemas.microsoft.com/office/word/2010/wordprocessingDrawing" xmlns:wp="http://schemas.openxmlformats.org/drawingml/2006/wordprocessingDrawing" xmlns:w10="urn:schemas-microsoft-com:office:word" xmlns:w="http://schemas.openxmlformats.org/wordprocessingml/2006/main" xmlns:w14="http://schemas.microsoft.com/office/word/2010/wordml" xmlns:w15="http://schemas.microsoft.com/office/word/2012/wordml" xmlns:w16cex="http://schemas.microsoft.com/office/word/2018/wordml/cex" xmlns:w16cid="http://schemas.microsoft.com/office/word/2016/wordml/cid" xmlns:w16="http://schemas.microsoft.com/office/word/2018/wordml" xmlns:w16sdtdh="http://schemas.microsoft.com/office/word/2020/wordml/sdtdatahash" xmlns:w16se="http://schemas.microsoft.com/office/word/2015/wordml/symex" xmlns:wpg="http://schemas.microsoft.com/office/word/2010/wordprocessingGroup" xmlns:wpi="http://schemas.microsoft.com/office/word/2010/wordprocessingInk" xmlns:wne="http://schemas.microsoft.com/office/word/2006/wordml" xmlns:wps="http://schemas.microsoft.com/office/word/2010/wordprocessingShape" mc:Ignorable="w14 w15 w16se w16cid w16 w16cex w16sdtdh wp14">
   <w:p>
     <w:pPr>
       <w:pStyle w:val="Encabezado"/>
@@ -15781,7 +15692,7 @@
 </file>
 
 <file path=word/numbering.xml><?xml version="1.0" encoding="utf-8"?>
-<w:numbering xmlns:wpc="http://schemas.microsoft.com/office/word/2010/wordprocessingCanvas" xmlns:cx="http://schemas.microsoft.com/office/drawing/2014/chartex" xmlns:cx1="http://schemas.microsoft.com/office/drawing/2015/9/8/chartex" xmlns:cx2="http://schemas.microsoft.com/office/drawing/2015/10/21/chartex" xmlns:cx3="http://schemas.microsoft.com/office/drawing/2016/5/9/chartex" xmlns:cx4="http://schemas.microsoft.com/office/drawing/2016/5/10/chartex" xmlns:cx5="http://schemas.microsoft.com/office/drawing/2016/5/11/chartex" xmlns:cx6="http://schemas.microsoft.com/office/drawing/2016/5/12/chartex" xmlns:cx7="http://schemas.microsoft.com/office/drawing/2016/5/13/chartex" xmlns:cx8="http://schemas.microsoft.com/office/drawing/2016/5/14/chartex" xmlns:mc="http://schemas.openxmlformats.org/markup-compatibility/2006" xmlns:aink="http://schemas.microsoft.com/office/drawing/2016/ink" xmlns:am3d="http://schemas.microsoft.com/office/drawing/2017/model3d" xmlns:o="urn:schemas-microsoft-com:office:office" xmlns:oel="http://schemas.microsoft.com/office/2019/extlst" xmlns:r="http://schemas.openxmlformats.org/officeDocument/2006/relationships" xmlns:m="http://schemas.openxmlformats.org/officeDocument/2006/math" xmlns:v="urn:schemas-microsoft-com:vml" xmlns:wp14="http://schemas.microsoft.com/office/word/2010/wordprocessingDrawing" xmlns:wp="http://schemas.openxmlformats.org/drawingml/2006/wordprocessingDrawing" xmlns:w10="urn:schemas-microsoft-com:office:word" xmlns:w="http://schemas.openxmlformats.org/wordprocessingml/2006/main" xmlns:w14="http://schemas.microsoft.com/office/word/2010/wordml" xmlns:w15="http://schemas.microsoft.com/office/word/2012/wordml" xmlns:w16cex="http://schemas.microsoft.com/office/word/2018/wordml/cex" xmlns:w16cid="http://schemas.microsoft.com/office/word/2016/wordml/cid" xmlns:w16="http://schemas.microsoft.com/office/word/2018/wordml" xmlns:w16du="http://schemas.microsoft.com/office/word/2023/wordml/word16du" xmlns:w16sdtdh="http://schemas.microsoft.com/office/word/2020/wordml/sdtdatahash" xmlns:w16sdtfl="http://schemas.microsoft.com/office/word/2024/wordml/sdtformatlock" xmlns:w16se="http://schemas.microsoft.com/office/word/2015/wordml/symex" xmlns:wpg="http://schemas.microsoft.com/office/word/2010/wordprocessingGroup" xmlns:wpi="http://schemas.microsoft.com/office/word/2010/wordprocessingInk" xmlns:wne="http://schemas.microsoft.com/office/word/2006/wordml" xmlns:wps="http://schemas.microsoft.com/office/word/2010/wordprocessingShape" mc:Ignorable="w14 w15 w16se w16cid w16 w16cex w16sdtdh w16sdtfl w16du wp14">
+<w:numbering xmlns:wpc="http://schemas.microsoft.com/office/word/2010/wordprocessingCanvas" xmlns:cx="http://schemas.microsoft.com/office/drawing/2014/chartex" xmlns:cx1="http://schemas.microsoft.com/office/drawing/2015/9/8/chartex" xmlns:cx2="http://schemas.microsoft.com/office/drawing/2015/10/21/chartex" xmlns:cx3="http://schemas.microsoft.com/office/drawing/2016/5/9/chartex" xmlns:cx4="http://schemas.microsoft.com/office/drawing/2016/5/10/chartex" xmlns:cx5="http://schemas.microsoft.com/office/drawing/2016/5/11/chartex" xmlns:cx6="http://schemas.microsoft.com/office/drawing/2016/5/12/chartex" xmlns:cx7="http://schemas.microsoft.com/office/drawing/2016/5/13/chartex" xmlns:cx8="http://schemas.microsoft.com/office/drawing/2016/5/14/chartex" xmlns:mc="http://schemas.openxmlformats.org/markup-compatibility/2006" xmlns:aink="http://schemas.microsoft.com/office/drawing/2016/ink" xmlns:am3d="http://schemas.microsoft.com/office/drawing/2017/model3d" xmlns:o="urn:schemas-microsoft-com:office:office" xmlns:r="http://schemas.openxmlformats.org/officeDocument/2006/relationships" xmlns:m="http://schemas.openxmlformats.org/officeDocument/2006/math" xmlns:v="urn:schemas-microsoft-com:vml" xmlns:wp14="http://schemas.microsoft.com/office/word/2010/wordprocessingDrawing" xmlns:wp="http://schemas.openxmlformats.org/drawingml/2006/wordprocessingDrawing" xmlns:w10="urn:schemas-microsoft-com:office:word" xmlns:w="http://schemas.openxmlformats.org/wordprocessingml/2006/main" xmlns:w14="http://schemas.microsoft.com/office/word/2010/wordml" xmlns:w15="http://schemas.microsoft.com/office/word/2012/wordml" xmlns:w16cex="http://schemas.microsoft.com/office/word/2018/wordml/cex" xmlns:w16cid="http://schemas.microsoft.com/office/word/2016/wordml/cid" xmlns:w16="http://schemas.microsoft.com/office/word/2018/wordml" xmlns:w16sdtdh="http://schemas.microsoft.com/office/word/2020/wordml/sdtdatahash" xmlns:w16se="http://schemas.microsoft.com/office/word/2015/wordml/symex" xmlns:wpg="http://schemas.microsoft.com/office/word/2010/wordprocessingGroup" xmlns:wpi="http://schemas.microsoft.com/office/word/2010/wordprocessingInk" xmlns:wne="http://schemas.microsoft.com/office/word/2006/wordml" xmlns:wps="http://schemas.microsoft.com/office/word/2010/wordprocessingShape" mc:Ignorable="w14 w15 w16se w16cid w16 w16cex w16sdtdh wp14">
   <w:abstractNum w:abstractNumId="0" w15:restartNumberingAfterBreak="0">
     <w:nsid w:val="FFFFFF89"/>
     <w:multiLevelType w:val="singleLevel"/>
@@ -20500,133 +20411,133 @@
       </w:rPr>
     </w:lvl>
   </w:abstractNum>
-  <w:num w:numId="1" w16cid:durableId="479151411">
+  <w:num w:numId="1">
     <w:abstractNumId w:val="0"/>
   </w:num>
-  <w:num w:numId="2" w16cid:durableId="1719739098">
+  <w:num w:numId="2">
     <w:abstractNumId w:val="17"/>
   </w:num>
-  <w:num w:numId="3" w16cid:durableId="1584298827">
+  <w:num w:numId="3">
     <w:abstractNumId w:val="30"/>
   </w:num>
-  <w:num w:numId="4" w16cid:durableId="1215578369">
+  <w:num w:numId="4">
     <w:abstractNumId w:val="24"/>
   </w:num>
-  <w:num w:numId="5" w16cid:durableId="552622088">
+  <w:num w:numId="5">
     <w:abstractNumId w:val="32"/>
   </w:num>
-  <w:num w:numId="6" w16cid:durableId="817772574">
+  <w:num w:numId="6">
     <w:abstractNumId w:val="27"/>
   </w:num>
-  <w:num w:numId="7" w16cid:durableId="1255211653">
+  <w:num w:numId="7">
     <w:abstractNumId w:val="37"/>
   </w:num>
-  <w:num w:numId="8" w16cid:durableId="341010485">
+  <w:num w:numId="8">
     <w:abstractNumId w:val="34"/>
   </w:num>
-  <w:num w:numId="9" w16cid:durableId="1422920141">
+  <w:num w:numId="9">
     <w:abstractNumId w:val="19"/>
   </w:num>
-  <w:num w:numId="10" w16cid:durableId="1210647404">
+  <w:num w:numId="10">
     <w:abstractNumId w:val="38"/>
   </w:num>
-  <w:num w:numId="11" w16cid:durableId="1218010887">
+  <w:num w:numId="11">
     <w:abstractNumId w:val="21"/>
   </w:num>
-  <w:num w:numId="12" w16cid:durableId="324865470">
+  <w:num w:numId="12">
     <w:abstractNumId w:val="12"/>
   </w:num>
-  <w:num w:numId="13" w16cid:durableId="1198201099">
+  <w:num w:numId="13">
     <w:abstractNumId w:val="22"/>
   </w:num>
-  <w:num w:numId="14" w16cid:durableId="1167793932">
+  <w:num w:numId="14">
     <w:abstractNumId w:val="39"/>
   </w:num>
-  <w:num w:numId="15" w16cid:durableId="427195396">
+  <w:num w:numId="15">
     <w:abstractNumId w:val="28"/>
   </w:num>
-  <w:num w:numId="16" w16cid:durableId="2076971388">
+  <w:num w:numId="16">
     <w:abstractNumId w:val="15"/>
   </w:num>
-  <w:num w:numId="17" w16cid:durableId="683674503">
+  <w:num w:numId="17">
     <w:abstractNumId w:val="26"/>
   </w:num>
-  <w:num w:numId="18" w16cid:durableId="1068070127">
+  <w:num w:numId="18">
     <w:abstractNumId w:val="20"/>
   </w:num>
-  <w:num w:numId="19" w16cid:durableId="393352429">
+  <w:num w:numId="19">
     <w:abstractNumId w:val="33"/>
   </w:num>
-  <w:num w:numId="20" w16cid:durableId="1581405063">
+  <w:num w:numId="20">
     <w:abstractNumId w:val="9"/>
   </w:num>
-  <w:num w:numId="21" w16cid:durableId="344400942">
+  <w:num w:numId="21">
     <w:abstractNumId w:val="35"/>
   </w:num>
-  <w:num w:numId="22" w16cid:durableId="893198291">
+  <w:num w:numId="22">
     <w:abstractNumId w:val="36"/>
   </w:num>
-  <w:num w:numId="23" w16cid:durableId="1029136689">
+  <w:num w:numId="23">
     <w:abstractNumId w:val="11"/>
   </w:num>
-  <w:num w:numId="24" w16cid:durableId="537276087">
+  <w:num w:numId="24">
     <w:abstractNumId w:val="7"/>
   </w:num>
-  <w:num w:numId="25" w16cid:durableId="2052999488">
+  <w:num w:numId="25">
     <w:abstractNumId w:val="40"/>
   </w:num>
-  <w:num w:numId="26" w16cid:durableId="89204608">
+  <w:num w:numId="26">
     <w:abstractNumId w:val="5"/>
   </w:num>
-  <w:num w:numId="27" w16cid:durableId="650138166">
+  <w:num w:numId="27">
     <w:abstractNumId w:val="23"/>
   </w:num>
-  <w:num w:numId="28" w16cid:durableId="2087416994">
+  <w:num w:numId="28">
     <w:abstractNumId w:val="3"/>
   </w:num>
-  <w:num w:numId="29" w16cid:durableId="1453943466">
+  <w:num w:numId="29">
     <w:abstractNumId w:val="16"/>
   </w:num>
-  <w:num w:numId="30" w16cid:durableId="1383793311">
+  <w:num w:numId="30">
     <w:abstractNumId w:val="41"/>
   </w:num>
-  <w:num w:numId="31" w16cid:durableId="1945384856">
+  <w:num w:numId="31">
     <w:abstractNumId w:val="29"/>
   </w:num>
-  <w:num w:numId="32" w16cid:durableId="2090810555">
+  <w:num w:numId="32">
     <w:abstractNumId w:val="14"/>
   </w:num>
-  <w:num w:numId="33" w16cid:durableId="2072386535">
+  <w:num w:numId="33">
     <w:abstractNumId w:val="31"/>
   </w:num>
-  <w:num w:numId="34" w16cid:durableId="1420328748">
+  <w:num w:numId="34">
     <w:abstractNumId w:val="4"/>
   </w:num>
-  <w:num w:numId="35" w16cid:durableId="1329287059">
+  <w:num w:numId="35">
     <w:abstractNumId w:val="2"/>
   </w:num>
-  <w:num w:numId="36" w16cid:durableId="565336976">
+  <w:num w:numId="36">
     <w:abstractNumId w:val="42"/>
   </w:num>
-  <w:num w:numId="37" w16cid:durableId="1860848819">
+  <w:num w:numId="37">
     <w:abstractNumId w:val="18"/>
   </w:num>
-  <w:num w:numId="38" w16cid:durableId="1716537687">
+  <w:num w:numId="38">
     <w:abstractNumId w:val="25"/>
   </w:num>
-  <w:num w:numId="39" w16cid:durableId="1288392515">
+  <w:num w:numId="39">
     <w:abstractNumId w:val="13"/>
   </w:num>
-  <w:num w:numId="40" w16cid:durableId="768814184">
+  <w:num w:numId="40">
     <w:abstractNumId w:val="6"/>
   </w:num>
-  <w:num w:numId="41" w16cid:durableId="1448041175">
+  <w:num w:numId="41">
     <w:abstractNumId w:val="10"/>
   </w:num>
-  <w:num w:numId="42" w16cid:durableId="1498227874">
+  <w:num w:numId="42">
     <w:abstractNumId w:val="8"/>
   </w:num>
-  <w:num w:numId="43" w16cid:durableId="1185098945">
+  <w:num w:numId="43">
     <w:abstractNumId w:val="1"/>
   </w:num>
   <w:numIdMacAtCleanup w:val="43"/>
@@ -20634,7 +20545,7 @@
 </file>
 
 <file path=word/styles.xml><?xml version="1.0" encoding="utf-8"?>
-<w:styles xmlns:mc="http://schemas.openxmlformats.org/markup-compatibility/2006" xmlns:r="http://schemas.openxmlformats.org/officeDocument/2006/relationships" xmlns:w="http://schemas.openxmlformats.org/wordprocessingml/2006/main" xmlns:w14="http://schemas.microsoft.com/office/word/2010/wordml" xmlns:w15="http://schemas.microsoft.com/office/word/2012/wordml" xmlns:w16cex="http://schemas.microsoft.com/office/word/2018/wordml/cex" xmlns:w16cid="http://schemas.microsoft.com/office/word/2016/wordml/cid" xmlns:w16="http://schemas.microsoft.com/office/word/2018/wordml" xmlns:w16du="http://schemas.microsoft.com/office/word/2023/wordml/word16du" xmlns:w16sdtdh="http://schemas.microsoft.com/office/word/2020/wordml/sdtdatahash" xmlns:w16sdtfl="http://schemas.microsoft.com/office/word/2024/wordml/sdtformatlock" xmlns:w16se="http://schemas.microsoft.com/office/word/2015/wordml/symex" mc:Ignorable="w14 w15 w16se w16cid w16 w16cex w16sdtdh w16sdtfl w16du">
+<w:styles xmlns:mc="http://schemas.openxmlformats.org/markup-compatibility/2006" xmlns:r="http://schemas.openxmlformats.org/officeDocument/2006/relationships" xmlns:w="http://schemas.openxmlformats.org/wordprocessingml/2006/main" xmlns:w14="http://schemas.microsoft.com/office/word/2010/wordml" xmlns:w15="http://schemas.microsoft.com/office/word/2012/wordml" xmlns:w16cex="http://schemas.microsoft.com/office/word/2018/wordml/cex" xmlns:w16cid="http://schemas.microsoft.com/office/word/2016/wordml/cid" xmlns:w16="http://schemas.microsoft.com/office/word/2018/wordml" xmlns:w16sdtdh="http://schemas.microsoft.com/office/word/2020/wordml/sdtdatahash" xmlns:w16se="http://schemas.microsoft.com/office/word/2015/wordml/symex" mc:Ignorable="w14 w15 w16se w16cid w16 w16cex w16sdtdh">
   <w:docDefaults>
     <w:rPrDefault>
       <w:rPr>
@@ -22228,21 +22139,6 @@
 </file>
 
 <file path=customXml/item1.xml><?xml version="1.0" encoding="utf-8"?>
-<p:properties xmlns:p="http://schemas.microsoft.com/office/2006/metadata/properties" xmlns:xsi="http://www.w3.org/2001/XMLSchema-instance" xmlns:pc="http://schemas.microsoft.com/office/infopath/2007/PartnerControls">
-  <documentManagement>
-    <TaxCatchAll xmlns="cb45339b-ced9-4d0d-8f64-77573914d53b"/>
-    <lcf76f155ced4ddcb4097134ff3c332f xmlns="43a3ca16-9c26-4813-b83f-4aec9927b43f">
-      <Terms xmlns="http://schemas.microsoft.com/office/infopath/2007/PartnerControls"/>
-    </lcf76f155ced4ddcb4097134ff3c332f>
-  </documentManagement>
-</p:properties>
-</file>
-
-<file path=customXml/item2.xml><?xml version="1.0" encoding="utf-8"?>
-<b:Sources xmlns:b="http://schemas.openxmlformats.org/officeDocument/2006/bibliography" xmlns="http://schemas.openxmlformats.org/officeDocument/2006/bibliography" SelectedStyle="\APASixthEditionOfficeOnline.xsl" StyleName="APA" Version="6"/>
-</file>
-
-<file path=customXml/item3.xml><?xml version="1.0" encoding="utf-8"?>
 <ct:contentTypeSchema xmlns:ct="http://schemas.microsoft.com/office/2006/metadata/contentType" xmlns:ma="http://schemas.microsoft.com/office/2006/metadata/properties/metaAttributes" ct:_="" ma:_="" ma:contentTypeName="Documento" ma:contentTypeID="0x01010049282E1EDBE9234EA9E6D38F720E265F" ma:contentTypeVersion="15" ma:contentTypeDescription="Crear nuevo documento." ma:contentTypeScope="" ma:versionID="b31c7aa9eaf043a08b87120b3c4916e3">
   <xsd:schema xmlns:xsd="http://www.w3.org/2001/XMLSchema" xmlns:xs="http://www.w3.org/2001/XMLSchema" xmlns:p="http://schemas.microsoft.com/office/2006/metadata/properties" xmlns:ns2="cb45339b-ced9-4d0d-8f64-77573914d53b" xmlns:ns3="43a3ca16-9c26-4813-b83f-4aec9927b43f" targetNamespace="http://schemas.microsoft.com/office/2006/metadata/properties" ma:root="true" ma:fieldsID="3533d065b04d75c457075bc55f1f5315" ns2:_="" ns3:_="">
     <xsd:import namespace="cb45339b-ced9-4d0d-8f64-77573914d53b"/>
@@ -22477,6 +22373,21 @@
 </ct:contentTypeSchema>
 </file>
 
+<file path=customXml/item2.xml><?xml version="1.0" encoding="utf-8"?>
+<b:Sources xmlns:b="http://schemas.openxmlformats.org/officeDocument/2006/bibliography" xmlns="http://schemas.openxmlformats.org/officeDocument/2006/bibliography" SelectedStyle="\APASixthEditionOfficeOnline.xsl" StyleName="APA" Version="6"/>
+</file>
+
+<file path=customXml/item3.xml><?xml version="1.0" encoding="utf-8"?>
+<p:properties xmlns:p="http://schemas.microsoft.com/office/2006/metadata/properties" xmlns:xsi="http://www.w3.org/2001/XMLSchema-instance" xmlns:pc="http://schemas.microsoft.com/office/infopath/2007/PartnerControls">
+  <documentManagement>
+    <TaxCatchAll xmlns="cb45339b-ced9-4d0d-8f64-77573914d53b"/>
+    <lcf76f155ced4ddcb4097134ff3c332f xmlns="43a3ca16-9c26-4813-b83f-4aec9927b43f">
+      <Terms xmlns="http://schemas.microsoft.com/office/infopath/2007/PartnerControls"/>
+    </lcf76f155ced4ddcb4097134ff3c332f>
+  </documentManagement>
+</p:properties>
+</file>
+
 <file path=customXml/item4.xml><?xml version="1.0" encoding="utf-8"?>
 <?mso-contentType ?>
 <FormTemplates xmlns="http://schemas.microsoft.com/sharepoint/v3/contenttype/forms">
@@ -22487,25 +22398,6 @@
 </file>
 
 <file path=customXml/itemProps1.xml><?xml version="1.0" encoding="utf-8"?>
-<ds:datastoreItem xmlns:ds="http://schemas.openxmlformats.org/officeDocument/2006/customXml" ds:itemID="{1145D752-ACC1-45E1-AB53-0C756F67FC7F}">
-  <ds:schemaRefs>
-    <ds:schemaRef ds:uri="http://schemas.microsoft.com/office/2006/metadata/properties"/>
-    <ds:schemaRef ds:uri="http://schemas.microsoft.com/office/infopath/2007/PartnerControls"/>
-    <ds:schemaRef ds:uri="cb45339b-ced9-4d0d-8f64-77573914d53b"/>
-    <ds:schemaRef ds:uri="43a3ca16-9c26-4813-b83f-4aec9927b43f"/>
-  </ds:schemaRefs>
-</ds:datastoreItem>
-</file>
-
-<file path=customXml/itemProps2.xml><?xml version="1.0" encoding="utf-8"?>
-<ds:datastoreItem xmlns:ds="http://schemas.openxmlformats.org/officeDocument/2006/customXml" ds:itemID="{E8AB44A3-7C62-4BD2-82ED-8ABC209970FA}">
-  <ds:schemaRefs>
-    <ds:schemaRef ds:uri="http://schemas.openxmlformats.org/officeDocument/2006/bibliography"/>
-  </ds:schemaRefs>
-</ds:datastoreItem>
-</file>
-
-<file path=customXml/itemProps3.xml><?xml version="1.0" encoding="utf-8"?>
 <ds:datastoreItem xmlns:ds="http://schemas.openxmlformats.org/officeDocument/2006/customXml" ds:itemID="{DF43E046-DB0C-42D1-8C73-AE38B52F1ED7}">
   <ds:schemaRefs>
     <ds:schemaRef ds:uri="http://schemas.microsoft.com/office/2006/metadata/contentType"/>
@@ -22524,6 +22416,25 @@
 </ds:datastoreItem>
 </file>
 
+<file path=customXml/itemProps2.xml><?xml version="1.0" encoding="utf-8"?>
+<ds:datastoreItem xmlns:ds="http://schemas.openxmlformats.org/officeDocument/2006/customXml" ds:itemID="{E8AB44A3-7C62-4BD2-82ED-8ABC209970FA}">
+  <ds:schemaRefs>
+    <ds:schemaRef ds:uri="http://schemas.openxmlformats.org/officeDocument/2006/bibliography"/>
+  </ds:schemaRefs>
+</ds:datastoreItem>
+</file>
+
+<file path=customXml/itemProps3.xml><?xml version="1.0" encoding="utf-8"?>
+<ds:datastoreItem xmlns:ds="http://schemas.openxmlformats.org/officeDocument/2006/customXml" ds:itemID="{1145D752-ACC1-45E1-AB53-0C756F67FC7F}">
+  <ds:schemaRefs>
+    <ds:schemaRef ds:uri="http://schemas.microsoft.com/office/2006/metadata/properties"/>
+    <ds:schemaRef ds:uri="http://schemas.microsoft.com/office/infopath/2007/PartnerControls"/>
+    <ds:schemaRef ds:uri="cb45339b-ced9-4d0d-8f64-77573914d53b"/>
+    <ds:schemaRef ds:uri="43a3ca16-9c26-4813-b83f-4aec9927b43f"/>
+  </ds:schemaRefs>
+</ds:datastoreItem>
+</file>
+
 <file path=customXml/itemProps4.xml><?xml version="1.0" encoding="utf-8"?>
 <ds:datastoreItem xmlns:ds="http://schemas.openxmlformats.org/officeDocument/2006/customXml" ds:itemID="{81CBDEC1-3B00-44ED-AD36-0268077980BA}">
   <ds:schemaRefs>

--- a/fuentes/CFA1_84920096_DU.docx
+++ b/fuentes/CFA1_84920096_DU.docx
@@ -85,7 +85,7 @@
               </wp:anchor>
             </w:drawing>
           </mc:Choice>
-          <mc:Fallback xmlns:w16sdtfl="http://schemas.microsoft.com/office/word/2024/wordml/sdtformatlock" xmlns:w16du="http://schemas.microsoft.com/office/word/2023/wordml/word16du" xmlns:oel="http://schemas.microsoft.com/office/2019/extlst">
+          <mc:Fallback xmlns:oel="http://schemas.microsoft.com/office/2019/extlst" xmlns:w16du="http://schemas.microsoft.com/office/word/2023/wordml/word16du" xmlns:w16sdtfl="http://schemas.microsoft.com/office/word/2024/wordml/sdtformatlock">
             <w:pict>
               <v:rect w14:anchorId="4E7873B1" id="Rectángulo 3" o:spid="_x0000_s1026" alt="&quot;&quot;" style="position:absolute;margin-left:-54pt;margin-top:31.65pt;width:613.85pt;height:204pt;z-index:-251655168;visibility:visible;mso-wrap-style:square;mso-height-percent:0;mso-wrap-distance-left:9pt;mso-wrap-distance-top:0;mso-wrap-distance-right:9pt;mso-wrap-distance-bottom:0;mso-position-horizontal:absolute;mso-position-horizontal-relative:text;mso-position-vertical:absolute;mso-position-vertical-relative:text;mso-height-percent:0;mso-height-relative:margin;v-text-anchor:middle" o:gfxdata="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" fillcolor="#00314d" stroked="f" strokeweight="1pt"/>
             </w:pict>
@@ -261,7 +261,7 @@
               </wp:anchor>
             </w:drawing>
           </mc:Choice>
-          <mc:Fallback xmlns:w16sdtfl="http://schemas.microsoft.com/office/word/2024/wordml/sdtformatlock" xmlns:w16du="http://schemas.microsoft.com/office/word/2023/wordml/word16du" xmlns:oel="http://schemas.microsoft.com/office/2019/extlst">
+          <mc:Fallback xmlns:oel="http://schemas.microsoft.com/office/2019/extlst" xmlns:w16du="http://schemas.microsoft.com/office/word/2023/wordml/word16du" xmlns:w16sdtfl="http://schemas.microsoft.com/office/word/2024/wordml/sdtformatlock">
             <w:pict>
               <v:shapetype w14:anchorId="2E2DABF6" id="_x0000_t202" coordsize="21600,21600" o:spt="202" path="m,l,21600r21600,l21600,xe">
                 <v:stroke joinstyle="miter"/>
@@ -3483,12 +3483,14 @@
         </w:rPr>
         <w:t>PH y corrosividad: ácidos (</w:t>
       </w:r>
+      <w:proofErr w:type="spellStart"/>
       <w:r>
         <w:rPr>
           <w:lang w:val="es-419" w:eastAsia="es-CO"/>
         </w:rPr>
         <w:t>Ph</w:t>
       </w:r>
+      <w:proofErr w:type="spellEnd"/>
       <w:r>
         <w:rPr>
           <w:lang w:val="es-419" w:eastAsia="es-CO"/>
@@ -4165,7 +4167,21 @@
         <w:rPr>
           <w:lang w:val="es-419" w:eastAsia="es-CO"/>
         </w:rPr>
-        <w:t xml:space="preserve"> de la empresa Satrack, la importancia de una correcta clasificación de cargas radica, por un lado, en conservar las mercancías en su estado original y resguardarlas de que sufran cualquier tipo de daño o rotura. Por otro lado, es fundamental para garantizar el cumplimiento de los tiempos de entrega de mercancías, agilizando las tareas de carga y descarga, y velando también por la seguridad del personal de trabajo. Los principales tipos de carga son los siguientes:</w:t>
+        <w:t xml:space="preserve"> de la empresa </w:t>
+      </w:r>
+      <w:proofErr w:type="spellStart"/>
+      <w:r>
+        <w:rPr>
+          <w:lang w:val="es-419" w:eastAsia="es-CO"/>
+        </w:rPr>
+        <w:t>Satrack</w:t>
+      </w:r>
+      <w:proofErr w:type="spellEnd"/>
+      <w:r>
+        <w:rPr>
+          <w:lang w:val="es-419" w:eastAsia="es-CO"/>
+        </w:rPr>
+        <w:t>, la importancia de una correcta clasificación de cargas radica, por un lado, en conservar las mercancías en su estado original y resguardarlas de que sufran cualquier tipo de daño o rotura. Por otro lado, es fundamental para garantizar el cumplimiento de los tiempos de entrega de mercancías, agilizando las tareas de carga y descarga, y velando también por la seguridad del personal de trabajo. Los principales tipos de carga son los siguientes:</w:t>
       </w:r>
     </w:p>
     <w:p>
@@ -4244,8 +4260,18 @@
           <w:bCs/>
           <w:lang w:val="es-419" w:eastAsia="es-CO"/>
         </w:rPr>
-        <w:t>Carga unitarizada</w:t>
-      </w:r>
+        <w:t xml:space="preserve">Carga </w:t>
+      </w:r>
+      <w:proofErr w:type="spellStart"/>
+      <w:r>
+        <w:rPr>
+          <w:b/>
+          <w:bCs/>
+          <w:lang w:val="es-419" w:eastAsia="es-CO"/>
+        </w:rPr>
+        <w:t>unitarizada</w:t>
+      </w:r>
+      <w:proofErr w:type="spellEnd"/>
       <w:r>
         <w:rPr>
           <w:b/>
@@ -5328,6 +5354,7 @@
               </w:rPr>
               <w:t xml:space="preserve">Uso de </w:t>
             </w:r>
+            <w:proofErr w:type="spellStart"/>
             <w:r>
               <w:rPr>
                 <w:rStyle w:val="Extranjerismo"/>
@@ -5356,6 +5383,7 @@
               </w:rPr>
               <w:t>s</w:t>
             </w:r>
+            <w:proofErr w:type="spellEnd"/>
             <w:r>
               <w:rPr>
                 <w:rFonts w:asciiTheme="minorHAnsi" w:hAnsiTheme="minorHAnsi" w:cs="Arial"/>
@@ -5485,6 +5513,7 @@
                 <w:lang w:val="es-CO"/>
               </w:rPr>
             </w:pPr>
+            <w:proofErr w:type="spellStart"/>
             <w:r>
               <w:rPr>
                 <w:rFonts w:asciiTheme="minorHAnsi" w:hAnsiTheme="minorHAnsi" w:cs="Arial"/>
@@ -5495,6 +5524,7 @@
               </w:rPr>
               <w:t>Contenerización</w:t>
             </w:r>
+            <w:proofErr w:type="spellEnd"/>
           </w:p>
         </w:tc>
         <w:tc>
@@ -5518,6 +5548,7 @@
               </w:rPr>
               <w:t xml:space="preserve">Empaque en contenedores ISO (20’, 40’, </w:t>
             </w:r>
+            <w:proofErr w:type="spellStart"/>
             <w:r>
               <w:rPr>
                 <w:rStyle w:val="Extranjerismo"/>
@@ -5525,6 +5556,7 @@
               </w:rPr>
               <w:t>reefer</w:t>
             </w:r>
+            <w:proofErr w:type="spellEnd"/>
             <w:r>
               <w:rPr>
                 <w:rFonts w:asciiTheme="minorHAnsi" w:hAnsiTheme="minorHAnsi" w:cs="Arial"/>
@@ -6018,6 +6050,7 @@
               </w:rPr>
               <w:t>e</w:t>
             </w:r>
+            <w:proofErr w:type="spellStart"/>
             <w:r>
               <w:rPr>
                 <w:rFonts w:asciiTheme="minorHAnsi" w:hAnsiTheme="minorHAnsi" w:cs="Arial"/>
@@ -6028,6 +6061,7 @@
               </w:rPr>
               <w:t>stirable</w:t>
             </w:r>
+            <w:proofErr w:type="spellEnd"/>
           </w:p>
         </w:tc>
         <w:tc>
@@ -6051,6 +6085,7 @@
               </w:rPr>
               <w:t xml:space="preserve">Envoltura plástica para fijar carga en </w:t>
             </w:r>
+            <w:proofErr w:type="spellStart"/>
             <w:r>
               <w:rPr>
                 <w:rStyle w:val="Extranjerismo"/>
@@ -6072,6 +6107,7 @@
               </w:rPr>
               <w:t>s</w:t>
             </w:r>
+            <w:proofErr w:type="spellEnd"/>
             <w:r>
               <w:rPr>
                 <w:rFonts w:asciiTheme="minorHAnsi" w:hAnsiTheme="minorHAnsi" w:cs="Arial"/>
@@ -6397,31 +6433,47 @@
                 <w:szCs w:val="24"/>
                 <w:lang w:val="es-CO"/>
               </w:rPr>
-              <w:t>Unidades de carga aérea (pal</w:t>
-            </w:r>
-            <w:r>
-              <w:rPr>
-                <w:rFonts w:asciiTheme="minorHAnsi" w:hAnsiTheme="minorHAnsi" w:cs="Arial"/>
-                <w:szCs w:val="24"/>
-                <w:lang w:val="es-CO"/>
+              <w:t>Unidades de carga aérea (</w:t>
+            </w:r>
+            <w:proofErr w:type="spellStart"/>
+            <w:r>
+              <w:rPr>
+                <w:rStyle w:val="Extranjerismo"/>
+              </w:rPr>
+              <w:t>pal</w:t>
+            </w:r>
+            <w:r>
+              <w:rPr>
+                <w:rStyle w:val="Extranjerismo"/>
               </w:rPr>
               <w:t>e</w:t>
             </w:r>
             <w:r>
               <w:rPr>
-                <w:rFonts w:asciiTheme="minorHAnsi" w:hAnsiTheme="minorHAnsi" w:cs="Arial"/>
-                <w:szCs w:val="24"/>
-                <w:lang w:val="es-CO"/>
+                <w:rStyle w:val="Extranjerismo"/>
               </w:rPr>
               <w:t>t</w:t>
             </w:r>
             <w:r>
               <w:rPr>
-                <w:rFonts w:asciiTheme="minorHAnsi" w:hAnsiTheme="minorHAnsi" w:cs="Arial"/>
-                <w:szCs w:val="24"/>
-                <w:lang w:val="es-CO"/>
-              </w:rPr>
-              <w:t>s o contenedores especiales para aviones).</w:t>
+                <w:rStyle w:val="Extranjerismo"/>
+              </w:rPr>
+              <w:t>s</w:t>
+            </w:r>
+            <w:proofErr w:type="spellEnd"/>
+            <w:r>
+              <w:rPr>
+                <w:rStyle w:val="Extranjerismo"/>
+              </w:rPr>
+              <w:t xml:space="preserve"> </w:t>
+            </w:r>
+            <w:r>
+              <w:rPr>
+                <w:rFonts w:asciiTheme="minorHAnsi" w:hAnsiTheme="minorHAnsi" w:cs="Arial"/>
+                <w:szCs w:val="24"/>
+                <w:lang w:val="es-CO"/>
+              </w:rPr>
+              <w:t>o contenedores especiales para aviones).</w:t>
             </w:r>
           </w:p>
         </w:tc>
@@ -6559,7 +6611,21 @@
         <w:rPr>
           <w:lang w:val="es-419" w:eastAsia="es-CO"/>
         </w:rPr>
-        <w:t>Cabe destacar que los principales métodos de unitarización de carga son la paletización y contenerización:</w:t>
+        <w:t xml:space="preserve">Cabe destacar que los principales métodos de unitarización de carga son la paletización y </w:t>
+      </w:r>
+      <w:proofErr w:type="spellStart"/>
+      <w:r>
+        <w:rPr>
+          <w:lang w:val="es-419" w:eastAsia="es-CO"/>
+        </w:rPr>
+        <w:t>contenerización</w:t>
+      </w:r>
+      <w:proofErr w:type="spellEnd"/>
+      <w:r>
+        <w:rPr>
+          <w:lang w:val="es-419" w:eastAsia="es-CO"/>
+        </w:rPr>
+        <w:t>:</w:t>
       </w:r>
     </w:p>
     <w:p>
@@ -6600,6 +6666,7 @@
           <w:lang w:val="es-419" w:eastAsia="es-CO"/>
         </w:rPr>
       </w:pPr>
+      <w:proofErr w:type="spellStart"/>
       <w:r>
         <w:rPr>
           <w:b/>
@@ -6608,6 +6675,7 @@
         </w:rPr>
         <w:t>Contenerización</w:t>
       </w:r>
+      <w:proofErr w:type="spellEnd"/>
     </w:p>
     <w:p>
       <w:pPr>
@@ -7260,6 +7328,7 @@
               </w:rPr>
               <w:t xml:space="preserve">Técnica de </w:t>
             </w:r>
+            <w:proofErr w:type="spellStart"/>
             <w:r>
               <w:rPr>
                 <w:rStyle w:val="Extranjerismo"/>
@@ -7267,6 +7336,7 @@
               </w:rPr>
               <w:t>sandwich</w:t>
             </w:r>
+            <w:proofErr w:type="spellEnd"/>
             <w:r>
               <w:rPr>
                 <w:rFonts w:asciiTheme="minorHAnsi" w:hAnsiTheme="minorHAnsi" w:cs="Arial"/>
@@ -7420,6 +7490,7 @@
                 <w:lang w:val="es-CO"/>
               </w:rPr>
             </w:pPr>
+            <w:proofErr w:type="spellStart"/>
             <w:r>
               <w:rPr>
                 <w:rStyle w:val="Extranjerismo"/>
@@ -7427,6 +7498,7 @@
               </w:rPr>
               <w:t>Slotting</w:t>
             </w:r>
+            <w:proofErr w:type="spellEnd"/>
             <w:r>
               <w:rPr>
                 <w:rFonts w:asciiTheme="minorHAnsi" w:hAnsiTheme="minorHAnsi" w:cs="Arial"/>
@@ -8073,18 +8145,37 @@
                 <w:szCs w:val="24"/>
                 <w:lang w:val="es-CO"/>
               </w:rPr>
-              <w:t>Sensores IoT: monitoreo de condiciones en tiempo real.</w:t>
-            </w:r>
-          </w:p>
-          <w:p>
-            <w:pPr>
-              <w:pStyle w:val="TextoTablas"/>
-              <w:rPr>
-                <w:rFonts w:asciiTheme="minorHAnsi" w:hAnsiTheme="minorHAnsi" w:cs="Arial"/>
-                <w:szCs w:val="24"/>
-                <w:lang w:val="es-CO"/>
-              </w:rPr>
-            </w:pPr>
+              <w:t xml:space="preserve">Sensores </w:t>
+            </w:r>
+            <w:proofErr w:type="spellStart"/>
+            <w:r>
+              <w:rPr>
+                <w:rFonts w:asciiTheme="minorHAnsi" w:hAnsiTheme="minorHAnsi" w:cs="Arial"/>
+                <w:szCs w:val="24"/>
+                <w:lang w:val="es-CO"/>
+              </w:rPr>
+              <w:t>IoT</w:t>
+            </w:r>
+            <w:proofErr w:type="spellEnd"/>
+            <w:r>
+              <w:rPr>
+                <w:rFonts w:asciiTheme="minorHAnsi" w:hAnsiTheme="minorHAnsi" w:cs="Arial"/>
+                <w:szCs w:val="24"/>
+                <w:lang w:val="es-CO"/>
+              </w:rPr>
+              <w:t>: monitoreo de condiciones en tiempo real.</w:t>
+            </w:r>
+          </w:p>
+          <w:p>
+            <w:pPr>
+              <w:pStyle w:val="TextoTablas"/>
+              <w:rPr>
+                <w:rFonts w:asciiTheme="minorHAnsi" w:hAnsiTheme="minorHAnsi" w:cs="Arial"/>
+                <w:szCs w:val="24"/>
+                <w:lang w:val="es-CO"/>
+              </w:rPr>
+            </w:pPr>
+            <w:proofErr w:type="spellStart"/>
             <w:r>
               <w:rPr>
                 <w:rStyle w:val="Extranjerismo"/>
@@ -8092,6 +8183,7 @@
               </w:rPr>
               <w:t>Blockchain</w:t>
             </w:r>
+            <w:proofErr w:type="spellEnd"/>
             <w:r>
               <w:rPr>
                 <w:rFonts w:asciiTheme="minorHAnsi" w:hAnsiTheme="minorHAnsi" w:cs="Arial"/>
@@ -8791,8 +8883,20 @@
                 <w:szCs w:val="24"/>
                 <w:lang w:val="es-CO"/>
               </w:rPr>
-              <w:t>Para carga unitarizada</w:t>
-            </w:r>
+              <w:t xml:space="preserve">Para carga </w:t>
+            </w:r>
+            <w:proofErr w:type="spellStart"/>
+            <w:r>
+              <w:rPr>
+                <w:rFonts w:asciiTheme="minorHAnsi" w:hAnsiTheme="minorHAnsi" w:cs="Arial"/>
+                <w:b/>
+                <w:bCs/>
+                <w:szCs w:val="24"/>
+                <w:lang w:val="es-CO"/>
+              </w:rPr>
+              <w:t>unitarizada</w:t>
+            </w:r>
+            <w:proofErr w:type="spellEnd"/>
           </w:p>
         </w:tc>
         <w:tc>
@@ -8872,13 +8976,23 @@
                 <w:lang w:val="es-CO"/>
               </w:rPr>
             </w:pPr>
-            <w:r>
-              <w:rPr>
-                <w:rFonts w:asciiTheme="minorHAnsi" w:hAnsiTheme="minorHAnsi" w:cs="Arial"/>
-                <w:szCs w:val="24"/>
-                <w:lang w:val="es-CO"/>
-              </w:rPr>
-              <w:t>Recogepedidos.</w:t>
+            <w:proofErr w:type="spellStart"/>
+            <w:r>
+              <w:rPr>
+                <w:rFonts w:asciiTheme="minorHAnsi" w:hAnsiTheme="minorHAnsi" w:cs="Arial"/>
+                <w:szCs w:val="24"/>
+                <w:lang w:val="es-CO"/>
+              </w:rPr>
+              <w:t>Recogepedidos</w:t>
+            </w:r>
+            <w:proofErr w:type="spellEnd"/>
+            <w:r>
+              <w:rPr>
+                <w:rFonts w:asciiTheme="minorHAnsi" w:hAnsiTheme="minorHAnsi" w:cs="Arial"/>
+                <w:szCs w:val="24"/>
+                <w:lang w:val="es-CO"/>
+              </w:rPr>
+              <w:t>.</w:t>
             </w:r>
           </w:p>
           <w:p>
@@ -9146,6 +9260,7 @@
                 <w:lang w:val="es-CO"/>
               </w:rPr>
             </w:pPr>
+            <w:proofErr w:type="spellStart"/>
             <w:r>
               <w:rPr>
                 <w:rFonts w:asciiTheme="minorHAnsi" w:hAnsiTheme="minorHAnsi" w:cs="Arial"/>
@@ -9154,6 +9269,7 @@
               </w:rPr>
               <w:t>Tractocargadores</w:t>
             </w:r>
+            <w:proofErr w:type="spellEnd"/>
             <w:r>
               <w:rPr>
                 <w:rFonts w:asciiTheme="minorHAnsi" w:hAnsiTheme="minorHAnsi" w:cs="Arial"/>
@@ -10015,7 +10131,21 @@
         <w:rPr>
           <w:lang w:val="es-419" w:eastAsia="es-CO"/>
         </w:rPr>
-        <w:t>eguridad en equipos de izaje (grúas y montacargas).</w:t>
+        <w:t xml:space="preserve">eguridad en equipos de </w:t>
+      </w:r>
+      <w:proofErr w:type="spellStart"/>
+      <w:r>
+        <w:rPr>
+          <w:lang w:val="es-419" w:eastAsia="es-CO"/>
+        </w:rPr>
+        <w:t>izaje</w:t>
+      </w:r>
+      <w:proofErr w:type="spellEnd"/>
+      <w:r>
+        <w:rPr>
+          <w:lang w:val="es-419" w:eastAsia="es-CO"/>
+        </w:rPr>
+        <w:t xml:space="preserve"> (grúas y montacargas).</w:t>
       </w:r>
     </w:p>
     <w:p>
@@ -10175,6 +10305,7 @@
           <w:lang w:val="es-419" w:eastAsia="es-CO"/>
         </w:rPr>
       </w:pPr>
+      <w:proofErr w:type="spellStart"/>
       <w:r>
         <w:rPr>
           <w:b/>
@@ -10184,6 +10315,7 @@
         <w:lastRenderedPageBreak/>
         <w:t>Mintrabajo</w:t>
       </w:r>
+      <w:proofErr w:type="spellEnd"/>
       <w:r>
         <w:rPr>
           <w:lang w:val="es-419" w:eastAsia="es-CO"/>
@@ -10596,6 +10728,7 @@
         </w:rPr>
         <w:t xml:space="preserve">Reciclaje de </w:t>
       </w:r>
+      <w:proofErr w:type="spellStart"/>
       <w:r>
         <w:rPr>
           <w:rStyle w:val="Extranjerismo"/>
@@ -10603,6 +10736,7 @@
         </w:rPr>
         <w:t>palets</w:t>
       </w:r>
+      <w:proofErr w:type="spellEnd"/>
       <w:r>
         <w:rPr>
           <w:lang w:val="es-419" w:eastAsia="es-CO"/>
@@ -11126,6 +11260,7 @@
         </w:rPr>
         <w:t xml:space="preserve">ste marcado incluye certificaciones como “CE” o “FDA </w:t>
       </w:r>
+      <w:proofErr w:type="spellStart"/>
       <w:r>
         <w:rPr>
           <w:rStyle w:val="Extranjerismo"/>
@@ -11133,6 +11268,7 @@
         </w:rPr>
         <w:t>Approved</w:t>
       </w:r>
+      <w:proofErr w:type="spellEnd"/>
       <w:r>
         <w:rPr>
           <w:lang w:val="es-419" w:eastAsia="es-CO"/>
@@ -13088,6 +13224,7 @@
           <w:lang w:val="es-419"/>
         </w:rPr>
       </w:pPr>
+      <w:proofErr w:type="spellStart"/>
       <w:r>
         <w:rPr>
           <w:rFonts w:ascii="Calibri" w:hAnsi="Calibri" w:cs="Calibri"/>
@@ -13098,6 +13235,7 @@
         </w:rPr>
         <w:t>Contenerización</w:t>
       </w:r>
+      <w:proofErr w:type="spellEnd"/>
       <w:r>
         <w:rPr>
           <w:rFonts w:ascii="Calibri" w:hAnsi="Calibri" w:cs="Calibri"/>
@@ -13220,6 +13358,7 @@
         </w:rPr>
         <w:t xml:space="preserve">técnica de unitarización que utiliza </w:t>
       </w:r>
+      <w:proofErr w:type="spellStart"/>
       <w:r>
         <w:rPr>
           <w:rStyle w:val="Extranjerismo"/>
@@ -13234,6 +13373,7 @@
         </w:rPr>
         <w:t>ets</w:t>
       </w:r>
+      <w:proofErr w:type="spellEnd"/>
       <w:r>
         <w:rPr>
           <w:rFonts w:ascii="Calibri" w:hAnsi="Calibri" w:cs="Calibri"/>
@@ -13355,6 +13495,7 @@
         </w:rPr>
         <w:t xml:space="preserve">proceso de agrupar mercancías sueltas en unidades más grandes (como </w:t>
       </w:r>
+      <w:proofErr w:type="spellStart"/>
       <w:r>
         <w:rPr>
           <w:rStyle w:val="Extranjerismo"/>
@@ -13376,6 +13517,7 @@
         </w:rPr>
         <w:t>s</w:t>
       </w:r>
+      <w:proofErr w:type="spellEnd"/>
       <w:r>
         <w:rPr>
           <w:rFonts w:ascii="Calibri" w:hAnsi="Calibri" w:cs="Calibri"/>
@@ -13951,7 +14093,29 @@
           <w:szCs w:val="28"/>
           <w:lang w:val="es-CO"/>
         </w:rPr>
-        <w:t>Carga Unitarizada: Qué es y Cómo Optimizarla en el Transporte de Mercancías</w:t>
+        <w:t xml:space="preserve">Carga </w:t>
+      </w:r>
+      <w:proofErr w:type="spellStart"/>
+      <w:r>
+        <w:rPr>
+          <w:rStyle w:val="Extranjerismo"/>
+          <w:rFonts w:asciiTheme="minorHAnsi" w:hAnsiTheme="minorHAnsi" w:cstheme="minorHAnsi"/>
+          <w:sz w:val="28"/>
+          <w:szCs w:val="28"/>
+          <w:lang w:val="es-CO"/>
+        </w:rPr>
+        <w:t>Unitarizada</w:t>
+      </w:r>
+      <w:proofErr w:type="spellEnd"/>
+      <w:r>
+        <w:rPr>
+          <w:rStyle w:val="Extranjerismo"/>
+          <w:rFonts w:asciiTheme="minorHAnsi" w:hAnsiTheme="minorHAnsi" w:cstheme="minorHAnsi"/>
+          <w:sz w:val="28"/>
+          <w:szCs w:val="28"/>
+          <w:lang w:val="es-CO"/>
+        </w:rPr>
+        <w:t>: Qué es y Cómo Optimizarla en el Transporte de Mercancías</w:t>
       </w:r>
       <w:r>
         <w:rPr>
@@ -13996,13 +14160,23 @@
           <w:lang w:val="es-CO"/>
         </w:rPr>
       </w:pPr>
+      <w:proofErr w:type="spellStart"/>
       <w:r>
         <w:rPr>
           <w:rFonts w:asciiTheme="minorHAnsi" w:hAnsiTheme="minorHAnsi" w:cstheme="minorHAnsi"/>
           <w:sz w:val="28"/>
           <w:szCs w:val="28"/>
         </w:rPr>
-        <w:t xml:space="preserve">Satrack. (2023). </w:t>
+        <w:t>Satrack</w:t>
+      </w:r>
+      <w:proofErr w:type="spellEnd"/>
+      <w:r>
+        <w:rPr>
+          <w:rFonts w:asciiTheme="minorHAnsi" w:hAnsiTheme="minorHAnsi" w:cstheme="minorHAnsi"/>
+          <w:sz w:val="28"/>
+          <w:szCs w:val="28"/>
+        </w:rPr>
+        <w:t xml:space="preserve">. (2023). </w:t>
       </w:r>
       <w:r>
         <w:rPr>
@@ -14066,6 +14240,7 @@
         </w:rPr>
         <w:t xml:space="preserve">Servicio Nacional de Aprendizaje (SENA). (2021). </w:t>
       </w:r>
+      <w:proofErr w:type="spellStart"/>
       <w:r>
         <w:rPr>
           <w:rStyle w:val="Extranjerismo"/>
@@ -14074,7 +14249,18 @@
           <w:szCs w:val="28"/>
           <w:lang w:val="es-CO"/>
         </w:rPr>
-        <w:t>Zajuna Semilla. 136200_1_virtual_1-Servicios postales y transporte de mercancías.</w:t>
+        <w:t>Zajuna</w:t>
+      </w:r>
+      <w:proofErr w:type="spellEnd"/>
+      <w:r>
+        <w:rPr>
+          <w:rStyle w:val="Extranjerismo"/>
+          <w:rFonts w:asciiTheme="minorHAnsi" w:hAnsiTheme="minorHAnsi" w:cstheme="minorHAnsi"/>
+          <w:sz w:val="28"/>
+          <w:szCs w:val="28"/>
+          <w:lang w:val="es-CO"/>
+        </w:rPr>
+        <w:t xml:space="preserve"> Semilla. 136200_1_virtual_1-Servicios postales y transporte de mercancías.</w:t>
       </w:r>
       <w:r>
         <w:rPr>
@@ -14117,13 +14303,23 @@
           <w:szCs w:val="28"/>
         </w:rPr>
       </w:pPr>
+      <w:proofErr w:type="spellStart"/>
       <w:r>
         <w:rPr>
           <w:rFonts w:asciiTheme="minorHAnsi" w:hAnsiTheme="minorHAnsi" w:cstheme="minorHAnsi"/>
           <w:sz w:val="28"/>
           <w:szCs w:val="28"/>
         </w:rPr>
-        <w:t xml:space="preserve">Simplyroute. (2022). </w:t>
+        <w:t>Simplyroute</w:t>
+      </w:r>
+      <w:proofErr w:type="spellEnd"/>
+      <w:r>
+        <w:rPr>
+          <w:rFonts w:asciiTheme="minorHAnsi" w:hAnsiTheme="minorHAnsi" w:cstheme="minorHAnsi"/>
+          <w:sz w:val="28"/>
+          <w:szCs w:val="28"/>
+        </w:rPr>
+        <w:t xml:space="preserve">. (2022). </w:t>
       </w:r>
       <w:r>
         <w:rPr>
@@ -14179,13 +14375,23 @@
           <w:szCs w:val="28"/>
         </w:rPr>
       </w:pPr>
+      <w:proofErr w:type="spellStart"/>
       <w:r>
         <w:rPr>
           <w:rFonts w:asciiTheme="minorHAnsi" w:hAnsiTheme="minorHAnsi" w:cstheme="minorHAnsi"/>
           <w:sz w:val="28"/>
           <w:szCs w:val="28"/>
         </w:rPr>
-        <w:t xml:space="preserve">Syscomer. (2014). </w:t>
+        <w:t>Syscomer</w:t>
+      </w:r>
+      <w:proofErr w:type="spellEnd"/>
+      <w:r>
+        <w:rPr>
+          <w:rFonts w:asciiTheme="minorHAnsi" w:hAnsiTheme="minorHAnsi" w:cstheme="minorHAnsi"/>
+          <w:sz w:val="28"/>
+          <w:szCs w:val="28"/>
+        </w:rPr>
+        <w:t xml:space="preserve">. (2014). </w:t>
       </w:r>
       <w:r>
         <w:rPr>
@@ -14471,12 +14677,21 @@
                 <w:szCs w:val="24"/>
               </w:rPr>
             </w:pPr>
+            <w:proofErr w:type="spellStart"/>
             <w:r>
               <w:rPr>
                 <w:rFonts w:cs="Calibri"/>
                 <w:szCs w:val="24"/>
               </w:rPr>
-              <w:t>Milady Tatiana Villamil Castellanos</w:t>
+              <w:t>Milady</w:t>
+            </w:r>
+            <w:proofErr w:type="spellEnd"/>
+            <w:r>
+              <w:rPr>
+                <w:rFonts w:cs="Calibri"/>
+                <w:szCs w:val="24"/>
+              </w:rPr>
+              <w:t xml:space="preserve"> Tatiana Villamil Castellanos</w:t>
             </w:r>
           </w:p>
         </w:tc>
@@ -14746,12 +14961,21 @@
                 <w:szCs w:val="24"/>
               </w:rPr>
             </w:pPr>
+            <w:proofErr w:type="spellStart"/>
             <w:r>
               <w:rPr>
                 <w:rFonts w:cs="Calibri"/>
                 <w:szCs w:val="24"/>
               </w:rPr>
-              <w:t>Heydy Cristina González García</w:t>
+              <w:t>Heydy</w:t>
+            </w:r>
+            <w:proofErr w:type="spellEnd"/>
+            <w:r>
+              <w:rPr>
+                <w:rFonts w:cs="Calibri"/>
+                <w:szCs w:val="24"/>
+              </w:rPr>
+              <w:t xml:space="preserve"> Cristina González García</w:t>
             </w:r>
           </w:p>
         </w:tc>
@@ -15221,7 +15445,23 @@
                 <w:rFonts w:cs="Calibri"/>
                 <w:szCs w:val="24"/>
               </w:rPr>
-              <w:t>Jonathan Adie Villafañe</w:t>
+              <w:t xml:space="preserve">Jonathan </w:t>
+            </w:r>
+            <w:proofErr w:type="spellStart"/>
+            <w:r>
+              <w:rPr>
+                <w:rFonts w:cs="Calibri"/>
+                <w:szCs w:val="24"/>
+              </w:rPr>
+              <w:t>Adie</w:t>
+            </w:r>
+            <w:proofErr w:type="spellEnd"/>
+            <w:r>
+              <w:rPr>
+                <w:rFonts w:cs="Calibri"/>
+                <w:szCs w:val="24"/>
+              </w:rPr>
+              <w:t xml:space="preserve"> Villafañe</w:t>
             </w:r>
           </w:p>
         </w:tc>
@@ -15289,8 +15529,17 @@
                 <w:rFonts w:cs="Calibri"/>
                 <w:szCs w:val="24"/>
               </w:rPr>
-              <w:t>Jairo Luis Valencia Ebratt</w:t>
-            </w:r>
+              <w:t xml:space="preserve">Jairo Luis Valencia </w:t>
+            </w:r>
+            <w:proofErr w:type="spellStart"/>
+            <w:r>
+              <w:rPr>
+                <w:rFonts w:cs="Calibri"/>
+                <w:szCs w:val="24"/>
+              </w:rPr>
+              <w:t>Ebratt</w:t>
+            </w:r>
+            <w:proofErr w:type="spellEnd"/>
           </w:p>
         </w:tc>
         <w:tc>
@@ -15519,7 +15768,7 @@
                 </wp:anchor>
               </w:drawing>
             </mc:Choice>
-            <mc:Fallback xmlns:w16sdtfl="http://schemas.microsoft.com/office/word/2024/wordml/sdtformatlock" xmlns:w16du="http://schemas.microsoft.com/office/word/2023/wordml/word16du" xmlns:oel="http://schemas.microsoft.com/office/2019/extlst">
+            <mc:Fallback xmlns:oel="http://schemas.microsoft.com/office/2019/extlst" xmlns:w16du="http://schemas.microsoft.com/office/word/2023/wordml/word16du" xmlns:w16sdtfl="http://schemas.microsoft.com/office/word/2024/wordml/sdtformatlock">
               <w:pict>
                 <v:shapetype w14:anchorId="797C42AF" id="_x0000_t202" coordsize="21600,21600" o:spt="202" path="m,l,21600r21600,l21600,xe">
                   <v:stroke joinstyle="miter"/>
@@ -22139,6 +22388,21 @@
 </file>
 
 <file path=customXml/item1.xml><?xml version="1.0" encoding="utf-8"?>
+<p:properties xmlns:p="http://schemas.microsoft.com/office/2006/metadata/properties" xmlns:xsi="http://www.w3.org/2001/XMLSchema-instance" xmlns:pc="http://schemas.microsoft.com/office/infopath/2007/PartnerControls">
+  <documentManagement>
+    <TaxCatchAll xmlns="cb45339b-ced9-4d0d-8f64-77573914d53b"/>
+    <lcf76f155ced4ddcb4097134ff3c332f xmlns="43a3ca16-9c26-4813-b83f-4aec9927b43f">
+      <Terms xmlns="http://schemas.microsoft.com/office/infopath/2007/PartnerControls"/>
+    </lcf76f155ced4ddcb4097134ff3c332f>
+  </documentManagement>
+</p:properties>
+</file>
+
+<file path=customXml/item2.xml><?xml version="1.0" encoding="utf-8"?>
+<b:Sources xmlns:b="http://schemas.openxmlformats.org/officeDocument/2006/bibliography" xmlns="http://schemas.openxmlformats.org/officeDocument/2006/bibliography" SelectedStyle="\APASixthEditionOfficeOnline.xsl" StyleName="APA" Version="6"/>
+</file>
+
+<file path=customXml/item3.xml><?xml version="1.0" encoding="utf-8"?>
 <ct:contentTypeSchema xmlns:ct="http://schemas.microsoft.com/office/2006/metadata/contentType" xmlns:ma="http://schemas.microsoft.com/office/2006/metadata/properties/metaAttributes" ct:_="" ma:_="" ma:contentTypeName="Documento" ma:contentTypeID="0x01010049282E1EDBE9234EA9E6D38F720E265F" ma:contentTypeVersion="15" ma:contentTypeDescription="Crear nuevo documento." ma:contentTypeScope="" ma:versionID="b31c7aa9eaf043a08b87120b3c4916e3">
   <xsd:schema xmlns:xsd="http://www.w3.org/2001/XMLSchema" xmlns:xs="http://www.w3.org/2001/XMLSchema" xmlns:p="http://schemas.microsoft.com/office/2006/metadata/properties" xmlns:ns2="cb45339b-ced9-4d0d-8f64-77573914d53b" xmlns:ns3="43a3ca16-9c26-4813-b83f-4aec9927b43f" targetNamespace="http://schemas.microsoft.com/office/2006/metadata/properties" ma:root="true" ma:fieldsID="3533d065b04d75c457075bc55f1f5315" ns2:_="" ns3:_="">
     <xsd:import namespace="cb45339b-ced9-4d0d-8f64-77573914d53b"/>
@@ -22373,21 +22637,6 @@
 </ct:contentTypeSchema>
 </file>
 
-<file path=customXml/item2.xml><?xml version="1.0" encoding="utf-8"?>
-<b:Sources xmlns:b="http://schemas.openxmlformats.org/officeDocument/2006/bibliography" xmlns="http://schemas.openxmlformats.org/officeDocument/2006/bibliography" SelectedStyle="\APASixthEditionOfficeOnline.xsl" StyleName="APA" Version="6"/>
-</file>
-
-<file path=customXml/item3.xml><?xml version="1.0" encoding="utf-8"?>
-<p:properties xmlns:p="http://schemas.microsoft.com/office/2006/metadata/properties" xmlns:xsi="http://www.w3.org/2001/XMLSchema-instance" xmlns:pc="http://schemas.microsoft.com/office/infopath/2007/PartnerControls">
-  <documentManagement>
-    <TaxCatchAll xmlns="cb45339b-ced9-4d0d-8f64-77573914d53b"/>
-    <lcf76f155ced4ddcb4097134ff3c332f xmlns="43a3ca16-9c26-4813-b83f-4aec9927b43f">
-      <Terms xmlns="http://schemas.microsoft.com/office/infopath/2007/PartnerControls"/>
-    </lcf76f155ced4ddcb4097134ff3c332f>
-  </documentManagement>
-</p:properties>
-</file>
-
 <file path=customXml/item4.xml><?xml version="1.0" encoding="utf-8"?>
 <?mso-contentType ?>
 <FormTemplates xmlns="http://schemas.microsoft.com/sharepoint/v3/contenttype/forms">
@@ -22398,6 +22647,25 @@
 </file>
 
 <file path=customXml/itemProps1.xml><?xml version="1.0" encoding="utf-8"?>
+<ds:datastoreItem xmlns:ds="http://schemas.openxmlformats.org/officeDocument/2006/customXml" ds:itemID="{1145D752-ACC1-45E1-AB53-0C756F67FC7F}">
+  <ds:schemaRefs>
+    <ds:schemaRef ds:uri="http://schemas.microsoft.com/office/2006/metadata/properties"/>
+    <ds:schemaRef ds:uri="http://schemas.microsoft.com/office/infopath/2007/PartnerControls"/>
+    <ds:schemaRef ds:uri="cb45339b-ced9-4d0d-8f64-77573914d53b"/>
+    <ds:schemaRef ds:uri="43a3ca16-9c26-4813-b83f-4aec9927b43f"/>
+  </ds:schemaRefs>
+</ds:datastoreItem>
+</file>
+
+<file path=customXml/itemProps2.xml><?xml version="1.0" encoding="utf-8"?>
+<ds:datastoreItem xmlns:ds="http://schemas.openxmlformats.org/officeDocument/2006/customXml" ds:itemID="{E8AB44A3-7C62-4BD2-82ED-8ABC209970FA}">
+  <ds:schemaRefs>
+    <ds:schemaRef ds:uri="http://schemas.openxmlformats.org/officeDocument/2006/bibliography"/>
+  </ds:schemaRefs>
+</ds:datastoreItem>
+</file>
+
+<file path=customXml/itemProps3.xml><?xml version="1.0" encoding="utf-8"?>
 <ds:datastoreItem xmlns:ds="http://schemas.openxmlformats.org/officeDocument/2006/customXml" ds:itemID="{DF43E046-DB0C-42D1-8C73-AE38B52F1ED7}">
   <ds:schemaRefs>
     <ds:schemaRef ds:uri="http://schemas.microsoft.com/office/2006/metadata/contentType"/>
@@ -22416,25 +22684,6 @@
 </ds:datastoreItem>
 </file>
 
-<file path=customXml/itemProps2.xml><?xml version="1.0" encoding="utf-8"?>
-<ds:datastoreItem xmlns:ds="http://schemas.openxmlformats.org/officeDocument/2006/customXml" ds:itemID="{E8AB44A3-7C62-4BD2-82ED-8ABC209970FA}">
-  <ds:schemaRefs>
-    <ds:schemaRef ds:uri="http://schemas.openxmlformats.org/officeDocument/2006/bibliography"/>
-  </ds:schemaRefs>
-</ds:datastoreItem>
-</file>
-
-<file path=customXml/itemProps3.xml><?xml version="1.0" encoding="utf-8"?>
-<ds:datastoreItem xmlns:ds="http://schemas.openxmlformats.org/officeDocument/2006/customXml" ds:itemID="{1145D752-ACC1-45E1-AB53-0C756F67FC7F}">
-  <ds:schemaRefs>
-    <ds:schemaRef ds:uri="http://schemas.microsoft.com/office/2006/metadata/properties"/>
-    <ds:schemaRef ds:uri="http://schemas.microsoft.com/office/infopath/2007/PartnerControls"/>
-    <ds:schemaRef ds:uri="cb45339b-ced9-4d0d-8f64-77573914d53b"/>
-    <ds:schemaRef ds:uri="43a3ca16-9c26-4813-b83f-4aec9927b43f"/>
-  </ds:schemaRefs>
-</ds:datastoreItem>
-</file>
-
 <file path=customXml/itemProps4.xml><?xml version="1.0" encoding="utf-8"?>
 <ds:datastoreItem xmlns:ds="http://schemas.openxmlformats.org/officeDocument/2006/customXml" ds:itemID="{81CBDEC1-3B00-44ED-AD36-0268077980BA}">
   <ds:schemaRefs>

--- a/fuentes/CFA1_84920096_DU.docx
+++ b/fuentes/CFA1_84920096_DU.docx
@@ -261,13 +261,13 @@
               </wp:anchor>
             </w:drawing>
           </mc:Choice>
-          <mc:Fallback xmlns:oel="http://schemas.microsoft.com/office/2019/extlst" xmlns:w16du="http://schemas.microsoft.com/office/word/2023/wordml/word16du" xmlns:w16sdtfl="http://schemas.microsoft.com/office/word/2024/wordml/sdtformatlock">
+          <mc:Fallback>
             <w:pict>
               <v:shapetype w14:anchorId="2E2DABF6" id="_x0000_t202" coordsize="21600,21600" o:spt="202" path="m,l,21600r21600,l21600,xe">
                 <v:stroke joinstyle="miter"/>
                 <v:path gradientshapeok="t" o:connecttype="rect"/>
               </v:shapetype>
-              <v:shape id="Cuadro de texto 2" o:spid="_x0000_s1026" type="#_x0000_t202" alt="&quot;&quot;" style="position:absolute;left:0;text-align:left;margin-left:-7.2pt;margin-top:33.5pt;width:488.95pt;height:143.25pt;z-index:251663360;visibility:visible;mso-wrap-style:square;mso-width-percent:0;mso-height-percent:0;mso-wrap-distance-left:9pt;mso-wrap-distance-top:3.6pt;mso-wrap-distance-right:9pt;mso-wrap-distance-bottom:3.6pt;mso-position-horizontal:absolute;mso-position-horizontal-relative:text;mso-position-vertical:absolute;mso-position-vertical-relative:text;mso-width-percent:0;mso-height-percent:0;mso-width-relative:margin;mso-height-relative:margin;v-text-anchor:top" o:gfxdata="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" filled="f" stroked="f">
+              <v:shape id="Cuadro de texto 2" o:spid="_x0000_s1026" type="#_x0000_t202" alt="&quot;&quot;" style="position:absolute;left:0;text-align:left;margin-left:-7.2pt;margin-top:33.5pt;width:488.95pt;height:143.25pt;z-index:251663360;visibility:visible;mso-wrap-style:square;mso-width-percent:0;mso-height-percent:0;mso-wrap-distance-left:9pt;mso-wrap-distance-top:3.6pt;mso-wrap-distance-right:9pt;mso-wrap-distance-bottom:3.6pt;mso-position-horizontal:absolute;mso-position-horizontal-relative:text;mso-position-vertical:absolute;mso-position-vertical-relative:text;mso-width-percent:0;mso-height-percent:0;mso-width-relative:margin;mso-height-relative:margin;v-text-anchor:top" o:gfxdata="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" filled="f" stroked="f">
                 <v:textbox>
                   <w:txbxContent>
                     <w:p>
@@ -469,7 +469,6 @@
         <w:rPr>
           <w:rFonts w:eastAsiaTheme="minorHAnsi" w:cstheme="minorBidi"/>
           <w:b w:val="0"/>
-          <w:color w:val="auto"/>
           <w:kern w:val="2"/>
           <w:sz w:val="28"/>
           <w:szCs w:val="22"/>
@@ -12895,10 +12894,10 @@
           <w:lang w:val="es-419" w:eastAsia="es-CO"/>
         </w:rPr>
         <w:drawing>
-          <wp:inline distT="0" distB="0" distL="0" distR="0" wp14:anchorId="36534591" wp14:editId="5FCA31D9">
+          <wp:inline distT="0" distB="0" distL="0" distR="0" wp14:anchorId="0059EA78" wp14:editId="077EF1ED">
             <wp:extent cx="6332220" cy="3223260"/>
             <wp:effectExtent l="0" t="0" r="0" b="0"/>
-            <wp:docPr id="17" name="Gráfico 17" descr="En la síntesis del componente formativo &quot;Disposición y logística de la carga&quot; ofrece una visión general de la carga, su clasificación y ubicación. Incluye todo lo referente a la manipulación de la carga, así como la marcación y rotulado de estas.&#10;Carga incluye:&#10;Concepto&#10;Naturaleza&#10;Características&#10;Tipos&#10;Ubicación&#10;Método ABC&#10;Métodos de unitarización&#10;Manipulación de carga incluye:&#10;Concepto&#10;Técnicas&#10;Equipos&#10;Normativa&#10;Buenas prácticas&#10;Marcado y rotulado incluye:&#10;Concepto&#10;Tipos &#10;Características&#10;Normativa&#10;Procedimientos&#10;&#10;"/>
+            <wp:docPr id="4" name="Gráfico 4" descr="En la síntesis del componente formativo &quot;Disposición y logística de la carga&quot; ofrece una visión general de la carga, su clasificación y ubicación. Incluye todo lo referente a la manipulación de la carga, así como la marcación y rotulado de estas.&#10;Carga incluye:&#10;Concepto&#10;Naturaleza&#10;Características&#10;Tipos&#10;Ubicación&#10;Método ABC&#10;Métodos de unitarización&#10;Manipulación de carga incluye:&#10;Concepto&#10;Técnicas&#10;Equipos&#10;Normativa&#10;Buenas prácticas&#10;Marcado y rotulado incluye:&#10;Concepto&#10;Tipos &#10;Características&#10;Normativa&#10;Procedimientos&#10;&#10;"/>
             <wp:cNvGraphicFramePr>
               <a:graphicFrameLocks xmlns:a="http://schemas.openxmlformats.org/drawingml/2006/main" noChangeAspect="1"/>
             </wp:cNvGraphicFramePr>
@@ -12906,7 +12905,7 @@
               <a:graphicData uri="http://schemas.openxmlformats.org/drawingml/2006/picture">
                 <pic:pic xmlns:pic="http://schemas.openxmlformats.org/drawingml/2006/picture">
                   <pic:nvPicPr>
-                    <pic:cNvPr id="17" name="Gráfico 17" descr="En la síntesis del componente formativo &quot;Disposición y logística de la carga&quot; ofrece una visión general de la carga, su clasificación y ubicación. Incluye todo lo referente a la manipulación de la carga, así como la marcación y rotulado de estas.&#10;Carga incluye:&#10;Concepto&#10;Naturaleza&#10;Características&#10;Tipos&#10;Ubicación&#10;Método ABC&#10;Métodos de unitarización&#10;Manipulación de carga incluye:&#10;Concepto&#10;Técnicas&#10;Equipos&#10;Normativa&#10;Buenas prácticas&#10;Marcado y rotulado incluye:&#10;Concepto&#10;Tipos &#10;Características&#10;Normativa&#10;Procedimientos&#10;&#10;"/>
+                    <pic:cNvPr id="4" name="Gráfico 4" descr="En la síntesis del componente formativo &quot;Disposición y logística de la carga&quot; ofrece una visión general de la carga, su clasificación y ubicación. Incluye todo lo referente a la manipulación de la carga, así como la marcación y rotulado de estas.&#10;Carga incluye:&#10;Concepto&#10;Naturaleza&#10;Características&#10;Tipos&#10;Ubicación&#10;Método ABC&#10;Métodos de unitarización&#10;Manipulación de carga incluye:&#10;Concepto&#10;Técnicas&#10;Equipos&#10;Normativa&#10;Buenas prácticas&#10;Marcado y rotulado incluye:&#10;Concepto&#10;Tipos &#10;Características&#10;Normativa&#10;Procedimientos&#10;&#10;"/>
                     <pic:cNvPicPr/>
                   </pic:nvPicPr>
                   <pic:blipFill>
@@ -12939,6 +12938,14 @@
           </wp:inline>
         </w:drawing>
       </w:r>
+    </w:p>
+    <w:p>
+      <w:pPr>
+        <w:ind w:firstLine="0"/>
+        <w:rPr>
+          <w:lang w:val="es-419" w:eastAsia="es-CO"/>
+        </w:rPr>
+      </w:pPr>
     </w:p>
     <w:p>
       <w:pPr>
@@ -15768,13 +15775,13 @@
                 </wp:anchor>
               </w:drawing>
             </mc:Choice>
-            <mc:Fallback xmlns:oel="http://schemas.microsoft.com/office/2019/extlst" xmlns:w16du="http://schemas.microsoft.com/office/word/2023/wordml/word16du" xmlns:w16sdtfl="http://schemas.microsoft.com/office/word/2024/wordml/sdtformatlock">
+            <mc:Fallback>
               <w:pict>
                 <v:shapetype w14:anchorId="797C42AF" id="_x0000_t202" coordsize="21600,21600" o:spt="202" path="m,l,21600r21600,l21600,xe">
                   <v:stroke joinstyle="miter"/>
                   <v:path gradientshapeok="t" o:connecttype="rect"/>
                 </v:shapetype>
-                <v:shape id="_x0000_s1027" type="#_x0000_t202" alt="&quot;&quot;" style="position:absolute;left:0;text-align:left;margin-left:16.1pt;margin-top:.65pt;width:455.15pt;height:41.4pt;z-index:251661312;visibility:visible;mso-wrap-style:square;mso-width-percent:0;mso-height-percent:0;mso-wrap-distance-left:9pt;mso-wrap-distance-top:3.6pt;mso-wrap-distance-right:9pt;mso-wrap-distance-bottom:3.6pt;mso-position-horizontal:absolute;mso-position-horizontal-relative:text;mso-position-vertical:absolute;mso-position-vertical-relative:text;mso-width-percent:0;mso-height-percent:0;mso-width-relative:margin;mso-height-relative:margin;v-text-anchor:top" o:gfxdata="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" stroked="f">
+                <v:shape id="_x0000_s1027" type="#_x0000_t202" alt="&quot;&quot;" style="position:absolute;left:0;text-align:left;margin-left:16.1pt;margin-top:.65pt;width:455.15pt;height:41.4pt;z-index:251661312;visibility:visible;mso-wrap-style:square;mso-width-percent:0;mso-height-percent:0;mso-wrap-distance-left:9pt;mso-wrap-distance-top:3.6pt;mso-wrap-distance-right:9pt;mso-wrap-distance-bottom:3.6pt;mso-position-horizontal:absolute;mso-position-horizontal-relative:text;mso-position-vertical:absolute;mso-position-vertical-relative:text;mso-width-percent:0;mso-height-percent:0;mso-width-relative:margin;mso-height-relative:margin;v-text-anchor:top" o:gfxdata="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" stroked="f">
                   <v:textbox>
                     <w:txbxContent>
                       <w:p>
@@ -19408,7 +19415,7 @@
   <w:abstractNum w:abstractNumId="32" w15:restartNumberingAfterBreak="0">
     <w:nsid w:val="59BF5078"/>
     <w:multiLevelType w:val="multilevel"/>
-    <w:tmpl w:val="78340210"/>
+    <w:tmpl w:val="5F98D004"/>
     <w:lvl w:ilvl="0">
       <w:start w:val="1"/>
       <w:numFmt w:val="decimal"/>
@@ -21210,7 +21217,7 @@
     <w:autoRedefine/>
     <w:uiPriority w:val="9"/>
     <w:qFormat/>
-    <w:rsid w:val="007C71AE"/>
+    <w:rsid w:val="008E684D"/>
     <w:pPr>
       <w:numPr>
         <w:numId w:val="5"/>
@@ -21222,7 +21229,6 @@
     <w:rPr>
       <w:rFonts w:asciiTheme="minorHAnsi" w:eastAsia="Times New Roman" w:hAnsiTheme="minorHAnsi" w:cstheme="minorHAnsi"/>
       <w:b/>
-      <w:color w:val="12263F"/>
       <w:kern w:val="0"/>
       <w:sz w:val="36"/>
       <w:szCs w:val="36"/>
@@ -21384,11 +21390,10 @@
     <w:basedOn w:val="Fuentedeprrafopredeter"/>
     <w:link w:val="Ttulo1"/>
     <w:uiPriority w:val="9"/>
-    <w:rsid w:val="007C71AE"/>
+    <w:rsid w:val="008E684D"/>
     <w:rPr>
       <w:rFonts w:eastAsia="Times New Roman" w:cstheme="minorHAnsi"/>
       <w:b/>
-      <w:color w:val="12263F"/>
       <w:spacing w:val="-10"/>
       <w:kern w:val="0"/>
       <w:sz w:val="36"/>
@@ -22388,21 +22393,6 @@
 </file>
 
 <file path=customXml/item1.xml><?xml version="1.0" encoding="utf-8"?>
-<p:properties xmlns:p="http://schemas.microsoft.com/office/2006/metadata/properties" xmlns:xsi="http://www.w3.org/2001/XMLSchema-instance" xmlns:pc="http://schemas.microsoft.com/office/infopath/2007/PartnerControls">
-  <documentManagement>
-    <TaxCatchAll xmlns="cb45339b-ced9-4d0d-8f64-77573914d53b"/>
-    <lcf76f155ced4ddcb4097134ff3c332f xmlns="43a3ca16-9c26-4813-b83f-4aec9927b43f">
-      <Terms xmlns="http://schemas.microsoft.com/office/infopath/2007/PartnerControls"/>
-    </lcf76f155ced4ddcb4097134ff3c332f>
-  </documentManagement>
-</p:properties>
-</file>
-
-<file path=customXml/item2.xml><?xml version="1.0" encoding="utf-8"?>
-<b:Sources xmlns:b="http://schemas.openxmlformats.org/officeDocument/2006/bibliography" xmlns="http://schemas.openxmlformats.org/officeDocument/2006/bibliography" SelectedStyle="\APASixthEditionOfficeOnline.xsl" StyleName="APA" Version="6"/>
-</file>
-
-<file path=customXml/item3.xml><?xml version="1.0" encoding="utf-8"?>
 <ct:contentTypeSchema xmlns:ct="http://schemas.microsoft.com/office/2006/metadata/contentType" xmlns:ma="http://schemas.microsoft.com/office/2006/metadata/properties/metaAttributes" ct:_="" ma:_="" ma:contentTypeName="Documento" ma:contentTypeID="0x01010049282E1EDBE9234EA9E6D38F720E265F" ma:contentTypeVersion="15" ma:contentTypeDescription="Crear nuevo documento." ma:contentTypeScope="" ma:versionID="b31c7aa9eaf043a08b87120b3c4916e3">
   <xsd:schema xmlns:xsd="http://www.w3.org/2001/XMLSchema" xmlns:xs="http://www.w3.org/2001/XMLSchema" xmlns:p="http://schemas.microsoft.com/office/2006/metadata/properties" xmlns:ns2="cb45339b-ced9-4d0d-8f64-77573914d53b" xmlns:ns3="43a3ca16-9c26-4813-b83f-4aec9927b43f" targetNamespace="http://schemas.microsoft.com/office/2006/metadata/properties" ma:root="true" ma:fieldsID="3533d065b04d75c457075bc55f1f5315" ns2:_="" ns3:_="">
     <xsd:import namespace="cb45339b-ced9-4d0d-8f64-77573914d53b"/>
@@ -22637,7 +22627,7 @@
 </ct:contentTypeSchema>
 </file>
 
-<file path=customXml/item4.xml><?xml version="1.0" encoding="utf-8"?>
+<file path=customXml/item2.xml><?xml version="1.0" encoding="utf-8"?>
 <?mso-contentType ?>
 <FormTemplates xmlns="http://schemas.microsoft.com/sharepoint/v3/contenttype/forms">
   <Display>DocumentLibraryForm</Display>
@@ -22646,26 +22636,22 @@
 </FormTemplates>
 </file>
 
-<file path=customXml/itemProps1.xml><?xml version="1.0" encoding="utf-8"?>
-<ds:datastoreItem xmlns:ds="http://schemas.openxmlformats.org/officeDocument/2006/customXml" ds:itemID="{1145D752-ACC1-45E1-AB53-0C756F67FC7F}">
-  <ds:schemaRefs>
-    <ds:schemaRef ds:uri="http://schemas.microsoft.com/office/2006/metadata/properties"/>
-    <ds:schemaRef ds:uri="http://schemas.microsoft.com/office/infopath/2007/PartnerControls"/>
-    <ds:schemaRef ds:uri="cb45339b-ced9-4d0d-8f64-77573914d53b"/>
-    <ds:schemaRef ds:uri="43a3ca16-9c26-4813-b83f-4aec9927b43f"/>
-  </ds:schemaRefs>
-</ds:datastoreItem>
+<file path=customXml/item3.xml><?xml version="1.0" encoding="utf-8"?>
+<p:properties xmlns:p="http://schemas.microsoft.com/office/2006/metadata/properties" xmlns:xsi="http://www.w3.org/2001/XMLSchema-instance" xmlns:pc="http://schemas.microsoft.com/office/infopath/2007/PartnerControls">
+  <documentManagement>
+    <TaxCatchAll xmlns="cb45339b-ced9-4d0d-8f64-77573914d53b"/>
+    <lcf76f155ced4ddcb4097134ff3c332f xmlns="43a3ca16-9c26-4813-b83f-4aec9927b43f">
+      <Terms xmlns="http://schemas.microsoft.com/office/infopath/2007/PartnerControls"/>
+    </lcf76f155ced4ddcb4097134ff3c332f>
+  </documentManagement>
+</p:properties>
 </file>
 
-<file path=customXml/itemProps2.xml><?xml version="1.0" encoding="utf-8"?>
-<ds:datastoreItem xmlns:ds="http://schemas.openxmlformats.org/officeDocument/2006/customXml" ds:itemID="{E8AB44A3-7C62-4BD2-82ED-8ABC209970FA}">
-  <ds:schemaRefs>
-    <ds:schemaRef ds:uri="http://schemas.openxmlformats.org/officeDocument/2006/bibliography"/>
-  </ds:schemaRefs>
-</ds:datastoreItem>
+<file path=customXml/item4.xml><?xml version="1.0" encoding="utf-8"?>
+<b:Sources xmlns:b="http://schemas.openxmlformats.org/officeDocument/2006/bibliography" xmlns="http://schemas.openxmlformats.org/officeDocument/2006/bibliography" SelectedStyle="\APASixthEditionOfficeOnline.xsl" StyleName="APA" Version="6"/>
 </file>
 
-<file path=customXml/itemProps3.xml><?xml version="1.0" encoding="utf-8"?>
+<file path=customXml/itemProps1.xml><?xml version="1.0" encoding="utf-8"?>
 <ds:datastoreItem xmlns:ds="http://schemas.openxmlformats.org/officeDocument/2006/customXml" ds:itemID="{DF43E046-DB0C-42D1-8C73-AE38B52F1ED7}">
   <ds:schemaRefs>
     <ds:schemaRef ds:uri="http://schemas.microsoft.com/office/2006/metadata/contentType"/>
@@ -22684,10 +22670,29 @@
 </ds:datastoreItem>
 </file>
 
-<file path=customXml/itemProps4.xml><?xml version="1.0" encoding="utf-8"?>
+<file path=customXml/itemProps2.xml><?xml version="1.0" encoding="utf-8"?>
 <ds:datastoreItem xmlns:ds="http://schemas.openxmlformats.org/officeDocument/2006/customXml" ds:itemID="{81CBDEC1-3B00-44ED-AD36-0268077980BA}">
   <ds:schemaRefs>
     <ds:schemaRef ds:uri="http://schemas.microsoft.com/sharepoint/v3/contenttype/forms"/>
   </ds:schemaRefs>
 </ds:datastoreItem>
+</file>
+
+<file path=customXml/itemProps3.xml><?xml version="1.0" encoding="utf-8"?>
+<ds:datastoreItem xmlns:ds="http://schemas.openxmlformats.org/officeDocument/2006/customXml" ds:itemID="{1145D752-ACC1-45E1-AB53-0C756F67FC7F}">
+  <ds:schemaRefs>
+    <ds:schemaRef ds:uri="http://schemas.microsoft.com/office/2006/metadata/properties"/>
+    <ds:schemaRef ds:uri="http://schemas.microsoft.com/office/infopath/2007/PartnerControls"/>
+    <ds:schemaRef ds:uri="cb45339b-ced9-4d0d-8f64-77573914d53b"/>
+    <ds:schemaRef ds:uri="43a3ca16-9c26-4813-b83f-4aec9927b43f"/>
+  </ds:schemaRefs>
+</ds:datastoreItem>
+</file>
+
+<file path=customXml/itemProps4.xml><?xml version="1.0" encoding="utf-8"?>
+<ds:datastoreItem xmlns:ds="http://schemas.openxmlformats.org/officeDocument/2006/customXml" ds:itemID="{E8AB44A3-7C62-4BD2-82ED-8ABC209970FA}">
+  <ds:schemaRefs>
+    <ds:schemaRef ds:uri="http://schemas.openxmlformats.org/officeDocument/2006/bibliography"/>
+  </ds:schemaRefs>
+</ds:datastoreItem>
 </file>